--- a/Parcial Practico Segundo Corte - Johan Calderon.docx
+++ b/Parcial Practico Segundo Corte - Johan Calderon.docx
@@ -953,7 +953,7 @@
                                         <w:szCs w:val="40"/>
                                         <w:lang w:val="es-ES"/>
                                       </w:rPr>
-                                      <w:t>3</w:t>
+                                      <w:t>7</w:t>
                                     </w:r>
                                     <w:r>
                                       <w:rPr>
@@ -1062,7 +1062,7 @@
                                   <w:szCs w:val="40"/>
                                   <w:lang w:val="es-ES"/>
                                 </w:rPr>
-                                <w:t>3</w:t>
+                                <w:t>7</w:t>
                               </w:r>
                               <w:r>
                                 <w:rPr>
@@ -1267,7 +1267,7 @@
         </w:p>
       </w:sdtContent>
     </w:sdt>
-    <w:bookmarkStart w:id="0" w:name="_Toc227851389" w:displacedByCustomXml="next"/>
+    <w:bookmarkStart w:id="0" w:name="_Toc228201734" w:displacedByCustomXml="next"/>
     <w:sdt>
       <w:sdtPr>
         <w:rPr>
@@ -1325,7 +1325,7 @@
           <w:r>
             <w:fldChar w:fldCharType="separate"/>
           </w:r>
-          <w:hyperlink w:anchor="_Toc227851389" w:history="1">
+          <w:hyperlink w:anchor="_Toc228201734" w:history="1">
             <w:r>
               <w:rPr>
                 <w:rStyle w:val="Hipervnculo"/>
@@ -1370,7 +1370,7 @@
                 <w:noProof/>
                 <w:webHidden/>
               </w:rPr>
-              <w:instrText xml:space="preserve"> PAGEREF _Toc227851389 \h </w:instrText>
+              <w:instrText xml:space="preserve"> PAGEREF _Toc228201734 \h </w:instrText>
             </w:r>
             <w:r>
               <w:rPr>
@@ -1411,7 +1411,7 @@
               <w:szCs w:val="22"/>
             </w:rPr>
           </w:pPr>
-          <w:hyperlink w:anchor="_Toc227851390" w:history="1">
+          <w:hyperlink w:anchor="_Toc228201735" w:history="1">
             <w:r>
               <w:rPr>
                 <w:rStyle w:val="Hipervnculo"/>
@@ -1454,7 +1454,7 @@
                 <w:noProof/>
                 <w:webHidden/>
               </w:rPr>
-              <w:instrText xml:space="preserve"> PAGEREF _Toc227851390 \h </w:instrText>
+              <w:instrText xml:space="preserve"> PAGEREF _Toc228201735 \h </w:instrText>
             </w:r>
             <w:r>
               <w:rPr>
@@ -1495,7 +1495,7 @@
               <w:szCs w:val="22"/>
             </w:rPr>
           </w:pPr>
-          <w:hyperlink w:anchor="_Toc227851391" w:history="1">
+          <w:hyperlink w:anchor="_Toc228201736" w:history="1">
             <w:r>
               <w:rPr>
                 <w:rStyle w:val="Hipervnculo"/>
@@ -1538,7 +1538,7 @@
                 <w:noProof/>
                 <w:webHidden/>
               </w:rPr>
-              <w:instrText xml:space="preserve"> PAGEREF _Toc227851391 \h </w:instrText>
+              <w:instrText xml:space="preserve"> PAGEREF _Toc228201736 \h </w:instrText>
             </w:r>
             <w:r>
               <w:rPr>
@@ -1583,7 +1583,7 @@
               <w:szCs w:val="22"/>
             </w:rPr>
           </w:pPr>
-          <w:hyperlink w:anchor="_Toc227851392" w:history="1">
+          <w:hyperlink w:anchor="_Toc228201737" w:history="1">
             <w:r>
               <w:rPr>
                 <w:rStyle w:val="Hipervnculo"/>
@@ -1627,7 +1627,7 @@
                 <w:noProof/>
                 <w:webHidden/>
               </w:rPr>
-              <w:instrText xml:space="preserve"> PAGEREF _Toc227851392 \h </w:instrText>
+              <w:instrText xml:space="preserve"> PAGEREF _Toc228201737 \h </w:instrText>
             </w:r>
             <w:r>
               <w:rPr>
@@ -1672,7 +1672,7 @@
               <w:szCs w:val="22"/>
             </w:rPr>
           </w:pPr>
-          <w:hyperlink w:anchor="_Toc227851393" w:history="1">
+          <w:hyperlink w:anchor="_Toc228201738" w:history="1">
             <w:r>
               <w:rPr>
                 <w:rStyle w:val="Hipervnculo"/>
@@ -1715,7 +1715,7 @@
                 <w:noProof/>
                 <w:webHidden/>
               </w:rPr>
-              <w:instrText xml:space="preserve"> PAGEREF _Toc227851393 \h </w:instrText>
+              <w:instrText xml:space="preserve"> PAGEREF _Toc228201738 \h </w:instrText>
             </w:r>
             <w:r>
               <w:rPr>
@@ -1760,7 +1760,7 @@
               <w:szCs w:val="22"/>
             </w:rPr>
           </w:pPr>
-          <w:hyperlink w:anchor="_Toc227851394" w:history="1">
+          <w:hyperlink w:anchor="_Toc228201739" w:history="1">
             <w:r>
               <w:rPr>
                 <w:rStyle w:val="Hipervnculo"/>
@@ -1803,7 +1803,7 @@
                 <w:noProof/>
                 <w:webHidden/>
               </w:rPr>
-              <w:instrText xml:space="preserve"> PAGEREF _Toc227851394 \h </w:instrText>
+              <w:instrText xml:space="preserve"> PAGEREF _Toc228201739 \h </w:instrText>
             </w:r>
             <w:r>
               <w:rPr>
@@ -1848,7 +1848,7 @@
               <w:szCs w:val="22"/>
             </w:rPr>
           </w:pPr>
-          <w:hyperlink w:anchor="_Toc227851395" w:history="1">
+          <w:hyperlink w:anchor="_Toc228201740" w:history="1">
             <w:r>
               <w:rPr>
                 <w:rStyle w:val="Hipervnculo"/>
@@ -1896,7 +1896,7 @@
                 <w:noProof/>
                 <w:webHidden/>
               </w:rPr>
-              <w:instrText xml:space="preserve"> PAGEREF _Toc227851395 \h </w:instrText>
+              <w:instrText xml:space="preserve"> PAGEREF _Toc228201740 \h </w:instrText>
             </w:r>
             <w:r>
               <w:rPr>
@@ -1941,7 +1941,7 @@
               <w:szCs w:val="22"/>
             </w:rPr>
           </w:pPr>
-          <w:hyperlink w:anchor="_Toc227851396" w:history="1">
+          <w:hyperlink w:anchor="_Toc228201741" w:history="1">
             <w:r>
               <w:rPr>
                 <w:rStyle w:val="Hipervnculo"/>
@@ -1989,7 +1989,7 @@
                 <w:noProof/>
                 <w:webHidden/>
               </w:rPr>
-              <w:instrText xml:space="preserve"> PAGEREF _Toc227851396 \h </w:instrText>
+              <w:instrText xml:space="preserve"> PAGEREF _Toc228201741 \h </w:instrText>
             </w:r>
             <w:r>
               <w:rPr>
@@ -2030,7 +2030,7 @@
               <w:szCs w:val="22"/>
             </w:rPr>
           </w:pPr>
-          <w:hyperlink w:anchor="_Toc227851397" w:history="1">
+          <w:hyperlink w:anchor="_Toc228201742" w:history="1">
             <w:r>
               <w:rPr>
                 <w:rStyle w:val="Hipervnculo"/>
@@ -2073,7 +2073,7 @@
                 <w:noProof/>
                 <w:webHidden/>
               </w:rPr>
-              <w:instrText xml:space="preserve"> PAGEREF _Toc227851397 \h </w:instrText>
+              <w:instrText xml:space="preserve"> PAGEREF _Toc228201742 \h </w:instrText>
             </w:r>
             <w:r>
               <w:rPr>
@@ -2114,7 +2114,7 @@
               <w:szCs w:val="22"/>
             </w:rPr>
           </w:pPr>
-          <w:hyperlink w:anchor="_Toc227851398" w:history="1">
+          <w:hyperlink w:anchor="_Toc228201743" w:history="1">
             <w:r>
               <w:rPr>
                 <w:rStyle w:val="Hipervnculo"/>
@@ -2157,7 +2157,7 @@
                 <w:noProof/>
                 <w:webHidden/>
               </w:rPr>
-              <w:instrText xml:space="preserve"> PAGEREF _Toc227851398 \h </w:instrText>
+              <w:instrText xml:space="preserve"> PAGEREF _Toc228201743 \h </w:instrText>
             </w:r>
             <w:r>
               <w:rPr>
@@ -2198,7 +2198,7 @@
               <w:szCs w:val="22"/>
             </w:rPr>
           </w:pPr>
-          <w:hyperlink w:anchor="_Toc227851399" w:history="1">
+          <w:hyperlink w:anchor="_Toc228201744" w:history="1">
             <w:r>
               <w:rPr>
                 <w:rStyle w:val="Hipervnculo"/>
@@ -2241,7 +2241,7 @@
                 <w:noProof/>
                 <w:webHidden/>
               </w:rPr>
-              <w:instrText xml:space="preserve"> PAGEREF _Toc227851399 \h </w:instrText>
+              <w:instrText xml:space="preserve"> PAGEREF _Toc228201744 \h </w:instrText>
             </w:r>
             <w:r>
               <w:rPr>
@@ -2282,7 +2282,7 @@
               <w:szCs w:val="22"/>
             </w:rPr>
           </w:pPr>
-          <w:hyperlink w:anchor="_Toc227851400" w:history="1">
+          <w:hyperlink w:anchor="_Toc228201745" w:history="1">
             <w:r>
               <w:rPr>
                 <w:rStyle w:val="Hipervnculo"/>
@@ -2325,7 +2325,7 @@
                 <w:noProof/>
                 <w:webHidden/>
               </w:rPr>
-              <w:instrText xml:space="preserve"> PAGEREF _Toc227851400 \h </w:instrText>
+              <w:instrText xml:space="preserve"> PAGEREF _Toc228201745 \h </w:instrText>
             </w:r>
             <w:r>
               <w:rPr>
@@ -2370,7 +2370,7 @@
               <w:szCs w:val="22"/>
             </w:rPr>
           </w:pPr>
-          <w:hyperlink w:anchor="_Toc227851401" w:history="1">
+          <w:hyperlink w:anchor="_Toc228201746" w:history="1">
             <w:r>
               <w:rPr>
                 <w:rStyle w:val="Hipervnculo"/>
@@ -2418,7 +2418,7 @@
                 <w:noProof/>
                 <w:webHidden/>
               </w:rPr>
-              <w:instrText xml:space="preserve"> PAGEREF _Toc227851401 \h </w:instrText>
+              <w:instrText xml:space="preserve"> PAGEREF _Toc228201746 \h </w:instrText>
             </w:r>
             <w:r>
               <w:rPr>
@@ -2459,7 +2459,7 @@
               <w:szCs w:val="22"/>
             </w:rPr>
           </w:pPr>
-          <w:hyperlink w:anchor="_Toc227851402" w:history="1">
+          <w:hyperlink w:anchor="_Toc228201747" w:history="1">
             <w:r>
               <w:rPr>
                 <w:rStyle w:val="Hipervnculo"/>
@@ -2503,7 +2503,7 @@
                 <w:noProof/>
                 <w:webHidden/>
               </w:rPr>
-              <w:instrText xml:space="preserve"> PAGEREF _Toc227851402 \h </w:instrText>
+              <w:instrText xml:space="preserve"> PAGEREF _Toc228201747 \h </w:instrText>
             </w:r>
             <w:r>
               <w:rPr>
@@ -2544,7 +2544,7 @@
               <w:szCs w:val="22"/>
             </w:rPr>
           </w:pPr>
-          <w:hyperlink w:anchor="_Toc227851403" w:history="1">
+          <w:hyperlink w:anchor="_Toc228201748" w:history="1">
             <w:r>
               <w:rPr>
                 <w:rStyle w:val="Hipervnculo"/>
@@ -2588,7 +2588,7 @@
                 <w:noProof/>
                 <w:webHidden/>
               </w:rPr>
-              <w:instrText xml:space="preserve"> PAGEREF _Toc227851403 \h </w:instrText>
+              <w:instrText xml:space="preserve"> PAGEREF _Toc228201748 \h </w:instrText>
             </w:r>
             <w:r>
               <w:rPr>
@@ -2629,7 +2629,7 @@
               <w:szCs w:val="22"/>
             </w:rPr>
           </w:pPr>
-          <w:hyperlink w:anchor="_Toc227851404" w:history="1">
+          <w:hyperlink w:anchor="_Toc228201749" w:history="1">
             <w:r>
               <w:rPr>
                 <w:rStyle w:val="Hipervnculo"/>
@@ -2673,7 +2673,7 @@
                 <w:noProof/>
                 <w:webHidden/>
               </w:rPr>
-              <w:instrText xml:space="preserve"> PAGEREF _Toc227851404 \h </w:instrText>
+              <w:instrText xml:space="preserve"> PAGEREF _Toc228201749 \h </w:instrText>
             </w:r>
             <w:r>
               <w:rPr>
@@ -2714,7 +2714,7 @@
               <w:szCs w:val="22"/>
             </w:rPr>
           </w:pPr>
-          <w:hyperlink w:anchor="_Toc227851405" w:history="1">
+          <w:hyperlink w:anchor="_Toc228201750" w:history="1">
             <w:r>
               <w:rPr>
                 <w:rStyle w:val="Hipervnculo"/>
@@ -2757,7 +2757,7 @@
                 <w:noProof/>
                 <w:webHidden/>
               </w:rPr>
-              <w:instrText xml:space="preserve"> PAGEREF _Toc227851405 \h </w:instrText>
+              <w:instrText xml:space="preserve"> PAGEREF _Toc228201750 \h </w:instrText>
             </w:r>
             <w:r>
               <w:rPr>
@@ -2798,7 +2798,7 @@
               <w:szCs w:val="22"/>
             </w:rPr>
           </w:pPr>
-          <w:hyperlink w:anchor="_Toc227851406" w:history="1">
+          <w:hyperlink w:anchor="_Toc228201751" w:history="1">
             <w:r>
               <w:rPr>
                 <w:rStyle w:val="Hipervnculo"/>
@@ -2841,7 +2841,7 @@
                 <w:noProof/>
                 <w:webHidden/>
               </w:rPr>
-              <w:instrText xml:space="preserve"> PAGEREF _Toc227851406 \h </w:instrText>
+              <w:instrText xml:space="preserve"> PAGEREF _Toc228201751 \h </w:instrText>
             </w:r>
             <w:r>
               <w:rPr>
@@ -2882,7 +2882,7 @@
               <w:szCs w:val="22"/>
             </w:rPr>
           </w:pPr>
-          <w:hyperlink w:anchor="_Toc227851407" w:history="1">
+          <w:hyperlink w:anchor="_Toc228201752" w:history="1">
             <w:r>
               <w:rPr>
                 <w:rStyle w:val="Hipervnculo"/>
@@ -2926,7 +2926,7 @@
                 <w:noProof/>
                 <w:webHidden/>
               </w:rPr>
-              <w:instrText xml:space="preserve"> PAGEREF _Toc227851407 \h </w:instrText>
+              <w:instrText xml:space="preserve"> PAGEREF _Toc228201752 \h </w:instrText>
             </w:r>
             <w:r>
               <w:rPr>
@@ -2967,7 +2967,7 @@
               <w:szCs w:val="22"/>
             </w:rPr>
           </w:pPr>
-          <w:hyperlink w:anchor="_Toc227851408" w:history="1">
+          <w:hyperlink w:anchor="_Toc228201753" w:history="1">
             <w:r>
               <w:rPr>
                 <w:rStyle w:val="Hipervnculo"/>
@@ -3011,7 +3011,7 @@
                 <w:noProof/>
                 <w:webHidden/>
               </w:rPr>
-              <w:instrText xml:space="preserve"> PAGEREF _Toc227851408 \h </w:instrText>
+              <w:instrText xml:space="preserve"> PAGEREF _Toc228201753 \h </w:instrText>
             </w:r>
             <w:r>
               <w:rPr>
@@ -3052,7 +3052,7 @@
               <w:szCs w:val="22"/>
             </w:rPr>
           </w:pPr>
-          <w:hyperlink w:anchor="_Toc227851409" w:history="1">
+          <w:hyperlink w:anchor="_Toc228201754" w:history="1">
             <w:r>
               <w:rPr>
                 <w:rStyle w:val="Hipervnculo"/>
@@ -3096,7 +3096,7 @@
                 <w:noProof/>
                 <w:webHidden/>
               </w:rPr>
-              <w:instrText xml:space="preserve"> PAGEREF _Toc227851409 \h </w:instrText>
+              <w:instrText xml:space="preserve"> PAGEREF _Toc228201754 \h </w:instrText>
             </w:r>
             <w:r>
               <w:rPr>
@@ -3137,7 +3137,7 @@
               <w:szCs w:val="22"/>
             </w:rPr>
           </w:pPr>
-          <w:hyperlink w:anchor="_Toc227851410" w:history="1">
+          <w:hyperlink w:anchor="_Toc228201755" w:history="1">
             <w:r>
               <w:rPr>
                 <w:rStyle w:val="Hipervnculo"/>
@@ -3180,7 +3180,7 @@
                 <w:noProof/>
                 <w:webHidden/>
               </w:rPr>
-              <w:instrText xml:space="preserve"> PAGEREF _Toc227851410 \h </w:instrText>
+              <w:instrText xml:space="preserve"> PAGEREF _Toc228201755 \h </w:instrText>
             </w:r>
             <w:r>
               <w:rPr>
@@ -3221,7 +3221,7 @@
               <w:szCs w:val="22"/>
             </w:rPr>
           </w:pPr>
-          <w:hyperlink w:anchor="_Toc227851411" w:history="1">
+          <w:hyperlink w:anchor="_Toc228201756" w:history="1">
             <w:r>
               <w:rPr>
                 <w:rStyle w:val="Hipervnculo"/>
@@ -3264,7 +3264,7 @@
                 <w:noProof/>
                 <w:webHidden/>
               </w:rPr>
-              <w:instrText xml:space="preserve"> PAGEREF _Toc227851411 \h </w:instrText>
+              <w:instrText xml:space="preserve"> PAGEREF _Toc228201756 \h </w:instrText>
             </w:r>
             <w:r>
               <w:rPr>
@@ -3305,7 +3305,7 @@
               <w:szCs w:val="22"/>
             </w:rPr>
           </w:pPr>
-          <w:hyperlink w:anchor="_Toc227851412" w:history="1">
+          <w:hyperlink w:anchor="_Toc228201757" w:history="1">
             <w:r>
               <w:rPr>
                 <w:rStyle w:val="Hipervnculo"/>
@@ -3349,7 +3349,7 @@
                 <w:noProof/>
                 <w:webHidden/>
               </w:rPr>
-              <w:instrText xml:space="preserve"> PAGEREF _Toc227851412 \h </w:instrText>
+              <w:instrText xml:space="preserve"> PAGEREF _Toc228201757 \h </w:instrText>
             </w:r>
             <w:r>
               <w:rPr>
@@ -3390,7 +3390,7 @@
               <w:szCs w:val="22"/>
             </w:rPr>
           </w:pPr>
-          <w:hyperlink w:anchor="_Toc227851413" w:history="1">
+          <w:hyperlink w:anchor="_Toc228201758" w:history="1">
             <w:r>
               <w:rPr>
                 <w:rStyle w:val="Hipervnculo"/>
@@ -3434,7 +3434,7 @@
                 <w:noProof/>
                 <w:webHidden/>
               </w:rPr>
-              <w:instrText xml:space="preserve"> PAGEREF _Toc227851413 \h </w:instrText>
+              <w:instrText xml:space="preserve"> PAGEREF _Toc228201758 \h </w:instrText>
             </w:r>
             <w:r>
               <w:rPr>
@@ -3475,7 +3475,7 @@
               <w:szCs w:val="22"/>
             </w:rPr>
           </w:pPr>
-          <w:hyperlink w:anchor="_Toc227851414" w:history="1">
+          <w:hyperlink w:anchor="_Toc228201759" w:history="1">
             <w:r>
               <w:rPr>
                 <w:rStyle w:val="Hipervnculo"/>
@@ -3519,7 +3519,7 @@
                 <w:noProof/>
                 <w:webHidden/>
               </w:rPr>
-              <w:instrText xml:space="preserve"> PAGEREF _Toc227851414 \h </w:instrText>
+              <w:instrText xml:space="preserve"> PAGEREF _Toc228201759 \h </w:instrText>
             </w:r>
             <w:r>
               <w:rPr>
@@ -3560,7 +3560,7 @@
               <w:szCs w:val="22"/>
             </w:rPr>
           </w:pPr>
-          <w:hyperlink w:anchor="_Toc227851415" w:history="1">
+          <w:hyperlink w:anchor="_Toc228201760" w:history="1">
             <w:r>
               <w:rPr>
                 <w:rStyle w:val="Hipervnculo"/>
@@ -3603,7 +3603,7 @@
                 <w:noProof/>
                 <w:webHidden/>
               </w:rPr>
-              <w:instrText xml:space="preserve"> PAGEREF _Toc227851415 \h </w:instrText>
+              <w:instrText xml:space="preserve"> PAGEREF _Toc228201760 \h </w:instrText>
             </w:r>
             <w:r>
               <w:rPr>
@@ -3644,7 +3644,7 @@
               <w:szCs w:val="22"/>
             </w:rPr>
           </w:pPr>
-          <w:hyperlink w:anchor="_Toc227851416" w:history="1">
+          <w:hyperlink w:anchor="_Toc228201761" w:history="1">
             <w:r>
               <w:rPr>
                 <w:rStyle w:val="Hipervnculo"/>
@@ -3687,7 +3687,7 @@
                 <w:noProof/>
                 <w:webHidden/>
               </w:rPr>
-              <w:instrText xml:space="preserve"> PAGEREF _Toc227851416 \h </w:instrText>
+              <w:instrText xml:space="preserve"> PAGEREF _Toc228201761 \h </w:instrText>
             </w:r>
             <w:r>
               <w:rPr>
@@ -3728,7 +3728,7 @@
               <w:szCs w:val="22"/>
             </w:rPr>
           </w:pPr>
-          <w:hyperlink w:anchor="_Toc227851417" w:history="1">
+          <w:hyperlink w:anchor="_Toc228201762" w:history="1">
             <w:r>
               <w:rPr>
                 <w:rStyle w:val="Hipervnculo"/>
@@ -3772,7 +3772,7 @@
                 <w:noProof/>
                 <w:webHidden/>
               </w:rPr>
-              <w:instrText xml:space="preserve"> PAGEREF _Toc227851417 \h </w:instrText>
+              <w:instrText xml:space="preserve"> PAGEREF _Toc228201762 \h </w:instrText>
             </w:r>
             <w:r>
               <w:rPr>
@@ -3816,7 +3816,7 @@
               <w:szCs w:val="22"/>
             </w:rPr>
           </w:pPr>
-          <w:hyperlink w:anchor="_Toc227851418" w:history="1">
+          <w:hyperlink w:anchor="_Toc228201763" w:history="1">
             <w:r>
               <w:rPr>
                 <w:rStyle w:val="Hipervnculo"/>
@@ -3843,7 +3843,7 @@
                 <w:noProof/>
                 <w:webHidden/>
               </w:rPr>
-              <w:instrText xml:space="preserve"> PAGEREF _Toc227851418 \h </w:instrText>
+              <w:instrText xml:space="preserve"> PAGEREF _Toc228201763 \h </w:instrText>
             </w:r>
             <w:r>
               <w:rPr>
@@ -3884,7 +3884,7 @@
               <w:szCs w:val="22"/>
             </w:rPr>
           </w:pPr>
-          <w:hyperlink w:anchor="_Toc227851419" w:history="1">
+          <w:hyperlink w:anchor="_Toc228201764" w:history="1">
             <w:r>
               <w:rPr>
                 <w:rStyle w:val="Hipervnculo"/>
@@ -3911,7 +3911,7 @@
                 <w:noProof/>
                 <w:webHidden/>
               </w:rPr>
-              <w:instrText xml:space="preserve"> PAGEREF _Toc227851419 \h </w:instrText>
+              <w:instrText xml:space="preserve"> PAGEREF _Toc228201764 \h </w:instrText>
             </w:r>
             <w:r>
               <w:rPr>
@@ -3952,7 +3952,7 @@
               <w:szCs w:val="22"/>
             </w:rPr>
           </w:pPr>
-          <w:hyperlink w:anchor="_Toc227851420" w:history="1">
+          <w:hyperlink w:anchor="_Toc228201765" w:history="1">
             <w:r>
               <w:rPr>
                 <w:rStyle w:val="Hipervnculo"/>
@@ -3995,7 +3995,7 @@
                 <w:noProof/>
                 <w:webHidden/>
               </w:rPr>
-              <w:instrText xml:space="preserve"> PAGEREF _Toc227851420 \h </w:instrText>
+              <w:instrText xml:space="preserve"> PAGEREF _Toc228201765 \h </w:instrText>
             </w:r>
             <w:r>
               <w:rPr>
@@ -4036,7 +4036,7 @@
               <w:szCs w:val="22"/>
             </w:rPr>
           </w:pPr>
-          <w:hyperlink w:anchor="_Toc227851421" w:history="1">
+          <w:hyperlink w:anchor="_Toc228201766" w:history="1">
             <w:r>
               <w:rPr>
                 <w:rStyle w:val="Hipervnculo"/>
@@ -4079,7 +4079,7 @@
                 <w:noProof/>
                 <w:webHidden/>
               </w:rPr>
-              <w:instrText xml:space="preserve"> PAGEREF _Toc227851421 \h </w:instrText>
+              <w:instrText xml:space="preserve"> PAGEREF _Toc228201766 \h </w:instrText>
             </w:r>
             <w:r>
               <w:rPr>
@@ -4120,7 +4120,7 @@
               <w:szCs w:val="22"/>
             </w:rPr>
           </w:pPr>
-          <w:hyperlink w:anchor="_Toc227851422" w:history="1">
+          <w:hyperlink w:anchor="_Toc228201767" w:history="1">
             <w:r>
               <w:rPr>
                 <w:rStyle w:val="Hipervnculo"/>
@@ -4163,7 +4163,7 @@
                 <w:noProof/>
                 <w:webHidden/>
               </w:rPr>
-              <w:instrText xml:space="preserve"> PAGEREF _Toc227851422 \h </w:instrText>
+              <w:instrText xml:space="preserve"> PAGEREF _Toc228201767 \h </w:instrText>
             </w:r>
             <w:r>
               <w:rPr>
@@ -4204,7 +4204,7 @@
               <w:szCs w:val="22"/>
             </w:rPr>
           </w:pPr>
-          <w:hyperlink w:anchor="_Toc227851423" w:history="1">
+          <w:hyperlink w:anchor="_Toc228201768" w:history="1">
             <w:r>
               <w:rPr>
                 <w:rStyle w:val="Hipervnculo"/>
@@ -4247,7 +4247,7 @@
                 <w:noProof/>
                 <w:webHidden/>
               </w:rPr>
-              <w:instrText xml:space="preserve"> PAGEREF _Toc227851423 \h </w:instrText>
+              <w:instrText xml:space="preserve"> PAGEREF _Toc228201768 \h </w:instrText>
             </w:r>
             <w:r>
               <w:rPr>
@@ -4288,7 +4288,7 @@
               <w:szCs w:val="22"/>
             </w:rPr>
           </w:pPr>
-          <w:hyperlink w:anchor="_Toc227851424" w:history="1">
+          <w:hyperlink w:anchor="_Toc228201769" w:history="1">
             <w:r>
               <w:rPr>
                 <w:rStyle w:val="Hipervnculo"/>
@@ -4331,7 +4331,7 @@
                 <w:noProof/>
                 <w:webHidden/>
               </w:rPr>
-              <w:instrText xml:space="preserve"> PAGEREF _Toc227851424 \h </w:instrText>
+              <w:instrText xml:space="preserve"> PAGEREF _Toc228201769 \h </w:instrText>
             </w:r>
             <w:r>
               <w:rPr>
@@ -4372,7 +4372,7 @@
               <w:szCs w:val="22"/>
             </w:rPr>
           </w:pPr>
-          <w:hyperlink w:anchor="_Toc227851425" w:history="1">
+          <w:hyperlink w:anchor="_Toc228201770" w:history="1">
             <w:r>
               <w:rPr>
                 <w:rStyle w:val="Hipervnculo"/>
@@ -4415,7 +4415,7 @@
                 <w:noProof/>
                 <w:webHidden/>
               </w:rPr>
-              <w:instrText xml:space="preserve"> PAGEREF _Toc227851425 \h </w:instrText>
+              <w:instrText xml:space="preserve"> PAGEREF _Toc228201770 \h </w:instrText>
             </w:r>
             <w:r>
               <w:rPr>
@@ -4456,7 +4456,7 @@
               <w:szCs w:val="22"/>
             </w:rPr>
           </w:pPr>
-          <w:hyperlink w:anchor="_Toc227851426" w:history="1">
+          <w:hyperlink w:anchor="_Toc228201771" w:history="1">
             <w:r>
               <w:rPr>
                 <w:rStyle w:val="Hipervnculo"/>
@@ -4499,7 +4499,7 @@
                 <w:noProof/>
                 <w:webHidden/>
               </w:rPr>
-              <w:instrText xml:space="preserve"> PAGEREF _Toc227851426 \h </w:instrText>
+              <w:instrText xml:space="preserve"> PAGEREF _Toc228201771 \h </w:instrText>
             </w:r>
             <w:r>
               <w:rPr>
@@ -4540,7 +4540,7 @@
               <w:szCs w:val="22"/>
             </w:rPr>
           </w:pPr>
-          <w:hyperlink w:anchor="_Toc227851427" w:history="1">
+          <w:hyperlink w:anchor="_Toc228201772" w:history="1">
             <w:r>
               <w:rPr>
                 <w:rStyle w:val="Hipervnculo"/>
@@ -4583,7 +4583,7 @@
                 <w:noProof/>
                 <w:webHidden/>
               </w:rPr>
-              <w:instrText xml:space="preserve"> PAGEREF _Toc227851427 \h </w:instrText>
+              <w:instrText xml:space="preserve"> PAGEREF _Toc228201772 \h </w:instrText>
             </w:r>
             <w:r>
               <w:rPr>
@@ -4624,7 +4624,7 @@
               <w:szCs w:val="22"/>
             </w:rPr>
           </w:pPr>
-          <w:hyperlink w:anchor="_Toc227851428" w:history="1">
+          <w:hyperlink w:anchor="_Toc228201773" w:history="1">
             <w:r>
               <w:rPr>
                 <w:rStyle w:val="Hipervnculo"/>
@@ -4667,7 +4667,7 @@
                 <w:noProof/>
                 <w:webHidden/>
               </w:rPr>
-              <w:instrText xml:space="preserve"> PAGEREF _Toc227851428 \h </w:instrText>
+              <w:instrText xml:space="preserve"> PAGEREF _Toc228201773 \h </w:instrText>
             </w:r>
             <w:r>
               <w:rPr>
@@ -4708,7 +4708,7 @@
               <w:szCs w:val="22"/>
             </w:rPr>
           </w:pPr>
-          <w:hyperlink w:anchor="_Toc227851429" w:history="1">
+          <w:hyperlink w:anchor="_Toc228201774" w:history="1">
             <w:r>
               <w:rPr>
                 <w:rStyle w:val="Hipervnculo"/>
@@ -4751,7 +4751,7 @@
                 <w:noProof/>
                 <w:webHidden/>
               </w:rPr>
-              <w:instrText xml:space="preserve"> PAGEREF _Toc227851429 \h </w:instrText>
+              <w:instrText xml:space="preserve"> PAGEREF _Toc228201774 \h </w:instrText>
             </w:r>
             <w:r>
               <w:rPr>
@@ -4792,7 +4792,7 @@
               <w:szCs w:val="22"/>
             </w:rPr>
           </w:pPr>
-          <w:hyperlink w:anchor="_Toc227851430" w:history="1">
+          <w:hyperlink w:anchor="_Toc228201775" w:history="1">
             <w:r>
               <w:rPr>
                 <w:rStyle w:val="Hipervnculo"/>
@@ -4835,7 +4835,7 @@
                 <w:noProof/>
                 <w:webHidden/>
               </w:rPr>
-              <w:instrText xml:space="preserve"> PAGEREF _Toc227851430 \h </w:instrText>
+              <w:instrText xml:space="preserve"> PAGEREF _Toc228201775 \h </w:instrText>
             </w:r>
             <w:r>
               <w:rPr>
@@ -4876,7 +4876,7 @@
               <w:szCs w:val="22"/>
             </w:rPr>
           </w:pPr>
-          <w:hyperlink w:anchor="_Toc227851431" w:history="1">
+          <w:hyperlink w:anchor="_Toc228201776" w:history="1">
             <w:r>
               <w:rPr>
                 <w:rStyle w:val="Hipervnculo"/>
@@ -4919,7 +4919,7 @@
                 <w:noProof/>
                 <w:webHidden/>
               </w:rPr>
-              <w:instrText xml:space="preserve"> PAGEREF _Toc227851431 \h </w:instrText>
+              <w:instrText xml:space="preserve"> PAGEREF _Toc228201776 \h </w:instrText>
             </w:r>
             <w:r>
               <w:rPr>
@@ -4960,7 +4960,7 @@
               <w:szCs w:val="22"/>
             </w:rPr>
           </w:pPr>
-          <w:hyperlink w:anchor="_Toc227851432" w:history="1">
+          <w:hyperlink w:anchor="_Toc228201777" w:history="1">
             <w:r>
               <w:rPr>
                 <w:rStyle w:val="Hipervnculo"/>
@@ -5003,7 +5003,7 @@
                 <w:noProof/>
                 <w:webHidden/>
               </w:rPr>
-              <w:instrText xml:space="preserve"> PAGEREF _Toc227851432 \h </w:instrText>
+              <w:instrText xml:space="preserve"> PAGEREF _Toc228201777 \h </w:instrText>
             </w:r>
             <w:r>
               <w:rPr>
@@ -5044,7 +5044,7 @@
               <w:szCs w:val="22"/>
             </w:rPr>
           </w:pPr>
-          <w:hyperlink w:anchor="_Toc227851433" w:history="1">
+          <w:hyperlink w:anchor="_Toc228201778" w:history="1">
             <w:r>
               <w:rPr>
                 <w:rStyle w:val="Hipervnculo"/>
@@ -5087,7 +5087,7 @@
                 <w:noProof/>
                 <w:webHidden/>
               </w:rPr>
-              <w:instrText xml:space="preserve"> PAGEREF _Toc227851433 \h </w:instrText>
+              <w:instrText xml:space="preserve"> PAGEREF _Toc228201778 \h </w:instrText>
             </w:r>
             <w:r>
               <w:rPr>
@@ -5128,7 +5128,7 @@
               <w:szCs w:val="22"/>
             </w:rPr>
           </w:pPr>
-          <w:hyperlink w:anchor="_Toc227851434" w:history="1">
+          <w:hyperlink w:anchor="_Toc228201779" w:history="1">
             <w:r>
               <w:rPr>
                 <w:rStyle w:val="Hipervnculo"/>
@@ -5171,7 +5171,7 @@
                 <w:noProof/>
                 <w:webHidden/>
               </w:rPr>
-              <w:instrText xml:space="preserve"> PAGEREF _Toc227851434 \h </w:instrText>
+              <w:instrText xml:space="preserve"> PAGEREF _Toc228201779 \h </w:instrText>
             </w:r>
             <w:r>
               <w:rPr>
@@ -5212,7 +5212,7 @@
               <w:szCs w:val="22"/>
             </w:rPr>
           </w:pPr>
-          <w:hyperlink w:anchor="_Toc227851435" w:history="1">
+          <w:hyperlink w:anchor="_Toc228201780" w:history="1">
             <w:r>
               <w:rPr>
                 <w:rStyle w:val="Hipervnculo"/>
@@ -5255,7 +5255,7 @@
                 <w:noProof/>
                 <w:webHidden/>
               </w:rPr>
-              <w:instrText xml:space="preserve"> PAGEREF _Toc227851435 \h </w:instrText>
+              <w:instrText xml:space="preserve"> PAGEREF _Toc228201780 \h </w:instrText>
             </w:r>
             <w:r>
               <w:rPr>
@@ -5296,7 +5296,7 @@
               <w:szCs w:val="22"/>
             </w:rPr>
           </w:pPr>
-          <w:hyperlink w:anchor="_Toc227851436" w:history="1">
+          <w:hyperlink w:anchor="_Toc228201781" w:history="1">
             <w:r>
               <w:rPr>
                 <w:rStyle w:val="Hipervnculo"/>
@@ -5339,7 +5339,7 @@
                 <w:noProof/>
                 <w:webHidden/>
               </w:rPr>
-              <w:instrText xml:space="preserve"> PAGEREF _Toc227851436 \h </w:instrText>
+              <w:instrText xml:space="preserve"> PAGEREF _Toc228201781 \h </w:instrText>
             </w:r>
             <w:r>
               <w:rPr>
@@ -5380,7 +5380,7 @@
               <w:szCs w:val="22"/>
             </w:rPr>
           </w:pPr>
-          <w:hyperlink w:anchor="_Toc227851437" w:history="1">
+          <w:hyperlink w:anchor="_Toc228201782" w:history="1">
             <w:r>
               <w:rPr>
                 <w:rStyle w:val="Hipervnculo"/>
@@ -5423,7 +5423,7 @@
                 <w:noProof/>
                 <w:webHidden/>
               </w:rPr>
-              <w:instrText xml:space="preserve"> PAGEREF _Toc227851437 \h </w:instrText>
+              <w:instrText xml:space="preserve"> PAGEREF _Toc228201782 \h </w:instrText>
             </w:r>
             <w:r>
               <w:rPr>
@@ -5464,7 +5464,7 @@
               <w:szCs w:val="22"/>
             </w:rPr>
           </w:pPr>
-          <w:hyperlink w:anchor="_Toc227851438" w:history="1">
+          <w:hyperlink w:anchor="_Toc228201783" w:history="1">
             <w:r>
               <w:rPr>
                 <w:rStyle w:val="Hipervnculo"/>
@@ -5507,7 +5507,7 @@
                 <w:noProof/>
                 <w:webHidden/>
               </w:rPr>
-              <w:instrText xml:space="preserve"> PAGEREF _Toc227851438 \h </w:instrText>
+              <w:instrText xml:space="preserve"> PAGEREF _Toc228201783 \h </w:instrText>
             </w:r>
             <w:r>
               <w:rPr>
@@ -5548,7 +5548,7 @@
               <w:szCs w:val="22"/>
             </w:rPr>
           </w:pPr>
-          <w:hyperlink w:anchor="_Toc227851439" w:history="1">
+          <w:hyperlink w:anchor="_Toc228201784" w:history="1">
             <w:r>
               <w:rPr>
                 <w:rStyle w:val="Hipervnculo"/>
@@ -5591,7 +5591,7 @@
                 <w:noProof/>
                 <w:webHidden/>
               </w:rPr>
-              <w:instrText xml:space="preserve"> PAGEREF _Toc227851439 \h </w:instrText>
+              <w:instrText xml:space="preserve"> PAGEREF _Toc228201784 \h </w:instrText>
             </w:r>
             <w:r>
               <w:rPr>
@@ -5632,7 +5632,7 @@
               <w:szCs w:val="22"/>
             </w:rPr>
           </w:pPr>
-          <w:hyperlink w:anchor="_Toc227851440" w:history="1">
+          <w:hyperlink w:anchor="_Toc228201785" w:history="1">
             <w:r>
               <w:rPr>
                 <w:rStyle w:val="Hipervnculo"/>
@@ -5675,7 +5675,7 @@
                 <w:noProof/>
                 <w:webHidden/>
               </w:rPr>
-              <w:instrText xml:space="preserve"> PAGEREF _Toc227851440 \h </w:instrText>
+              <w:instrText xml:space="preserve"> PAGEREF _Toc228201785 \h </w:instrText>
             </w:r>
             <w:r>
               <w:rPr>
@@ -5716,7 +5716,7 @@
               <w:szCs w:val="22"/>
             </w:rPr>
           </w:pPr>
-          <w:hyperlink w:anchor="_Toc227851441" w:history="1">
+          <w:hyperlink w:anchor="_Toc228201786" w:history="1">
             <w:r>
               <w:rPr>
                 <w:rStyle w:val="Hipervnculo"/>
@@ -5759,7 +5759,7 @@
                 <w:noProof/>
                 <w:webHidden/>
               </w:rPr>
-              <w:instrText xml:space="preserve"> PAGEREF _Toc227851441 \h </w:instrText>
+              <w:instrText xml:space="preserve"> PAGEREF _Toc228201786 \h </w:instrText>
             </w:r>
             <w:r>
               <w:rPr>
@@ -5800,7 +5800,7 @@
               <w:szCs w:val="22"/>
             </w:rPr>
           </w:pPr>
-          <w:hyperlink w:anchor="_Toc227851442" w:history="1">
+          <w:hyperlink w:anchor="_Toc228201787" w:history="1">
             <w:r>
               <w:rPr>
                 <w:rStyle w:val="Hipervnculo"/>
@@ -5843,7 +5843,7 @@
                 <w:noProof/>
                 <w:webHidden/>
               </w:rPr>
-              <w:instrText xml:space="preserve"> PAGEREF _Toc227851442 \h </w:instrText>
+              <w:instrText xml:space="preserve"> PAGEREF _Toc228201787 \h </w:instrText>
             </w:r>
             <w:r>
               <w:rPr>
@@ -5884,7 +5884,7 @@
               <w:szCs w:val="22"/>
             </w:rPr>
           </w:pPr>
-          <w:hyperlink w:anchor="_Toc227851443" w:history="1">
+          <w:hyperlink w:anchor="_Toc228201788" w:history="1">
             <w:r>
               <w:rPr>
                 <w:rStyle w:val="Hipervnculo"/>
@@ -5927,7 +5927,7 @@
                 <w:noProof/>
                 <w:webHidden/>
               </w:rPr>
-              <w:instrText xml:space="preserve"> PAGEREF _Toc227851443 \h </w:instrText>
+              <w:instrText xml:space="preserve"> PAGEREF _Toc228201788 \h </w:instrText>
             </w:r>
             <w:r>
               <w:rPr>
@@ -5968,7 +5968,7 @@
               <w:szCs w:val="22"/>
             </w:rPr>
           </w:pPr>
-          <w:hyperlink w:anchor="_Toc227851444" w:history="1">
+          <w:hyperlink w:anchor="_Toc228201789" w:history="1">
             <w:r>
               <w:rPr>
                 <w:rStyle w:val="Hipervnculo"/>
@@ -6011,7 +6011,7 @@
                 <w:noProof/>
                 <w:webHidden/>
               </w:rPr>
-              <w:instrText xml:space="preserve"> PAGEREF _Toc227851444 \h </w:instrText>
+              <w:instrText xml:space="preserve"> PAGEREF _Toc228201789 \h </w:instrText>
             </w:r>
             <w:r>
               <w:rPr>
@@ -6052,7 +6052,7 @@
               <w:szCs w:val="22"/>
             </w:rPr>
           </w:pPr>
-          <w:hyperlink w:anchor="_Toc227851445" w:history="1">
+          <w:hyperlink w:anchor="_Toc228201790" w:history="1">
             <w:r>
               <w:rPr>
                 <w:rStyle w:val="Hipervnculo"/>
@@ -6095,7 +6095,7 @@
                 <w:noProof/>
                 <w:webHidden/>
               </w:rPr>
-              <w:instrText xml:space="preserve"> PAGEREF _Toc227851445 \h </w:instrText>
+              <w:instrText xml:space="preserve"> PAGEREF _Toc228201790 \h </w:instrText>
             </w:r>
             <w:r>
               <w:rPr>
@@ -6136,7 +6136,7 @@
               <w:szCs w:val="22"/>
             </w:rPr>
           </w:pPr>
-          <w:hyperlink w:anchor="_Toc227851446" w:history="1">
+          <w:hyperlink w:anchor="_Toc228201791" w:history="1">
             <w:r>
               <w:rPr>
                 <w:rStyle w:val="Hipervnculo"/>
@@ -6179,7 +6179,7 @@
                 <w:noProof/>
                 <w:webHidden/>
               </w:rPr>
-              <w:instrText xml:space="preserve"> PAGEREF _Toc227851446 \h </w:instrText>
+              <w:instrText xml:space="preserve"> PAGEREF _Toc228201791 \h </w:instrText>
             </w:r>
             <w:r>
               <w:rPr>
@@ -6220,7 +6220,7 @@
               <w:szCs w:val="22"/>
             </w:rPr>
           </w:pPr>
-          <w:hyperlink w:anchor="_Toc227851447" w:history="1">
+          <w:hyperlink w:anchor="_Toc228201792" w:history="1">
             <w:r>
               <w:rPr>
                 <w:rStyle w:val="Hipervnculo"/>
@@ -6263,7 +6263,7 @@
                 <w:noProof/>
                 <w:webHidden/>
               </w:rPr>
-              <w:instrText xml:space="preserve"> PAGEREF _Toc227851447 \h </w:instrText>
+              <w:instrText xml:space="preserve"> PAGEREF _Toc228201792 \h </w:instrText>
             </w:r>
             <w:r>
               <w:rPr>
@@ -6304,7 +6304,7 @@
               <w:szCs w:val="22"/>
             </w:rPr>
           </w:pPr>
-          <w:hyperlink w:anchor="_Toc227851448" w:history="1">
+          <w:hyperlink w:anchor="_Toc228201793" w:history="1">
             <w:r>
               <w:rPr>
                 <w:rStyle w:val="Hipervnculo"/>
@@ -6347,7 +6347,7 @@
                 <w:noProof/>
                 <w:webHidden/>
               </w:rPr>
-              <w:instrText xml:space="preserve"> PAGEREF _Toc227851448 \h </w:instrText>
+              <w:instrText xml:space="preserve"> PAGEREF _Toc228201793 \h </w:instrText>
             </w:r>
             <w:r>
               <w:rPr>
@@ -6388,7 +6388,7 @@
               <w:szCs w:val="22"/>
             </w:rPr>
           </w:pPr>
-          <w:hyperlink w:anchor="_Toc227851449" w:history="1">
+          <w:hyperlink w:anchor="_Toc228201794" w:history="1">
             <w:r>
               <w:rPr>
                 <w:rStyle w:val="Hipervnculo"/>
@@ -6431,7 +6431,7 @@
                 <w:noProof/>
                 <w:webHidden/>
               </w:rPr>
-              <w:instrText xml:space="preserve"> PAGEREF _Toc227851449 \h </w:instrText>
+              <w:instrText xml:space="preserve"> PAGEREF _Toc228201794 \h </w:instrText>
             </w:r>
             <w:r>
               <w:rPr>
@@ -6472,7 +6472,7 @@
               <w:szCs w:val="22"/>
             </w:rPr>
           </w:pPr>
-          <w:hyperlink w:anchor="_Toc227851450" w:history="1">
+          <w:hyperlink w:anchor="_Toc228201795" w:history="1">
             <w:r>
               <w:rPr>
                 <w:rStyle w:val="Hipervnculo"/>
@@ -6515,7 +6515,7 @@
                 <w:noProof/>
                 <w:webHidden/>
               </w:rPr>
-              <w:instrText xml:space="preserve"> PAGEREF _Toc227851450 \h </w:instrText>
+              <w:instrText xml:space="preserve"> PAGEREF _Toc228201795 \h </w:instrText>
             </w:r>
             <w:r>
               <w:rPr>
@@ -6556,7 +6556,7 @@
               <w:szCs w:val="22"/>
             </w:rPr>
           </w:pPr>
-          <w:hyperlink w:anchor="_Toc227851451" w:history="1">
+          <w:hyperlink w:anchor="_Toc228201796" w:history="1">
             <w:r>
               <w:rPr>
                 <w:rStyle w:val="Hipervnculo"/>
@@ -6599,7 +6599,7 @@
                 <w:noProof/>
                 <w:webHidden/>
               </w:rPr>
-              <w:instrText xml:space="preserve"> PAGEREF _Toc227851451 \h </w:instrText>
+              <w:instrText xml:space="preserve"> PAGEREF _Toc228201796 \h </w:instrText>
             </w:r>
             <w:r>
               <w:rPr>
@@ -6640,7 +6640,7 @@
               <w:szCs w:val="22"/>
             </w:rPr>
           </w:pPr>
-          <w:hyperlink w:anchor="_Toc227851452" w:history="1">
+          <w:hyperlink w:anchor="_Toc228201797" w:history="1">
             <w:r>
               <w:rPr>
                 <w:rStyle w:val="Hipervnculo"/>
@@ -6683,7 +6683,7 @@
                 <w:noProof/>
                 <w:webHidden/>
               </w:rPr>
-              <w:instrText xml:space="preserve"> PAGEREF _Toc227851452 \h </w:instrText>
+              <w:instrText xml:space="preserve"> PAGEREF _Toc228201797 \h </w:instrText>
             </w:r>
             <w:r>
               <w:rPr>
@@ -6724,7 +6724,7 @@
               <w:szCs w:val="22"/>
             </w:rPr>
           </w:pPr>
-          <w:hyperlink w:anchor="_Toc227851453" w:history="1">
+          <w:hyperlink w:anchor="_Toc228201798" w:history="1">
             <w:r>
               <w:rPr>
                 <w:rStyle w:val="Hipervnculo"/>
@@ -6767,7 +6767,7 @@
                 <w:noProof/>
                 <w:webHidden/>
               </w:rPr>
-              <w:instrText xml:space="preserve"> PAGEREF _Toc227851453 \h </w:instrText>
+              <w:instrText xml:space="preserve"> PAGEREF _Toc228201798 \h </w:instrText>
             </w:r>
             <w:r>
               <w:rPr>
@@ -6808,7 +6808,7 @@
               <w:szCs w:val="22"/>
             </w:rPr>
           </w:pPr>
-          <w:hyperlink w:anchor="_Toc227851454" w:history="1">
+          <w:hyperlink w:anchor="_Toc228201799" w:history="1">
             <w:r>
               <w:rPr>
                 <w:rStyle w:val="Hipervnculo"/>
@@ -6851,7 +6851,7 @@
                 <w:noProof/>
                 <w:webHidden/>
               </w:rPr>
-              <w:instrText xml:space="preserve"> PAGEREF _Toc227851454 \h </w:instrText>
+              <w:instrText xml:space="preserve"> PAGEREF _Toc228201799 \h </w:instrText>
             </w:r>
             <w:r>
               <w:rPr>
@@ -6892,7 +6892,7 @@
               <w:szCs w:val="22"/>
             </w:rPr>
           </w:pPr>
-          <w:hyperlink w:anchor="_Toc227851455" w:history="1">
+          <w:hyperlink w:anchor="_Toc228201800" w:history="1">
             <w:r>
               <w:rPr>
                 <w:rStyle w:val="Hipervnculo"/>
@@ -6935,7 +6935,7 @@
                 <w:noProof/>
                 <w:webHidden/>
               </w:rPr>
-              <w:instrText xml:space="preserve"> PAGEREF _Toc227851455 \h </w:instrText>
+              <w:instrText xml:space="preserve"> PAGEREF _Toc228201800 \h </w:instrText>
             </w:r>
             <w:r>
               <w:rPr>
@@ -6976,7 +6976,7 @@
               <w:szCs w:val="22"/>
             </w:rPr>
           </w:pPr>
-          <w:hyperlink w:anchor="_Toc227851456" w:history="1">
+          <w:hyperlink w:anchor="_Toc228201801" w:history="1">
             <w:r>
               <w:rPr>
                 <w:rStyle w:val="Hipervnculo"/>
@@ -7019,7 +7019,7 @@
                 <w:noProof/>
                 <w:webHidden/>
               </w:rPr>
-              <w:instrText xml:space="preserve"> PAGEREF _Toc227851456 \h </w:instrText>
+              <w:instrText xml:space="preserve"> PAGEREF _Toc228201801 \h </w:instrText>
             </w:r>
             <w:r>
               <w:rPr>
@@ -7060,7 +7060,7 @@
               <w:szCs w:val="22"/>
             </w:rPr>
           </w:pPr>
-          <w:hyperlink w:anchor="_Toc227851457" w:history="1">
+          <w:hyperlink w:anchor="_Toc228201802" w:history="1">
             <w:r>
               <w:rPr>
                 <w:rStyle w:val="Hipervnculo"/>
@@ -7103,7 +7103,7 @@
                 <w:noProof/>
                 <w:webHidden/>
               </w:rPr>
-              <w:instrText xml:space="preserve"> PAGEREF _Toc227851457 \h </w:instrText>
+              <w:instrText xml:space="preserve"> PAGEREF _Toc228201802 \h </w:instrText>
             </w:r>
             <w:r>
               <w:rPr>
@@ -7144,7 +7144,7 @@
               <w:szCs w:val="22"/>
             </w:rPr>
           </w:pPr>
-          <w:hyperlink w:anchor="_Toc227851458" w:history="1">
+          <w:hyperlink w:anchor="_Toc228201803" w:history="1">
             <w:r>
               <w:rPr>
                 <w:rStyle w:val="Hipervnculo"/>
@@ -7187,7 +7187,7 @@
                 <w:noProof/>
                 <w:webHidden/>
               </w:rPr>
-              <w:instrText xml:space="preserve"> PAGEREF _Toc227851458 \h </w:instrText>
+              <w:instrText xml:space="preserve"> PAGEREF _Toc228201803 \h </w:instrText>
             </w:r>
             <w:r>
               <w:rPr>
@@ -7228,7 +7228,7 @@
               <w:szCs w:val="22"/>
             </w:rPr>
           </w:pPr>
-          <w:hyperlink w:anchor="_Toc227851459" w:history="1">
+          <w:hyperlink w:anchor="_Toc228201804" w:history="1">
             <w:r>
               <w:rPr>
                 <w:rStyle w:val="Hipervnculo"/>
@@ -7271,7 +7271,7 @@
                 <w:noProof/>
                 <w:webHidden/>
               </w:rPr>
-              <w:instrText xml:space="preserve"> PAGEREF _Toc227851459 \h </w:instrText>
+              <w:instrText xml:space="preserve"> PAGEREF _Toc228201804 \h </w:instrText>
             </w:r>
             <w:r>
               <w:rPr>
@@ -7312,7 +7312,7 @@
               <w:szCs w:val="22"/>
             </w:rPr>
           </w:pPr>
-          <w:hyperlink w:anchor="_Toc227851460" w:history="1">
+          <w:hyperlink w:anchor="_Toc228201805" w:history="1">
             <w:r>
               <w:rPr>
                 <w:rStyle w:val="Hipervnculo"/>
@@ -7355,7 +7355,7 @@
                 <w:noProof/>
                 <w:webHidden/>
               </w:rPr>
-              <w:instrText xml:space="preserve"> PAGEREF _Toc227851460 \h </w:instrText>
+              <w:instrText xml:space="preserve"> PAGEREF _Toc228201805 \h </w:instrText>
             </w:r>
             <w:r>
               <w:rPr>
@@ -7376,6 +7376,1098 @@
                 <w:webHidden/>
               </w:rPr>
               <w:t>62</w:t>
+            </w:r>
+            <w:r>
+              <w:rPr>
+                <w:noProof/>
+                <w:webHidden/>
+              </w:rPr>
+              <w:fldChar w:fldCharType="end"/>
+            </w:r>
+          </w:hyperlink>
+        </w:p>
+        <w:p>
+          <w:pPr>
+            <w:pStyle w:val="TDC1"/>
+            <w:rPr>
+              <w:rFonts w:asciiTheme="minorHAnsi" w:eastAsiaTheme="minorEastAsia" w:hAnsiTheme="minorHAnsi" w:cstheme="minorBidi"/>
+              <w:noProof/>
+              <w:sz w:val="22"/>
+              <w:szCs w:val="22"/>
+            </w:rPr>
+          </w:pPr>
+          <w:hyperlink w:anchor="_Toc228201806" w:history="1">
+            <w:r>
+              <w:rPr>
+                <w:rStyle w:val="Hipervnculo"/>
+                <w:noProof/>
+              </w:rPr>
+              <w:t>18</w:t>
+            </w:r>
+            <w:r>
+              <w:rPr>
+                <w:rFonts w:asciiTheme="minorHAnsi" w:eastAsiaTheme="minorEastAsia" w:hAnsiTheme="minorHAnsi" w:cstheme="minorBidi"/>
+                <w:noProof/>
+                <w:sz w:val="22"/>
+                <w:szCs w:val="22"/>
+              </w:rPr>
+              <w:tab/>
+            </w:r>
+            <w:r>
+              <w:rPr>
+                <w:rStyle w:val="Hipervnculo"/>
+                <w:noProof/>
+              </w:rPr>
+              <w:t>Resultados del Proyecto</w:t>
+            </w:r>
+            <w:r>
+              <w:rPr>
+                <w:noProof/>
+                <w:webHidden/>
+              </w:rPr>
+              <w:tab/>
+            </w:r>
+            <w:r>
+              <w:rPr>
+                <w:noProof/>
+                <w:webHidden/>
+              </w:rPr>
+              <w:fldChar w:fldCharType="begin"/>
+            </w:r>
+            <w:r>
+              <w:rPr>
+                <w:noProof/>
+                <w:webHidden/>
+              </w:rPr>
+              <w:instrText xml:space="preserve"> PAGEREF _Toc228201806 \h </w:instrText>
+            </w:r>
+            <w:r>
+              <w:rPr>
+                <w:noProof/>
+                <w:webHidden/>
+              </w:rPr>
+            </w:r>
+            <w:r>
+              <w:rPr>
+                <w:noProof/>
+                <w:webHidden/>
+              </w:rPr>
+              <w:fldChar w:fldCharType="separate"/>
+            </w:r>
+            <w:r>
+              <w:rPr>
+                <w:noProof/>
+                <w:webHidden/>
+              </w:rPr>
+              <w:t>63</w:t>
+            </w:r>
+            <w:r>
+              <w:rPr>
+                <w:noProof/>
+                <w:webHidden/>
+              </w:rPr>
+              <w:fldChar w:fldCharType="end"/>
+            </w:r>
+          </w:hyperlink>
+        </w:p>
+        <w:p>
+          <w:pPr>
+            <w:pStyle w:val="TDC1"/>
+            <w:rPr>
+              <w:rFonts w:asciiTheme="minorHAnsi" w:eastAsiaTheme="minorEastAsia" w:hAnsiTheme="minorHAnsi" w:cstheme="minorBidi"/>
+              <w:noProof/>
+              <w:sz w:val="22"/>
+              <w:szCs w:val="22"/>
+            </w:rPr>
+          </w:pPr>
+          <w:hyperlink w:anchor="_Toc228201807" w:history="1">
+            <w:r>
+              <w:rPr>
+                <w:rStyle w:val="Hipervnculo"/>
+                <w:noProof/>
+              </w:rPr>
+              <w:t>18.1</w:t>
+            </w:r>
+            <w:r>
+              <w:rPr>
+                <w:rFonts w:asciiTheme="minorHAnsi" w:eastAsiaTheme="minorEastAsia" w:hAnsiTheme="minorHAnsi" w:cstheme="minorBidi"/>
+                <w:noProof/>
+                <w:sz w:val="22"/>
+                <w:szCs w:val="22"/>
+              </w:rPr>
+              <w:tab/>
+            </w:r>
+            <w:r>
+              <w:rPr>
+                <w:rStyle w:val="Hipervnculo"/>
+                <w:noProof/>
+              </w:rPr>
+              <w:t>Frontend Singleton</w:t>
+            </w:r>
+            <w:r>
+              <w:rPr>
+                <w:noProof/>
+                <w:webHidden/>
+              </w:rPr>
+              <w:tab/>
+            </w:r>
+            <w:r>
+              <w:rPr>
+                <w:noProof/>
+                <w:webHidden/>
+              </w:rPr>
+              <w:fldChar w:fldCharType="begin"/>
+            </w:r>
+            <w:r>
+              <w:rPr>
+                <w:noProof/>
+                <w:webHidden/>
+              </w:rPr>
+              <w:instrText xml:space="preserve"> PAGEREF _Toc228201807 \h </w:instrText>
+            </w:r>
+            <w:r>
+              <w:rPr>
+                <w:noProof/>
+                <w:webHidden/>
+              </w:rPr>
+            </w:r>
+            <w:r>
+              <w:rPr>
+                <w:noProof/>
+                <w:webHidden/>
+              </w:rPr>
+              <w:fldChar w:fldCharType="separate"/>
+            </w:r>
+            <w:r>
+              <w:rPr>
+                <w:noProof/>
+                <w:webHidden/>
+              </w:rPr>
+              <w:t>63</w:t>
+            </w:r>
+            <w:r>
+              <w:rPr>
+                <w:noProof/>
+                <w:webHidden/>
+              </w:rPr>
+              <w:fldChar w:fldCharType="end"/>
+            </w:r>
+          </w:hyperlink>
+        </w:p>
+        <w:p>
+          <w:pPr>
+            <w:pStyle w:val="TDC1"/>
+            <w:rPr>
+              <w:rFonts w:asciiTheme="minorHAnsi" w:eastAsiaTheme="minorEastAsia" w:hAnsiTheme="minorHAnsi" w:cstheme="minorBidi"/>
+              <w:noProof/>
+              <w:sz w:val="22"/>
+              <w:szCs w:val="22"/>
+            </w:rPr>
+          </w:pPr>
+          <w:hyperlink w:anchor="_Toc228201808" w:history="1">
+            <w:r>
+              <w:rPr>
+                <w:rStyle w:val="Hipervnculo"/>
+                <w:noProof/>
+              </w:rPr>
+              <w:t>18.2</w:t>
+            </w:r>
+            <w:r>
+              <w:rPr>
+                <w:rFonts w:asciiTheme="minorHAnsi" w:eastAsiaTheme="minorEastAsia" w:hAnsiTheme="minorHAnsi" w:cstheme="minorBidi"/>
+                <w:noProof/>
+                <w:sz w:val="22"/>
+                <w:szCs w:val="22"/>
+              </w:rPr>
+              <w:tab/>
+            </w:r>
+            <w:r>
+              <w:rPr>
+                <w:rStyle w:val="Hipervnculo"/>
+                <w:noProof/>
+              </w:rPr>
+              <w:t>Frontend Factory Method</w:t>
+            </w:r>
+            <w:r>
+              <w:rPr>
+                <w:noProof/>
+                <w:webHidden/>
+              </w:rPr>
+              <w:tab/>
+            </w:r>
+            <w:r>
+              <w:rPr>
+                <w:noProof/>
+                <w:webHidden/>
+              </w:rPr>
+              <w:fldChar w:fldCharType="begin"/>
+            </w:r>
+            <w:r>
+              <w:rPr>
+                <w:noProof/>
+                <w:webHidden/>
+              </w:rPr>
+              <w:instrText xml:space="preserve"> PAGEREF _Toc228201808 \h </w:instrText>
+            </w:r>
+            <w:r>
+              <w:rPr>
+                <w:noProof/>
+                <w:webHidden/>
+              </w:rPr>
+            </w:r>
+            <w:r>
+              <w:rPr>
+                <w:noProof/>
+                <w:webHidden/>
+              </w:rPr>
+              <w:fldChar w:fldCharType="separate"/>
+            </w:r>
+            <w:r>
+              <w:rPr>
+                <w:noProof/>
+                <w:webHidden/>
+              </w:rPr>
+              <w:t>64</w:t>
+            </w:r>
+            <w:r>
+              <w:rPr>
+                <w:noProof/>
+                <w:webHidden/>
+              </w:rPr>
+              <w:fldChar w:fldCharType="end"/>
+            </w:r>
+          </w:hyperlink>
+        </w:p>
+        <w:p>
+          <w:pPr>
+            <w:pStyle w:val="TDC1"/>
+            <w:rPr>
+              <w:rFonts w:asciiTheme="minorHAnsi" w:eastAsiaTheme="minorEastAsia" w:hAnsiTheme="minorHAnsi" w:cstheme="minorBidi"/>
+              <w:noProof/>
+              <w:sz w:val="22"/>
+              <w:szCs w:val="22"/>
+            </w:rPr>
+          </w:pPr>
+          <w:hyperlink w:anchor="_Toc228201809" w:history="1">
+            <w:r>
+              <w:rPr>
+                <w:rStyle w:val="Hipervnculo"/>
+                <w:noProof/>
+              </w:rPr>
+              <w:t>18.3</w:t>
+            </w:r>
+            <w:r>
+              <w:rPr>
+                <w:rFonts w:asciiTheme="minorHAnsi" w:eastAsiaTheme="minorEastAsia" w:hAnsiTheme="minorHAnsi" w:cstheme="minorBidi"/>
+                <w:noProof/>
+                <w:sz w:val="22"/>
+                <w:szCs w:val="22"/>
+              </w:rPr>
+              <w:tab/>
+            </w:r>
+            <w:r>
+              <w:rPr>
+                <w:rStyle w:val="Hipervnculo"/>
+                <w:noProof/>
+              </w:rPr>
+              <w:t>Frontend Abstract Factory</w:t>
+            </w:r>
+            <w:r>
+              <w:rPr>
+                <w:noProof/>
+                <w:webHidden/>
+              </w:rPr>
+              <w:tab/>
+            </w:r>
+            <w:r>
+              <w:rPr>
+                <w:noProof/>
+                <w:webHidden/>
+              </w:rPr>
+              <w:fldChar w:fldCharType="begin"/>
+            </w:r>
+            <w:r>
+              <w:rPr>
+                <w:noProof/>
+                <w:webHidden/>
+              </w:rPr>
+              <w:instrText xml:space="preserve"> PAGEREF _Toc228201809 \h </w:instrText>
+            </w:r>
+            <w:r>
+              <w:rPr>
+                <w:noProof/>
+                <w:webHidden/>
+              </w:rPr>
+            </w:r>
+            <w:r>
+              <w:rPr>
+                <w:noProof/>
+                <w:webHidden/>
+              </w:rPr>
+              <w:fldChar w:fldCharType="separate"/>
+            </w:r>
+            <w:r>
+              <w:rPr>
+                <w:noProof/>
+                <w:webHidden/>
+              </w:rPr>
+              <w:t>66</w:t>
+            </w:r>
+            <w:r>
+              <w:rPr>
+                <w:noProof/>
+                <w:webHidden/>
+              </w:rPr>
+              <w:fldChar w:fldCharType="end"/>
+            </w:r>
+          </w:hyperlink>
+        </w:p>
+        <w:p>
+          <w:pPr>
+            <w:pStyle w:val="TDC1"/>
+            <w:rPr>
+              <w:rFonts w:asciiTheme="minorHAnsi" w:eastAsiaTheme="minorEastAsia" w:hAnsiTheme="minorHAnsi" w:cstheme="minorBidi"/>
+              <w:noProof/>
+              <w:sz w:val="22"/>
+              <w:szCs w:val="22"/>
+            </w:rPr>
+          </w:pPr>
+          <w:hyperlink w:anchor="_Toc228201810" w:history="1">
+            <w:r>
+              <w:rPr>
+                <w:rStyle w:val="Hipervnculo"/>
+                <w:noProof/>
+              </w:rPr>
+              <w:t>18.4</w:t>
+            </w:r>
+            <w:r>
+              <w:rPr>
+                <w:rFonts w:asciiTheme="minorHAnsi" w:eastAsiaTheme="minorEastAsia" w:hAnsiTheme="minorHAnsi" w:cstheme="minorBidi"/>
+                <w:noProof/>
+                <w:sz w:val="22"/>
+                <w:szCs w:val="22"/>
+              </w:rPr>
+              <w:tab/>
+            </w:r>
+            <w:r>
+              <w:rPr>
+                <w:rStyle w:val="Hipervnculo"/>
+                <w:noProof/>
+              </w:rPr>
+              <w:t>Frontend Builder</w:t>
+            </w:r>
+            <w:r>
+              <w:rPr>
+                <w:noProof/>
+                <w:webHidden/>
+              </w:rPr>
+              <w:tab/>
+            </w:r>
+            <w:r>
+              <w:rPr>
+                <w:noProof/>
+                <w:webHidden/>
+              </w:rPr>
+              <w:fldChar w:fldCharType="begin"/>
+            </w:r>
+            <w:r>
+              <w:rPr>
+                <w:noProof/>
+                <w:webHidden/>
+              </w:rPr>
+              <w:instrText xml:space="preserve"> PAGEREF _Toc228201810 \h </w:instrText>
+            </w:r>
+            <w:r>
+              <w:rPr>
+                <w:noProof/>
+                <w:webHidden/>
+              </w:rPr>
+            </w:r>
+            <w:r>
+              <w:rPr>
+                <w:noProof/>
+                <w:webHidden/>
+              </w:rPr>
+              <w:fldChar w:fldCharType="separate"/>
+            </w:r>
+            <w:r>
+              <w:rPr>
+                <w:noProof/>
+                <w:webHidden/>
+              </w:rPr>
+              <w:t>68</w:t>
+            </w:r>
+            <w:r>
+              <w:rPr>
+                <w:noProof/>
+                <w:webHidden/>
+              </w:rPr>
+              <w:fldChar w:fldCharType="end"/>
+            </w:r>
+          </w:hyperlink>
+        </w:p>
+        <w:p>
+          <w:pPr>
+            <w:pStyle w:val="TDC1"/>
+            <w:rPr>
+              <w:rFonts w:asciiTheme="minorHAnsi" w:eastAsiaTheme="minorEastAsia" w:hAnsiTheme="minorHAnsi" w:cstheme="minorBidi"/>
+              <w:noProof/>
+              <w:sz w:val="22"/>
+              <w:szCs w:val="22"/>
+            </w:rPr>
+          </w:pPr>
+          <w:hyperlink w:anchor="_Toc228201811" w:history="1">
+            <w:r>
+              <w:rPr>
+                <w:rStyle w:val="Hipervnculo"/>
+                <w:noProof/>
+              </w:rPr>
+              <w:t>18.5</w:t>
+            </w:r>
+            <w:r>
+              <w:rPr>
+                <w:rFonts w:asciiTheme="minorHAnsi" w:eastAsiaTheme="minorEastAsia" w:hAnsiTheme="minorHAnsi" w:cstheme="minorBidi"/>
+                <w:noProof/>
+                <w:sz w:val="22"/>
+                <w:szCs w:val="22"/>
+              </w:rPr>
+              <w:tab/>
+            </w:r>
+            <w:r>
+              <w:rPr>
+                <w:rStyle w:val="Hipervnculo"/>
+                <w:noProof/>
+              </w:rPr>
+              <w:t>Frontend Prototype</w:t>
+            </w:r>
+            <w:r>
+              <w:rPr>
+                <w:noProof/>
+                <w:webHidden/>
+              </w:rPr>
+              <w:tab/>
+            </w:r>
+            <w:r>
+              <w:rPr>
+                <w:noProof/>
+                <w:webHidden/>
+              </w:rPr>
+              <w:fldChar w:fldCharType="begin"/>
+            </w:r>
+            <w:r>
+              <w:rPr>
+                <w:noProof/>
+                <w:webHidden/>
+              </w:rPr>
+              <w:instrText xml:space="preserve"> PAGEREF _Toc228201811 \h </w:instrText>
+            </w:r>
+            <w:r>
+              <w:rPr>
+                <w:noProof/>
+                <w:webHidden/>
+              </w:rPr>
+            </w:r>
+            <w:r>
+              <w:rPr>
+                <w:noProof/>
+                <w:webHidden/>
+              </w:rPr>
+              <w:fldChar w:fldCharType="separate"/>
+            </w:r>
+            <w:r>
+              <w:rPr>
+                <w:noProof/>
+                <w:webHidden/>
+              </w:rPr>
+              <w:t>69</w:t>
+            </w:r>
+            <w:r>
+              <w:rPr>
+                <w:noProof/>
+                <w:webHidden/>
+              </w:rPr>
+              <w:fldChar w:fldCharType="end"/>
+            </w:r>
+          </w:hyperlink>
+        </w:p>
+        <w:p>
+          <w:pPr>
+            <w:pStyle w:val="TDC1"/>
+            <w:rPr>
+              <w:rFonts w:asciiTheme="minorHAnsi" w:eastAsiaTheme="minorEastAsia" w:hAnsiTheme="minorHAnsi" w:cstheme="minorBidi"/>
+              <w:noProof/>
+              <w:sz w:val="22"/>
+              <w:szCs w:val="22"/>
+            </w:rPr>
+          </w:pPr>
+          <w:hyperlink w:anchor="_Toc228201812" w:history="1">
+            <w:r>
+              <w:rPr>
+                <w:rStyle w:val="Hipervnculo"/>
+                <w:noProof/>
+              </w:rPr>
+              <w:t>18.6</w:t>
+            </w:r>
+            <w:r>
+              <w:rPr>
+                <w:rFonts w:asciiTheme="minorHAnsi" w:eastAsiaTheme="minorEastAsia" w:hAnsiTheme="minorHAnsi" w:cstheme="minorBidi"/>
+                <w:noProof/>
+                <w:sz w:val="22"/>
+                <w:szCs w:val="22"/>
+              </w:rPr>
+              <w:tab/>
+            </w:r>
+            <w:r>
+              <w:rPr>
+                <w:rStyle w:val="Hipervnculo"/>
+                <w:noProof/>
+              </w:rPr>
+              <w:t>Frontend Adapter</w:t>
+            </w:r>
+            <w:r>
+              <w:rPr>
+                <w:noProof/>
+                <w:webHidden/>
+              </w:rPr>
+              <w:tab/>
+            </w:r>
+            <w:r>
+              <w:rPr>
+                <w:noProof/>
+                <w:webHidden/>
+              </w:rPr>
+              <w:fldChar w:fldCharType="begin"/>
+            </w:r>
+            <w:r>
+              <w:rPr>
+                <w:noProof/>
+                <w:webHidden/>
+              </w:rPr>
+              <w:instrText xml:space="preserve"> PAGEREF _Toc228201812 \h </w:instrText>
+            </w:r>
+            <w:r>
+              <w:rPr>
+                <w:noProof/>
+                <w:webHidden/>
+              </w:rPr>
+            </w:r>
+            <w:r>
+              <w:rPr>
+                <w:noProof/>
+                <w:webHidden/>
+              </w:rPr>
+              <w:fldChar w:fldCharType="separate"/>
+            </w:r>
+            <w:r>
+              <w:rPr>
+                <w:noProof/>
+                <w:webHidden/>
+              </w:rPr>
+              <w:t>70</w:t>
+            </w:r>
+            <w:r>
+              <w:rPr>
+                <w:noProof/>
+                <w:webHidden/>
+              </w:rPr>
+              <w:fldChar w:fldCharType="end"/>
+            </w:r>
+          </w:hyperlink>
+        </w:p>
+        <w:p>
+          <w:pPr>
+            <w:pStyle w:val="TDC1"/>
+            <w:rPr>
+              <w:rFonts w:asciiTheme="minorHAnsi" w:eastAsiaTheme="minorEastAsia" w:hAnsiTheme="minorHAnsi" w:cstheme="minorBidi"/>
+              <w:noProof/>
+              <w:sz w:val="22"/>
+              <w:szCs w:val="22"/>
+            </w:rPr>
+          </w:pPr>
+          <w:hyperlink w:anchor="_Toc228201813" w:history="1">
+            <w:r>
+              <w:rPr>
+                <w:rStyle w:val="Hipervnculo"/>
+                <w:noProof/>
+              </w:rPr>
+              <w:t>18.7</w:t>
+            </w:r>
+            <w:r>
+              <w:rPr>
+                <w:rFonts w:asciiTheme="minorHAnsi" w:eastAsiaTheme="minorEastAsia" w:hAnsiTheme="minorHAnsi" w:cstheme="minorBidi"/>
+                <w:noProof/>
+                <w:sz w:val="22"/>
+                <w:szCs w:val="22"/>
+              </w:rPr>
+              <w:tab/>
+            </w:r>
+            <w:r>
+              <w:rPr>
+                <w:rStyle w:val="Hipervnculo"/>
+                <w:noProof/>
+              </w:rPr>
+              <w:t>Frontend Bridge</w:t>
+            </w:r>
+            <w:r>
+              <w:rPr>
+                <w:noProof/>
+                <w:webHidden/>
+              </w:rPr>
+              <w:tab/>
+            </w:r>
+            <w:r>
+              <w:rPr>
+                <w:noProof/>
+                <w:webHidden/>
+              </w:rPr>
+              <w:fldChar w:fldCharType="begin"/>
+            </w:r>
+            <w:r>
+              <w:rPr>
+                <w:noProof/>
+                <w:webHidden/>
+              </w:rPr>
+              <w:instrText xml:space="preserve"> PAGEREF _Toc228201813 \h </w:instrText>
+            </w:r>
+            <w:r>
+              <w:rPr>
+                <w:noProof/>
+                <w:webHidden/>
+              </w:rPr>
+            </w:r>
+            <w:r>
+              <w:rPr>
+                <w:noProof/>
+                <w:webHidden/>
+              </w:rPr>
+              <w:fldChar w:fldCharType="separate"/>
+            </w:r>
+            <w:r>
+              <w:rPr>
+                <w:noProof/>
+                <w:webHidden/>
+              </w:rPr>
+              <w:t>71</w:t>
+            </w:r>
+            <w:r>
+              <w:rPr>
+                <w:noProof/>
+                <w:webHidden/>
+              </w:rPr>
+              <w:fldChar w:fldCharType="end"/>
+            </w:r>
+          </w:hyperlink>
+        </w:p>
+        <w:p>
+          <w:pPr>
+            <w:pStyle w:val="TDC1"/>
+            <w:rPr>
+              <w:rFonts w:asciiTheme="minorHAnsi" w:eastAsiaTheme="minorEastAsia" w:hAnsiTheme="minorHAnsi" w:cstheme="minorBidi"/>
+              <w:noProof/>
+              <w:sz w:val="22"/>
+              <w:szCs w:val="22"/>
+            </w:rPr>
+          </w:pPr>
+          <w:hyperlink w:anchor="_Toc228201814" w:history="1">
+            <w:r>
+              <w:rPr>
+                <w:rStyle w:val="Hipervnculo"/>
+                <w:noProof/>
+              </w:rPr>
+              <w:t>18.8</w:t>
+            </w:r>
+            <w:r>
+              <w:rPr>
+                <w:rFonts w:asciiTheme="minorHAnsi" w:eastAsiaTheme="minorEastAsia" w:hAnsiTheme="minorHAnsi" w:cstheme="minorBidi"/>
+                <w:noProof/>
+                <w:sz w:val="22"/>
+                <w:szCs w:val="22"/>
+              </w:rPr>
+              <w:tab/>
+            </w:r>
+            <w:r>
+              <w:rPr>
+                <w:rStyle w:val="Hipervnculo"/>
+                <w:noProof/>
+              </w:rPr>
+              <w:t>Frontend Decorator</w:t>
+            </w:r>
+            <w:r>
+              <w:rPr>
+                <w:noProof/>
+                <w:webHidden/>
+              </w:rPr>
+              <w:tab/>
+            </w:r>
+            <w:r>
+              <w:rPr>
+                <w:noProof/>
+                <w:webHidden/>
+              </w:rPr>
+              <w:fldChar w:fldCharType="begin"/>
+            </w:r>
+            <w:r>
+              <w:rPr>
+                <w:noProof/>
+                <w:webHidden/>
+              </w:rPr>
+              <w:instrText xml:space="preserve"> PAGEREF _Toc228201814 \h </w:instrText>
+            </w:r>
+            <w:r>
+              <w:rPr>
+                <w:noProof/>
+                <w:webHidden/>
+              </w:rPr>
+            </w:r>
+            <w:r>
+              <w:rPr>
+                <w:noProof/>
+                <w:webHidden/>
+              </w:rPr>
+              <w:fldChar w:fldCharType="separate"/>
+            </w:r>
+            <w:r>
+              <w:rPr>
+                <w:noProof/>
+                <w:webHidden/>
+              </w:rPr>
+              <w:t>73</w:t>
+            </w:r>
+            <w:r>
+              <w:rPr>
+                <w:noProof/>
+                <w:webHidden/>
+              </w:rPr>
+              <w:fldChar w:fldCharType="end"/>
+            </w:r>
+          </w:hyperlink>
+        </w:p>
+        <w:p>
+          <w:pPr>
+            <w:pStyle w:val="TDC1"/>
+            <w:rPr>
+              <w:rFonts w:asciiTheme="minorHAnsi" w:eastAsiaTheme="minorEastAsia" w:hAnsiTheme="minorHAnsi" w:cstheme="minorBidi"/>
+              <w:noProof/>
+              <w:sz w:val="22"/>
+              <w:szCs w:val="22"/>
+            </w:rPr>
+          </w:pPr>
+          <w:hyperlink w:anchor="_Toc228201815" w:history="1">
+            <w:r>
+              <w:rPr>
+                <w:rStyle w:val="Hipervnculo"/>
+                <w:noProof/>
+              </w:rPr>
+              <w:t>18.9</w:t>
+            </w:r>
+            <w:r>
+              <w:rPr>
+                <w:rFonts w:asciiTheme="minorHAnsi" w:eastAsiaTheme="minorEastAsia" w:hAnsiTheme="minorHAnsi" w:cstheme="minorBidi"/>
+                <w:noProof/>
+                <w:sz w:val="22"/>
+                <w:szCs w:val="22"/>
+              </w:rPr>
+              <w:tab/>
+            </w:r>
+            <w:r>
+              <w:rPr>
+                <w:rStyle w:val="Hipervnculo"/>
+                <w:noProof/>
+              </w:rPr>
+              <w:t>Frontend Composite</w:t>
+            </w:r>
+            <w:r>
+              <w:rPr>
+                <w:noProof/>
+                <w:webHidden/>
+              </w:rPr>
+              <w:tab/>
+            </w:r>
+            <w:r>
+              <w:rPr>
+                <w:noProof/>
+                <w:webHidden/>
+              </w:rPr>
+              <w:fldChar w:fldCharType="begin"/>
+            </w:r>
+            <w:r>
+              <w:rPr>
+                <w:noProof/>
+                <w:webHidden/>
+              </w:rPr>
+              <w:instrText xml:space="preserve"> PAGEREF _Toc228201815 \h </w:instrText>
+            </w:r>
+            <w:r>
+              <w:rPr>
+                <w:noProof/>
+                <w:webHidden/>
+              </w:rPr>
+            </w:r>
+            <w:r>
+              <w:rPr>
+                <w:noProof/>
+                <w:webHidden/>
+              </w:rPr>
+              <w:fldChar w:fldCharType="separate"/>
+            </w:r>
+            <w:r>
+              <w:rPr>
+                <w:noProof/>
+                <w:webHidden/>
+              </w:rPr>
+              <w:t>73</w:t>
+            </w:r>
+            <w:r>
+              <w:rPr>
+                <w:noProof/>
+                <w:webHidden/>
+              </w:rPr>
+              <w:fldChar w:fldCharType="end"/>
+            </w:r>
+          </w:hyperlink>
+        </w:p>
+        <w:p>
+          <w:pPr>
+            <w:pStyle w:val="TDC1"/>
+            <w:rPr>
+              <w:rFonts w:asciiTheme="minorHAnsi" w:eastAsiaTheme="minorEastAsia" w:hAnsiTheme="minorHAnsi" w:cstheme="minorBidi"/>
+              <w:noProof/>
+              <w:sz w:val="22"/>
+              <w:szCs w:val="22"/>
+            </w:rPr>
+          </w:pPr>
+          <w:hyperlink w:anchor="_Toc228201816" w:history="1">
+            <w:r>
+              <w:rPr>
+                <w:rStyle w:val="Hipervnculo"/>
+                <w:noProof/>
+              </w:rPr>
+              <w:t>18.10</w:t>
+            </w:r>
+            <w:r>
+              <w:rPr>
+                <w:rFonts w:asciiTheme="minorHAnsi" w:eastAsiaTheme="minorEastAsia" w:hAnsiTheme="minorHAnsi" w:cstheme="minorBidi"/>
+                <w:noProof/>
+                <w:sz w:val="22"/>
+                <w:szCs w:val="22"/>
+              </w:rPr>
+              <w:tab/>
+            </w:r>
+            <w:r>
+              <w:rPr>
+                <w:rStyle w:val="Hipervnculo"/>
+                <w:noProof/>
+              </w:rPr>
+              <w:t>Frontend Facade</w:t>
+            </w:r>
+            <w:r>
+              <w:rPr>
+                <w:noProof/>
+                <w:webHidden/>
+              </w:rPr>
+              <w:tab/>
+            </w:r>
+            <w:r>
+              <w:rPr>
+                <w:noProof/>
+                <w:webHidden/>
+              </w:rPr>
+              <w:fldChar w:fldCharType="begin"/>
+            </w:r>
+            <w:r>
+              <w:rPr>
+                <w:noProof/>
+                <w:webHidden/>
+              </w:rPr>
+              <w:instrText xml:space="preserve"> PAGEREF _Toc228201816 \h </w:instrText>
+            </w:r>
+            <w:r>
+              <w:rPr>
+                <w:noProof/>
+                <w:webHidden/>
+              </w:rPr>
+            </w:r>
+            <w:r>
+              <w:rPr>
+                <w:noProof/>
+                <w:webHidden/>
+              </w:rPr>
+              <w:fldChar w:fldCharType="separate"/>
+            </w:r>
+            <w:r>
+              <w:rPr>
+                <w:noProof/>
+                <w:webHidden/>
+              </w:rPr>
+              <w:t>74</w:t>
+            </w:r>
+            <w:r>
+              <w:rPr>
+                <w:noProof/>
+                <w:webHidden/>
+              </w:rPr>
+              <w:fldChar w:fldCharType="end"/>
+            </w:r>
+          </w:hyperlink>
+        </w:p>
+        <w:p>
+          <w:pPr>
+            <w:pStyle w:val="TDC1"/>
+            <w:rPr>
+              <w:rFonts w:asciiTheme="minorHAnsi" w:eastAsiaTheme="minorEastAsia" w:hAnsiTheme="minorHAnsi" w:cstheme="minorBidi"/>
+              <w:noProof/>
+              <w:sz w:val="22"/>
+              <w:szCs w:val="22"/>
+            </w:rPr>
+          </w:pPr>
+          <w:hyperlink w:anchor="_Toc228201817" w:history="1">
+            <w:r>
+              <w:rPr>
+                <w:rStyle w:val="Hipervnculo"/>
+                <w:noProof/>
+              </w:rPr>
+              <w:t>18.11</w:t>
+            </w:r>
+            <w:r>
+              <w:rPr>
+                <w:rFonts w:asciiTheme="minorHAnsi" w:eastAsiaTheme="minorEastAsia" w:hAnsiTheme="minorHAnsi" w:cstheme="minorBidi"/>
+                <w:noProof/>
+                <w:sz w:val="22"/>
+                <w:szCs w:val="22"/>
+              </w:rPr>
+              <w:tab/>
+            </w:r>
+            <w:r>
+              <w:rPr>
+                <w:rStyle w:val="Hipervnculo"/>
+                <w:noProof/>
+              </w:rPr>
+              <w:t>Frontend Flyweight</w:t>
+            </w:r>
+            <w:r>
+              <w:rPr>
+                <w:noProof/>
+                <w:webHidden/>
+              </w:rPr>
+              <w:tab/>
+            </w:r>
+            <w:r>
+              <w:rPr>
+                <w:noProof/>
+                <w:webHidden/>
+              </w:rPr>
+              <w:fldChar w:fldCharType="begin"/>
+            </w:r>
+            <w:r>
+              <w:rPr>
+                <w:noProof/>
+                <w:webHidden/>
+              </w:rPr>
+              <w:instrText xml:space="preserve"> PAGEREF _Toc228201817 \h </w:instrText>
+            </w:r>
+            <w:r>
+              <w:rPr>
+                <w:noProof/>
+                <w:webHidden/>
+              </w:rPr>
+            </w:r>
+            <w:r>
+              <w:rPr>
+                <w:noProof/>
+                <w:webHidden/>
+              </w:rPr>
+              <w:fldChar w:fldCharType="separate"/>
+            </w:r>
+            <w:r>
+              <w:rPr>
+                <w:noProof/>
+                <w:webHidden/>
+              </w:rPr>
+              <w:t>75</w:t>
+            </w:r>
+            <w:r>
+              <w:rPr>
+                <w:noProof/>
+                <w:webHidden/>
+              </w:rPr>
+              <w:fldChar w:fldCharType="end"/>
+            </w:r>
+          </w:hyperlink>
+        </w:p>
+        <w:p>
+          <w:pPr>
+            <w:pStyle w:val="TDC1"/>
+            <w:rPr>
+              <w:rFonts w:asciiTheme="minorHAnsi" w:eastAsiaTheme="minorEastAsia" w:hAnsiTheme="minorHAnsi" w:cstheme="minorBidi"/>
+              <w:noProof/>
+              <w:sz w:val="22"/>
+              <w:szCs w:val="22"/>
+            </w:rPr>
+          </w:pPr>
+          <w:hyperlink w:anchor="_Toc228201818" w:history="1">
+            <w:r>
+              <w:rPr>
+                <w:rStyle w:val="Hipervnculo"/>
+                <w:noProof/>
+              </w:rPr>
+              <w:t>18.12</w:t>
+            </w:r>
+            <w:r>
+              <w:rPr>
+                <w:rFonts w:asciiTheme="minorHAnsi" w:eastAsiaTheme="minorEastAsia" w:hAnsiTheme="minorHAnsi" w:cstheme="minorBidi"/>
+                <w:noProof/>
+                <w:sz w:val="22"/>
+                <w:szCs w:val="22"/>
+              </w:rPr>
+              <w:tab/>
+            </w:r>
+            <w:r>
+              <w:rPr>
+                <w:rStyle w:val="Hipervnculo"/>
+                <w:noProof/>
+              </w:rPr>
+              <w:t>Frontend Proxy</w:t>
+            </w:r>
+            <w:r>
+              <w:rPr>
+                <w:noProof/>
+                <w:webHidden/>
+              </w:rPr>
+              <w:tab/>
+            </w:r>
+            <w:r>
+              <w:rPr>
+                <w:noProof/>
+                <w:webHidden/>
+              </w:rPr>
+              <w:fldChar w:fldCharType="begin"/>
+            </w:r>
+            <w:r>
+              <w:rPr>
+                <w:noProof/>
+                <w:webHidden/>
+              </w:rPr>
+              <w:instrText xml:space="preserve"> PAGEREF _Toc228201818 \h </w:instrText>
+            </w:r>
+            <w:r>
+              <w:rPr>
+                <w:noProof/>
+                <w:webHidden/>
+              </w:rPr>
+            </w:r>
+            <w:r>
+              <w:rPr>
+                <w:noProof/>
+                <w:webHidden/>
+              </w:rPr>
+              <w:fldChar w:fldCharType="separate"/>
+            </w:r>
+            <w:r>
+              <w:rPr>
+                <w:noProof/>
+                <w:webHidden/>
+              </w:rPr>
+              <w:t>76</w:t>
             </w:r>
             <w:r>
               <w:rPr>
@@ -7530,110 +8622,6 @@
     </w:p>
     <w:p>
       <w:pPr>
-        <w:spacing w:before="100" w:beforeAutospacing="1" w:after="100" w:afterAutospacing="1"/>
-        <w:ind w:firstLine="0"/>
-        <w:outlineLvl w:val="0"/>
-        <w:rPr>
-          <w:rFonts w:cs="Arial"/>
-          <w:b/>
-          <w:bCs/>
-          <w:kern w:val="36"/>
-        </w:rPr>
-      </w:pPr>
-    </w:p>
-    <w:p>
-      <w:pPr>
-        <w:spacing w:before="100" w:beforeAutospacing="1" w:after="100" w:afterAutospacing="1"/>
-        <w:ind w:firstLine="0"/>
-        <w:outlineLvl w:val="0"/>
-        <w:rPr>
-          <w:rFonts w:cs="Arial"/>
-          <w:b/>
-          <w:bCs/>
-          <w:kern w:val="36"/>
-        </w:rPr>
-      </w:pPr>
-    </w:p>
-    <w:p>
-      <w:pPr>
-        <w:spacing w:before="100" w:beforeAutospacing="1" w:after="100" w:afterAutospacing="1"/>
-        <w:ind w:firstLine="0"/>
-        <w:outlineLvl w:val="0"/>
-        <w:rPr>
-          <w:rFonts w:cs="Arial"/>
-          <w:b/>
-          <w:bCs/>
-          <w:kern w:val="36"/>
-        </w:rPr>
-      </w:pPr>
-    </w:p>
-    <w:p>
-      <w:pPr>
-        <w:spacing w:before="100" w:beforeAutospacing="1" w:after="100" w:afterAutospacing="1"/>
-        <w:ind w:firstLine="0"/>
-        <w:outlineLvl w:val="0"/>
-        <w:rPr>
-          <w:rFonts w:cs="Arial"/>
-          <w:b/>
-          <w:bCs/>
-          <w:kern w:val="36"/>
-        </w:rPr>
-      </w:pPr>
-    </w:p>
-    <w:p>
-      <w:pPr>
-        <w:spacing w:before="100" w:beforeAutospacing="1" w:after="100" w:afterAutospacing="1"/>
-        <w:ind w:firstLine="0"/>
-        <w:outlineLvl w:val="0"/>
-        <w:rPr>
-          <w:rFonts w:cs="Arial"/>
-          <w:b/>
-          <w:bCs/>
-          <w:kern w:val="36"/>
-        </w:rPr>
-      </w:pPr>
-    </w:p>
-    <w:p>
-      <w:pPr>
-        <w:spacing w:before="100" w:beforeAutospacing="1" w:after="100" w:afterAutospacing="1"/>
-        <w:ind w:firstLine="0"/>
-        <w:outlineLvl w:val="0"/>
-        <w:rPr>
-          <w:rFonts w:cs="Arial"/>
-          <w:b/>
-          <w:bCs/>
-          <w:kern w:val="36"/>
-        </w:rPr>
-      </w:pPr>
-    </w:p>
-    <w:p>
-      <w:pPr>
-        <w:spacing w:before="100" w:beforeAutospacing="1" w:after="100" w:afterAutospacing="1"/>
-        <w:ind w:firstLine="0"/>
-        <w:outlineLvl w:val="0"/>
-        <w:rPr>
-          <w:rFonts w:cs="Arial"/>
-          <w:b/>
-          <w:bCs/>
-          <w:kern w:val="36"/>
-        </w:rPr>
-      </w:pPr>
-    </w:p>
-    <w:p>
-      <w:pPr>
-        <w:spacing w:before="100" w:beforeAutospacing="1" w:after="100" w:afterAutospacing="1"/>
-        <w:ind w:firstLine="0"/>
-        <w:outlineLvl w:val="0"/>
-        <w:rPr>
-          <w:rFonts w:cs="Arial"/>
-          <w:b/>
-          <w:bCs/>
-          <w:kern w:val="36"/>
-        </w:rPr>
-      </w:pPr>
-    </w:p>
-    <w:p>
-      <w:pPr>
         <w:pStyle w:val="Ttulo1"/>
         <w:numPr>
           <w:ilvl w:val="0"/>
@@ -7641,7 +8629,7 @@
         </w:numPr>
         <w:spacing w:line="480" w:lineRule="auto"/>
       </w:pPr>
-      <w:bookmarkStart w:id="1" w:name="_Toc227851390"/>
+      <w:bookmarkStart w:id="1" w:name="_Toc228201735"/>
       <w:r>
         <w:lastRenderedPageBreak/>
         <w:t>Visión del Proyecto</w:t>
@@ -7721,7 +8709,7 @@
         </w:numPr>
         <w:spacing w:line="480" w:lineRule="auto"/>
       </w:pPr>
-      <w:bookmarkStart w:id="2" w:name="_Toc227851391"/>
+      <w:bookmarkStart w:id="2" w:name="_Toc228201736"/>
       <w:r>
         <w:t>Arquitectura del proyecto</w:t>
       </w:r>
@@ -7796,7 +8784,7 @@
           <w:rFonts w:cs="Arial"/>
         </w:rPr>
       </w:pPr>
-      <w:bookmarkStart w:id="3" w:name="_Toc227851392"/>
+      <w:bookmarkStart w:id="3" w:name="_Toc228201737"/>
       <w:r>
         <w:t xml:space="preserve">Capa de presentación / </w:t>
       </w:r>
@@ -7834,10 +8822,7 @@
         </w:rPr>
       </w:pPr>
       <w:r>
-        <w:t>Aquí están los controladores como</w:t>
-      </w:r>
-      <w:r>
-        <w:t xml:space="preserve"> </w:t>
+        <w:t xml:space="preserve">Aquí están los controladores como </w:t>
       </w:r>
       <w:proofErr w:type="spellStart"/>
       <w:r>
@@ -7873,10 +8858,7 @@
       </w:r>
       <w:proofErr w:type="spellEnd"/>
       <w:r>
-        <w:t xml:space="preserve"> </w:t>
-      </w:r>
-      <w:r>
-        <w:t xml:space="preserve">y los controladores de prueba para algunos patrones como </w:t>
+        <w:t xml:space="preserve"> y los controladores de prueba para algunos patrones como </w:t>
       </w:r>
       <w:r>
         <w:rPr>
@@ -7937,7 +8919,7 @@
           <w:numId w:val="4"/>
         </w:numPr>
       </w:pPr>
-      <w:bookmarkStart w:id="4" w:name="_Toc227851393"/>
+      <w:bookmarkStart w:id="4" w:name="_Toc228201738"/>
       <w:r>
         <w:t xml:space="preserve">Capa de negocio / </w:t>
       </w:r>
@@ -8016,7 +8998,7 @@
           <w:numId w:val="4"/>
         </w:numPr>
       </w:pPr>
-      <w:bookmarkStart w:id="5" w:name="_Toc227851394"/>
+      <w:bookmarkStart w:id="5" w:name="_Toc228201739"/>
       <w:r>
         <w:t xml:space="preserve">Capa de persistencia / </w:t>
       </w:r>
@@ -8086,7 +9068,7 @@
           <w:rFonts w:cs="Times New Roman"/>
         </w:rPr>
       </w:pPr>
-      <w:bookmarkStart w:id="6" w:name="_Toc227851395"/>
+      <w:bookmarkStart w:id="6" w:name="_Toc228201740"/>
       <w:r>
         <w:rPr>
           <w:rStyle w:val="Ttulo2Car"/>
@@ -8230,7 +9212,7 @@
           <w:rFonts w:cs="Times New Roman"/>
         </w:rPr>
       </w:pPr>
-      <w:bookmarkStart w:id="7" w:name="_Toc227851396"/>
+      <w:bookmarkStart w:id="7" w:name="_Toc228201741"/>
       <w:r>
         <w:rPr>
           <w:rStyle w:val="Ttulo2Car"/>
@@ -8916,7 +9898,7 @@
         </w:numPr>
         <w:spacing w:line="480" w:lineRule="auto"/>
       </w:pPr>
-      <w:bookmarkStart w:id="8" w:name="_Toc227851397"/>
+      <w:bookmarkStart w:id="8" w:name="_Toc228201742"/>
       <w:r>
         <w:t>Estructura del proyecto</w:t>
       </w:r>
@@ -9511,7 +10493,7 @@
         </w:numPr>
         <w:spacing w:line="480" w:lineRule="auto"/>
       </w:pPr>
-      <w:bookmarkStart w:id="9" w:name="_Toc227851398"/>
+      <w:bookmarkStart w:id="9" w:name="_Toc228201743"/>
       <w:r>
         <w:rPr>
           <w:noProof/>
@@ -10242,7 +11224,7 @@
         </w:numPr>
         <w:spacing w:line="480" w:lineRule="auto"/>
       </w:pPr>
-      <w:bookmarkStart w:id="10" w:name="_Toc227851399"/>
+      <w:bookmarkStart w:id="10" w:name="_Toc228201744"/>
       <w:r>
         <w:t>Patrones creacionales</w:t>
       </w:r>
@@ -10257,7 +11239,7 @@
         </w:numPr>
         <w:spacing w:line="480" w:lineRule="auto"/>
       </w:pPr>
-      <w:bookmarkStart w:id="11" w:name="_Toc227851400"/>
+      <w:bookmarkStart w:id="11" w:name="_Toc228201745"/>
       <w:r>
         <w:t>Patrón Singleton</w:t>
       </w:r>
@@ -10273,7 +11255,7 @@
         <w:spacing w:line="480" w:lineRule="auto"/>
       </w:pPr>
       <w:bookmarkStart w:id="12" w:name="_Toc224386485"/>
-      <w:bookmarkStart w:id="13" w:name="_Toc227851401"/>
+      <w:bookmarkStart w:id="13" w:name="_Toc228201746"/>
       <w:r>
         <w:rPr>
           <w:rStyle w:val="Ttulo2Car"/>
@@ -10382,7 +11364,7 @@
           <w:szCs w:val="24"/>
         </w:rPr>
       </w:pPr>
-      <w:bookmarkStart w:id="14" w:name="_Toc227851402"/>
+      <w:bookmarkStart w:id="14" w:name="_Toc228201747"/>
       <w:r>
         <w:t>Aplicación del patrón Singleton</w:t>
       </w:r>
@@ -14231,7 +15213,7 @@
           <w:szCs w:val="24"/>
         </w:rPr>
       </w:pPr>
-      <w:bookmarkStart w:id="15" w:name="_Toc227851403"/>
+      <w:bookmarkStart w:id="15" w:name="_Toc228201748"/>
       <w:r>
         <w:t>Prueba de funcionalidad</w:t>
       </w:r>
@@ -14448,7 +15430,7 @@
           <w:szCs w:val="24"/>
         </w:rPr>
       </w:pPr>
-      <w:bookmarkStart w:id="16" w:name="_Toc227851404"/>
+      <w:bookmarkStart w:id="16" w:name="_Toc228201749"/>
       <w:r>
         <w:t>Diagrama UML</w:t>
       </w:r>
@@ -14733,7 +15715,7 @@
         </w:numPr>
         <w:spacing w:line="480" w:lineRule="auto"/>
       </w:pPr>
-      <w:bookmarkStart w:id="17" w:name="_Toc227851405"/>
+      <w:bookmarkStart w:id="17" w:name="_Toc228201750"/>
       <w:r>
         <w:t>Patrón Factory Method</w:t>
       </w:r>
@@ -14747,7 +15729,7 @@
           <w:numId w:val="4"/>
         </w:numPr>
       </w:pPr>
-      <w:bookmarkStart w:id="18" w:name="_Toc227851406"/>
+      <w:bookmarkStart w:id="18" w:name="_Toc228201751"/>
       <w:r>
         <w:t>Análisis para la aplicación del Factory Method</w:t>
       </w:r>
@@ -14841,7 +15823,7 @@
           <w:szCs w:val="24"/>
         </w:rPr>
       </w:pPr>
-      <w:bookmarkStart w:id="19" w:name="_Toc227851407"/>
+      <w:bookmarkStart w:id="19" w:name="_Toc228201752"/>
       <w:r>
         <w:t>Aplicación del patrón Factory Method</w:t>
       </w:r>
@@ -24920,7 +25902,7 @@
           <w:szCs w:val="24"/>
         </w:rPr>
       </w:pPr>
-      <w:bookmarkStart w:id="20" w:name="_Toc227851408"/>
+      <w:bookmarkStart w:id="20" w:name="_Toc228201753"/>
       <w:r>
         <w:t>Prueba de funcionalidad</w:t>
       </w:r>
@@ -24930,13 +25912,8 @@
       <w:pPr>
         <w:spacing w:line="480" w:lineRule="auto"/>
       </w:pPr>
-      <w:proofErr w:type="spellStart"/>
-      <w:r>
-        <w:t>Temperature</w:t>
-      </w:r>
-      <w:proofErr w:type="spellEnd"/>
-      <w:r>
-        <w:t xml:space="preserve"> (debe imprimir alerta si</w:t>
+      <w:r>
+        <w:t>Temperature (debe imprimir alerta si</w:t>
       </w:r>
       <w:r>
         <w:t xml:space="preserve"> </w:t>
@@ -25174,7 +26151,7 @@
           <w:szCs w:val="24"/>
         </w:rPr>
       </w:pPr>
-      <w:bookmarkStart w:id="21" w:name="_Toc227851409"/>
+      <w:bookmarkStart w:id="21" w:name="_Toc228201754"/>
       <w:r>
         <w:t>Diagrama UML</w:t>
       </w:r>
@@ -25800,7 +26777,7 @@
         </w:numPr>
         <w:spacing w:line="480" w:lineRule="auto"/>
       </w:pPr>
-      <w:bookmarkStart w:id="22" w:name="_Toc227851410"/>
+      <w:bookmarkStart w:id="22" w:name="_Toc228201755"/>
       <w:r>
         <w:t>Patrón Abstract Factory</w:t>
       </w:r>
@@ -25814,7 +26791,7 @@
           <w:numId w:val="4"/>
         </w:numPr>
       </w:pPr>
-      <w:bookmarkStart w:id="23" w:name="_Toc227851411"/>
+      <w:bookmarkStart w:id="23" w:name="_Toc228201756"/>
       <w:r>
         <w:t xml:space="preserve">Análisis para la aplicación del </w:t>
       </w:r>
@@ -26073,7 +27050,7 @@
           <w:szCs w:val="24"/>
         </w:rPr>
       </w:pPr>
-      <w:bookmarkStart w:id="24" w:name="_Toc227851412"/>
+      <w:bookmarkStart w:id="24" w:name="_Toc228201757"/>
       <w:r>
         <w:t xml:space="preserve">Aplicación del patrón </w:t>
       </w:r>
@@ -31371,7 +32348,7 @@
           <w:szCs w:val="24"/>
         </w:rPr>
       </w:pPr>
-      <w:bookmarkStart w:id="25" w:name="_Toc227851413"/>
+      <w:bookmarkStart w:id="25" w:name="_Toc228201758"/>
       <w:r>
         <w:t>Prueba de funcionalidad</w:t>
       </w:r>
@@ -31622,7 +32599,7 @@
           <w:szCs w:val="24"/>
         </w:rPr>
       </w:pPr>
-      <w:bookmarkStart w:id="26" w:name="_Toc227851414"/>
+      <w:bookmarkStart w:id="26" w:name="_Toc228201759"/>
       <w:r>
         <w:t>Diagrama UML</w:t>
       </w:r>
@@ -31876,7 +32853,7 @@
         </w:numPr>
         <w:spacing w:line="480" w:lineRule="auto"/>
       </w:pPr>
-      <w:bookmarkStart w:id="27" w:name="_Toc227851415"/>
+      <w:bookmarkStart w:id="27" w:name="_Toc228201760"/>
       <w:r>
         <w:t>Patrón Builder</w:t>
       </w:r>
@@ -31890,7 +32867,7 @@
           <w:numId w:val="4"/>
         </w:numPr>
       </w:pPr>
-      <w:bookmarkStart w:id="28" w:name="_Toc227851416"/>
+      <w:bookmarkStart w:id="28" w:name="_Toc228201761"/>
       <w:r>
         <w:t>Análisis para la aplicación del Builder</w:t>
       </w:r>
@@ -32131,7 +33108,7 @@
           <w:szCs w:val="24"/>
         </w:rPr>
       </w:pPr>
-      <w:bookmarkStart w:id="29" w:name="_Toc227851417"/>
+      <w:bookmarkStart w:id="29" w:name="_Toc228201762"/>
       <w:r>
         <w:t>Aplicación del patrón Builder</w:t>
       </w:r>
@@ -34324,7 +35301,7 @@
           <w:szCs w:val="48"/>
         </w:rPr>
       </w:pPr>
-      <w:bookmarkStart w:id="30" w:name="_Toc227851418"/>
+      <w:bookmarkStart w:id="30" w:name="_Toc228201763"/>
       <w:r>
         <w:t>8.3. Prueba de funcionalidad</w:t>
       </w:r>
@@ -34592,7 +35569,7 @@
         </w:numPr>
         <w:ind w:left="432" w:hanging="432"/>
       </w:pPr>
-      <w:bookmarkStart w:id="31" w:name="_Toc227851419"/>
+      <w:bookmarkStart w:id="31" w:name="_Toc228201764"/>
       <w:r>
         <w:t>8</w:t>
       </w:r>
@@ -34929,7 +35906,7 @@
         </w:numPr>
         <w:spacing w:line="480" w:lineRule="auto"/>
       </w:pPr>
-      <w:bookmarkStart w:id="32" w:name="_Toc227851420"/>
+      <w:bookmarkStart w:id="32" w:name="_Toc228201765"/>
       <w:r>
         <w:t xml:space="preserve">Patrón </w:t>
       </w:r>
@@ -34949,7 +35926,7 @@
       <w:r>
         <w:t xml:space="preserve"> </w:t>
       </w:r>
-      <w:bookmarkStart w:id="33" w:name="_Toc227851421"/>
+      <w:bookmarkStart w:id="33" w:name="_Toc228201766"/>
       <w:r>
         <w:t xml:space="preserve">Análisis para la aplicación del </w:t>
       </w:r>
@@ -35032,7 +36009,7 @@
       <w:r>
         <w:t xml:space="preserve"> </w:t>
       </w:r>
-      <w:bookmarkStart w:id="34" w:name="_Toc227851422"/>
+      <w:bookmarkStart w:id="34" w:name="_Toc228201767"/>
       <w:r>
         <w:t xml:space="preserve">Aplicación del patrón </w:t>
       </w:r>
@@ -35358,7 +36335,7 @@
       <w:r>
         <w:t xml:space="preserve"> </w:t>
       </w:r>
-      <w:bookmarkStart w:id="35" w:name="_Toc227851423"/>
+      <w:bookmarkStart w:id="35" w:name="_Toc228201768"/>
       <w:r>
         <w:t>Prueba de funcionalidad</w:t>
       </w:r>
@@ -35540,7 +36517,7 @@
         <w:lastRenderedPageBreak/>
         <w:t xml:space="preserve"> </w:t>
       </w:r>
-      <w:bookmarkStart w:id="36" w:name="_Toc227851424"/>
+      <w:bookmarkStart w:id="36" w:name="_Toc228201769"/>
       <w:r>
         <w:t>Diagrama UML</w:t>
       </w:r>
@@ -35695,12 +36672,9 @@
         </w:numPr>
         <w:spacing w:line="480" w:lineRule="auto"/>
       </w:pPr>
-      <w:bookmarkStart w:id="37" w:name="_Toc227851425"/>
-      <w:r>
-        <w:t>Patr</w:t>
-      </w:r>
-      <w:r>
-        <w:t>ones Estructurales</w:t>
+      <w:bookmarkStart w:id="37" w:name="_Toc228201770"/>
+      <w:r>
+        <w:t>Patrones Estructurales</w:t>
       </w:r>
       <w:bookmarkEnd w:id="37"/>
     </w:p>
@@ -35713,7 +36687,7 @@
         </w:numPr>
         <w:spacing w:line="480" w:lineRule="auto"/>
       </w:pPr>
-      <w:bookmarkStart w:id="38" w:name="_Toc227851426"/>
+      <w:bookmarkStart w:id="38" w:name="_Toc228201771"/>
       <w:r>
         <w:t xml:space="preserve">Patrón </w:t>
       </w:r>
@@ -35730,7 +36704,7 @@
           <w:numId w:val="10"/>
         </w:numPr>
       </w:pPr>
-      <w:bookmarkStart w:id="39" w:name="_Toc227851427"/>
+      <w:bookmarkStart w:id="39" w:name="_Toc228201772"/>
       <w:r>
         <w:t xml:space="preserve">Análisis para la aplicación del </w:t>
       </w:r>
@@ -35959,7 +36933,7 @@
           <w:numId w:val="10"/>
         </w:numPr>
       </w:pPr>
-      <w:bookmarkStart w:id="40" w:name="_Toc227851428"/>
+      <w:bookmarkStart w:id="40" w:name="_Toc228201773"/>
       <w:r>
         <w:t>Aplicación del patrón Adapter</w:t>
       </w:r>
@@ -36449,7 +37423,7 @@
           <w:numId w:val="10"/>
         </w:numPr>
       </w:pPr>
-      <w:bookmarkStart w:id="41" w:name="_Toc227851429"/>
+      <w:bookmarkStart w:id="41" w:name="_Toc228201774"/>
       <w:r>
         <w:t>Pruebas de funcionalidad</w:t>
       </w:r>
@@ -36637,7 +37611,7 @@
           <w:numId w:val="10"/>
         </w:numPr>
       </w:pPr>
-      <w:bookmarkStart w:id="42" w:name="_Toc227851430"/>
+      <w:bookmarkStart w:id="42" w:name="_Toc228201775"/>
       <w:r>
         <w:t>Diagrama UML</w:t>
       </w:r>
@@ -36792,7 +37766,7 @@
         </w:numPr>
         <w:spacing w:line="480" w:lineRule="auto"/>
       </w:pPr>
-      <w:bookmarkStart w:id="43" w:name="_Toc227851431"/>
+      <w:bookmarkStart w:id="43" w:name="_Toc228201776"/>
       <w:r>
         <w:t>Patrón Bridge</w:t>
       </w:r>
@@ -36806,7 +37780,7 @@
           <w:numId w:val="10"/>
         </w:numPr>
       </w:pPr>
-      <w:bookmarkStart w:id="44" w:name="_Toc227851432"/>
+      <w:bookmarkStart w:id="44" w:name="_Toc228201777"/>
       <w:r>
         <w:t>Análisis para la aplicación del Bridge</w:t>
       </w:r>
@@ -37043,7 +38017,7 @@
           <w:numId w:val="10"/>
         </w:numPr>
       </w:pPr>
-      <w:bookmarkStart w:id="45" w:name="_Toc227851433"/>
+      <w:bookmarkStart w:id="45" w:name="_Toc228201778"/>
       <w:r>
         <w:t>Aplicación del patrón Bridge</w:t>
       </w:r>
@@ -37446,7 +38420,7 @@
           <w:numId w:val="10"/>
         </w:numPr>
       </w:pPr>
-      <w:bookmarkStart w:id="46" w:name="_Toc227851434"/>
+      <w:bookmarkStart w:id="46" w:name="_Toc228201779"/>
       <w:r>
         <w:lastRenderedPageBreak/>
         <w:t>Pruebas de funcionalidad</w:t>
@@ -37750,7 +38724,7 @@
           <w:numId w:val="10"/>
         </w:numPr>
       </w:pPr>
-      <w:bookmarkStart w:id="47" w:name="_Toc227851435"/>
+      <w:bookmarkStart w:id="47" w:name="_Toc228201780"/>
       <w:r>
         <w:t>Diagrama UML</w:t>
       </w:r>
@@ -37969,7 +38943,7 @@
         </w:numPr>
         <w:spacing w:line="480" w:lineRule="auto"/>
       </w:pPr>
-      <w:bookmarkStart w:id="48" w:name="_Toc227851436"/>
+      <w:bookmarkStart w:id="48" w:name="_Toc228201781"/>
       <w:r>
         <w:lastRenderedPageBreak/>
         <w:t xml:space="preserve">Patrón </w:t>
@@ -37988,7 +38962,7 @@
         </w:numPr>
         <w:spacing w:line="480" w:lineRule="auto"/>
       </w:pPr>
-      <w:bookmarkStart w:id="49" w:name="_Toc227851437"/>
+      <w:bookmarkStart w:id="49" w:name="_Toc228201782"/>
       <w:r>
         <w:t xml:space="preserve">Análisis para la aplicación del </w:t>
       </w:r>
@@ -38168,7 +39142,7 @@
           <w:numId w:val="10"/>
         </w:numPr>
       </w:pPr>
-      <w:bookmarkStart w:id="50" w:name="_Toc227851438"/>
+      <w:bookmarkStart w:id="50" w:name="_Toc228201783"/>
       <w:r>
         <w:t>Aplicación del patrón Decorator</w:t>
       </w:r>
@@ -38484,7 +39458,7 @@
           <w:numId w:val="10"/>
         </w:numPr>
       </w:pPr>
-      <w:bookmarkStart w:id="51" w:name="_Toc227851439"/>
+      <w:bookmarkStart w:id="51" w:name="_Toc228201784"/>
       <w:r>
         <w:t>Pruebas de funcionalidad</w:t>
       </w:r>
@@ -38627,7 +39601,7 @@
           <w:numId w:val="10"/>
         </w:numPr>
       </w:pPr>
-      <w:bookmarkStart w:id="52" w:name="_Toc227851440"/>
+      <w:bookmarkStart w:id="52" w:name="_Toc228201785"/>
       <w:r>
         <w:lastRenderedPageBreak/>
         <w:t>Diagrama UML</w:t>
@@ -38791,7 +39765,7 @@
         </w:numPr>
         <w:spacing w:line="480" w:lineRule="auto"/>
       </w:pPr>
-      <w:bookmarkStart w:id="53" w:name="_Toc227851441"/>
+      <w:bookmarkStart w:id="53" w:name="_Toc228201786"/>
       <w:r>
         <w:t>Patrón Composite</w:t>
       </w:r>
@@ -38806,7 +39780,7 @@
         </w:numPr>
         <w:spacing w:line="480" w:lineRule="auto"/>
       </w:pPr>
-      <w:bookmarkStart w:id="54" w:name="_Toc227851442"/>
+      <w:bookmarkStart w:id="54" w:name="_Toc228201787"/>
       <w:r>
         <w:t>Análisis para la aplicación del Composite</w:t>
       </w:r>
@@ -38870,7 +39844,7 @@
           <w:numId w:val="10"/>
         </w:numPr>
       </w:pPr>
-      <w:bookmarkStart w:id="55" w:name="_Toc227851443"/>
+      <w:bookmarkStart w:id="55" w:name="_Toc228201788"/>
       <w:r>
         <w:t>Aplicación del patrón Composite</w:t>
       </w:r>
@@ -39558,7 +40532,7 @@
           <w:numId w:val="10"/>
         </w:numPr>
       </w:pPr>
-      <w:bookmarkStart w:id="56" w:name="_Toc227851444"/>
+      <w:bookmarkStart w:id="56" w:name="_Toc228201789"/>
       <w:r>
         <w:t>Pruebas de funcionalidad</w:t>
       </w:r>
@@ -39649,7 +40623,7 @@
           <w:numId w:val="10"/>
         </w:numPr>
       </w:pPr>
-      <w:bookmarkStart w:id="57" w:name="_Toc227851445"/>
+      <w:bookmarkStart w:id="57" w:name="_Toc228201790"/>
       <w:r>
         <w:t>Diagrama UML</w:t>
       </w:r>
@@ -39830,7 +40804,7 @@
         </w:numPr>
         <w:spacing w:line="480" w:lineRule="auto"/>
       </w:pPr>
-      <w:bookmarkStart w:id="58" w:name="_Toc227851446"/>
+      <w:bookmarkStart w:id="58" w:name="_Toc228201791"/>
       <w:r>
         <w:t>Patrón Fac</w:t>
       </w:r>
@@ -39851,7 +40825,7 @@
         </w:numPr>
         <w:spacing w:line="480" w:lineRule="auto"/>
       </w:pPr>
-      <w:bookmarkStart w:id="59" w:name="_Toc227851447"/>
+      <w:bookmarkStart w:id="59" w:name="_Toc228201792"/>
       <w:r>
         <w:t>Análisis para la aplicación del Fac</w:t>
       </w:r>
@@ -39934,7 +40908,7 @@
           <w:numId w:val="10"/>
         </w:numPr>
       </w:pPr>
-      <w:bookmarkStart w:id="60" w:name="_Toc227851448"/>
+      <w:bookmarkStart w:id="60" w:name="_Toc228201793"/>
       <w:r>
         <w:t>Aplicación del patrón Facade</w:t>
       </w:r>
@@ -40284,7 +41258,7 @@
           <w:numId w:val="10"/>
         </w:numPr>
       </w:pPr>
-      <w:bookmarkStart w:id="61" w:name="_Toc227851449"/>
+      <w:bookmarkStart w:id="61" w:name="_Toc228201794"/>
       <w:r>
         <w:t>Pruebas de funcionalidad</w:t>
       </w:r>
@@ -40487,7 +41461,7 @@
           <w:numId w:val="10"/>
         </w:numPr>
       </w:pPr>
-      <w:bookmarkStart w:id="62" w:name="_Toc227851450"/>
+      <w:bookmarkStart w:id="62" w:name="_Toc228201795"/>
       <w:r>
         <w:lastRenderedPageBreak/>
         <w:t>Diagrama UML</w:t>
@@ -40667,7 +41641,7 @@
         </w:numPr>
         <w:spacing w:line="480" w:lineRule="auto"/>
       </w:pPr>
-      <w:bookmarkStart w:id="63" w:name="_Toc227851451"/>
+      <w:bookmarkStart w:id="63" w:name="_Toc228201796"/>
       <w:r>
         <w:t>Patrón Flyweight</w:t>
       </w:r>
@@ -40682,7 +41656,7 @@
         </w:numPr>
         <w:spacing w:line="480" w:lineRule="auto"/>
       </w:pPr>
-      <w:bookmarkStart w:id="64" w:name="_Toc227851452"/>
+      <w:bookmarkStart w:id="64" w:name="_Toc228201797"/>
       <w:r>
         <w:t>Análisis para la aplicación del Flyweight</w:t>
       </w:r>
@@ -40955,7 +41929,7 @@
           <w:numId w:val="10"/>
         </w:numPr>
       </w:pPr>
-      <w:bookmarkStart w:id="65" w:name="_Toc227851453"/>
+      <w:bookmarkStart w:id="65" w:name="_Toc228201798"/>
       <w:r>
         <w:t>Aplicación del patrón Flyweight</w:t>
       </w:r>
@@ -41417,7 +42391,7 @@
           <w:numId w:val="10"/>
         </w:numPr>
       </w:pPr>
-      <w:bookmarkStart w:id="66" w:name="_Toc227851454"/>
+      <w:bookmarkStart w:id="66" w:name="_Toc228201799"/>
       <w:r>
         <w:lastRenderedPageBreak/>
         <w:t>Pruebas de funcionalidad</w:t>
@@ -41667,7 +42641,7 @@
           <w:numId w:val="10"/>
         </w:numPr>
       </w:pPr>
-      <w:bookmarkStart w:id="67" w:name="_Toc227851455"/>
+      <w:bookmarkStart w:id="67" w:name="_Toc228201800"/>
       <w:r>
         <w:t>Diagrama UML</w:t>
       </w:r>
@@ -41880,7 +42854,7 @@
         </w:numPr>
         <w:spacing w:line="480" w:lineRule="auto"/>
       </w:pPr>
-      <w:bookmarkStart w:id="68" w:name="_Toc227851456"/>
+      <w:bookmarkStart w:id="68" w:name="_Toc228201801"/>
       <w:r>
         <w:lastRenderedPageBreak/>
         <w:t>Patrón Proxy</w:t>
@@ -41896,7 +42870,7 @@
         </w:numPr>
         <w:spacing w:line="480" w:lineRule="auto"/>
       </w:pPr>
-      <w:bookmarkStart w:id="69" w:name="_Toc227851457"/>
+      <w:bookmarkStart w:id="69" w:name="_Toc228201802"/>
       <w:r>
         <w:t>Análisis para la aplicación del Proxy</w:t>
       </w:r>
@@ -42107,12 +43081,9 @@
           <w:numId w:val="10"/>
         </w:numPr>
       </w:pPr>
-      <w:bookmarkStart w:id="70" w:name="_Toc227851458"/>
-      <w:r>
-        <w:t xml:space="preserve">Aplicación del patrón </w:t>
-      </w:r>
-      <w:r>
-        <w:t>Proxy</w:t>
+      <w:bookmarkStart w:id="70" w:name="_Toc228201803"/>
+      <w:r>
+        <w:t>Aplicación del patrón Proxy</w:t>
       </w:r>
       <w:bookmarkEnd w:id="70"/>
     </w:p>
@@ -42181,6 +43152,7 @@
       <w:r>
         <w:rPr>
           <w:rFonts w:cs="Arial"/>
+          <w:noProof/>
         </w:rPr>
         <w:drawing>
           <wp:inline distT="0" distB="0" distL="0" distR="0" wp14:anchorId="602E5551" wp14:editId="677C72EB">
@@ -42254,15 +43226,7 @@
           <w:bCs/>
         </w:rPr>
         <w:lastRenderedPageBreak/>
-        <w:t>C</w:t>
-      </w:r>
-      <w:r>
-        <w:rPr>
-          <w:rFonts w:cs="Arial"/>
-          <w:b/>
-          <w:bCs/>
-        </w:rPr>
-        <w:t>lase</w:t>
+        <w:t>Clase</w:t>
       </w:r>
       <w:r>
         <w:rPr>
@@ -42303,6 +43267,7 @@
       <w:r>
         <w:rPr>
           <w:rFonts w:cs="Arial"/>
+          <w:noProof/>
         </w:rPr>
         <w:drawing>
           <wp:inline distT="0" distB="0" distL="0" distR="0" wp14:anchorId="2B2C5AC5" wp14:editId="71534DB0">
@@ -42418,6 +43383,7 @@
       <w:r>
         <w:rPr>
           <w:rFonts w:cs="Arial"/>
+          <w:noProof/>
         </w:rPr>
         <w:drawing>
           <wp:inline distT="0" distB="0" distL="0" distR="0" wp14:anchorId="6CE2BE59" wp14:editId="18C56F45">
@@ -42525,6 +43491,7 @@
       <w:r>
         <w:rPr>
           <w:rFonts w:cs="Arial"/>
+          <w:noProof/>
         </w:rPr>
         <w:drawing>
           <wp:inline distT="0" distB="0" distL="0" distR="0" wp14:anchorId="56E85595" wp14:editId="6FC73F20">
@@ -42590,7 +43557,7 @@
           <w:numId w:val="10"/>
         </w:numPr>
       </w:pPr>
-      <w:bookmarkStart w:id="71" w:name="_Toc227851459"/>
+      <w:bookmarkStart w:id="71" w:name="_Toc228201804"/>
       <w:r>
         <w:t>Pruebas de funcionalidad</w:t>
       </w:r>
@@ -42626,6 +43593,7 @@
       <w:r>
         <w:rPr>
           <w:rFonts w:cs="Arial"/>
+          <w:noProof/>
         </w:rPr>
         <w:drawing>
           <wp:inline distT="0" distB="0" distL="0" distR="0" wp14:anchorId="0E09C6AB" wp14:editId="28173C0E">
@@ -42692,6 +43660,7 @@
       <w:r>
         <w:rPr>
           <w:rFonts w:cs="Arial"/>
+          <w:noProof/>
         </w:rPr>
         <w:drawing>
           <wp:inline distT="0" distB="0" distL="0" distR="0" wp14:anchorId="6CCA485E" wp14:editId="2747409A">
@@ -42871,13 +43840,7 @@
         <w:t>Proxy</w:t>
       </w:r>
       <w:r>
-        <w:t xml:space="preserve"> lo usé para controlar el acceso a la información sensible del paciente.</w:t>
-      </w:r>
-      <w:r>
-        <w:t xml:space="preserve"> </w:t>
-      </w:r>
-      <w:r>
-        <w:t>El controlador no consulta directamente los datos, sino que pasa por un proxy que revisa el rol del usuario.</w:t>
+        <w:t xml:space="preserve"> lo usé para controlar el acceso a la información sensible del paciente. El controlador no consulta directamente los datos, sino que pasa por un proxy que revisa el rol del usuario.</w:t>
       </w:r>
     </w:p>
     <w:p>
@@ -42941,7 +43904,7 @@
           <w:numId w:val="10"/>
         </w:numPr>
       </w:pPr>
-      <w:bookmarkStart w:id="72" w:name="_Toc227851460"/>
+      <w:bookmarkStart w:id="72" w:name="_Toc228201805"/>
       <w:r>
         <w:lastRenderedPageBreak/>
         <w:t>Diagrama UML</w:t>
@@ -43157,8 +44120,1881 @@
         </w:rPr>
       </w:pPr>
     </w:p>
+    <w:p>
+      <w:pPr>
+        <w:pStyle w:val="NormalWeb"/>
+        <w:spacing w:line="480" w:lineRule="auto"/>
+        <w:ind w:firstLine="0"/>
+        <w:jc w:val="both"/>
+        <w:rPr>
+          <w:rFonts w:cs="Arial"/>
+        </w:rPr>
+      </w:pPr>
+    </w:p>
+    <w:p>
+      <w:pPr>
+        <w:pStyle w:val="NormalWeb"/>
+        <w:spacing w:line="480" w:lineRule="auto"/>
+        <w:ind w:firstLine="0"/>
+        <w:jc w:val="both"/>
+        <w:rPr>
+          <w:rFonts w:cs="Arial"/>
+        </w:rPr>
+      </w:pPr>
+    </w:p>
+    <w:p>
+      <w:pPr>
+        <w:pStyle w:val="Ttulo1"/>
+        <w:numPr>
+          <w:ilvl w:val="0"/>
+          <w:numId w:val="10"/>
+        </w:numPr>
+        <w:spacing w:line="480" w:lineRule="auto"/>
+      </w:pPr>
+      <w:bookmarkStart w:id="73" w:name="_Toc228201806"/>
+      <w:r>
+        <w:lastRenderedPageBreak/>
+        <w:t>Resultados del Proyecto</w:t>
+      </w:r>
+      <w:bookmarkEnd w:id="73"/>
+    </w:p>
+    <w:p>
+      <w:pPr>
+        <w:spacing w:line="480" w:lineRule="auto"/>
+        <w:jc w:val="both"/>
+      </w:pPr>
+      <w:r>
+        <w:t xml:space="preserve">El sistema cuenta con un </w:t>
+      </w:r>
+      <w:proofErr w:type="spellStart"/>
+      <w:r>
+        <w:rPr>
+          <w:b/>
+          <w:bCs/>
+        </w:rPr>
+        <w:t>dashboard</w:t>
+      </w:r>
+      <w:proofErr w:type="spellEnd"/>
+      <w:r>
+        <w:t xml:space="preserve"> que permite acceder a cada uno de los patrones de diseño implementados. Cada módulo representa un caso práctico dentro del sistema de historias clínicas, permitiendo visualizar cómo cada patrón soluciona un problema específico. Esta aproximación facilita la comprensión y validación del funcionamiento de los patrones en un entorno real.</w:t>
+      </w:r>
+    </w:p>
+    <w:p>
+      <w:pPr>
+        <w:ind w:left="709" w:firstLine="0"/>
+      </w:pPr>
+      <w:r>
+        <w:drawing>
+          <wp:inline distT="0" distB="0" distL="0" distR="0" wp14:anchorId="408EA4E7" wp14:editId="28F2FBD4">
+            <wp:extent cx="4842163" cy="2307670"/>
+            <wp:effectExtent l="0" t="0" r="0" b="0"/>
+            <wp:docPr id="1180821618" name="Imagen 24"/>
+            <wp:cNvGraphicFramePr>
+              <a:graphicFrameLocks xmlns:a="http://schemas.openxmlformats.org/drawingml/2006/main" noChangeAspect="1"/>
+            </wp:cNvGraphicFramePr>
+            <a:graphic xmlns:a="http://schemas.openxmlformats.org/drawingml/2006/main">
+              <a:graphicData uri="http://schemas.openxmlformats.org/drawingml/2006/picture">
+                <pic:pic xmlns:pic="http://schemas.openxmlformats.org/drawingml/2006/picture">
+                  <pic:nvPicPr>
+                    <pic:cNvPr id="1180821618" name=""/>
+                    <pic:cNvPicPr/>
+                  </pic:nvPicPr>
+                  <pic:blipFill>
+                    <a:blip r:embed="rId74"/>
+                    <a:stretch>
+                      <a:fillRect/>
+                    </a:stretch>
+                  </pic:blipFill>
+                  <pic:spPr>
+                    <a:xfrm>
+                      <a:off x="0" y="0"/>
+                      <a:ext cx="4846603" cy="2309786"/>
+                    </a:xfrm>
+                    <a:prstGeom prst="rect">
+                      <a:avLst/>
+                    </a:prstGeom>
+                  </pic:spPr>
+                </pic:pic>
+              </a:graphicData>
+            </a:graphic>
+          </wp:inline>
+        </w:drawing>
+      </w:r>
+    </w:p>
+    <w:p>
+      <w:pPr>
+        <w:pStyle w:val="Ttulo1"/>
+        <w:numPr>
+          <w:ilvl w:val="1"/>
+          <w:numId w:val="10"/>
+        </w:numPr>
+        <w:spacing w:line="480" w:lineRule="auto"/>
+      </w:pPr>
+      <w:bookmarkStart w:id="74" w:name="_Toc228201807"/>
+      <w:r>
+        <w:t>Frontend Singleton</w:t>
+      </w:r>
+      <w:bookmarkEnd w:id="74"/>
+    </w:p>
+    <w:p>
+      <w:pPr>
+        <w:spacing w:line="480" w:lineRule="auto"/>
+        <w:jc w:val="both"/>
+      </w:pPr>
+      <w:r>
+        <w:t xml:space="preserve">El frontend me sirve para enviar la petición. La prueba del </w:t>
+      </w:r>
+      <w:r>
+        <w:rPr>
+          <w:b/>
+          <w:bCs/>
+        </w:rPr>
+        <w:t>Singleton</w:t>
+      </w:r>
+      <w:r>
+        <w:t xml:space="preserve"> está en el </w:t>
+      </w:r>
+      <w:proofErr w:type="spellStart"/>
+      <w:r>
+        <w:rPr>
+          <w:b/>
+          <w:bCs/>
+        </w:rPr>
+        <w:t>backend</w:t>
+      </w:r>
+      <w:proofErr w:type="spellEnd"/>
+      <w:r>
+        <w:t xml:space="preserve">, porque al iniciar la aplicación el </w:t>
+      </w:r>
+      <w:proofErr w:type="spellStart"/>
+      <w:r>
+        <w:rPr>
+          <w:b/>
+          <w:bCs/>
+        </w:rPr>
+        <w:t>AlertEngine</w:t>
+      </w:r>
+      <w:proofErr w:type="spellEnd"/>
+      <w:r>
+        <w:t xml:space="preserve"> se crea una sola vez y aunque haga varias solicitudes desde esta página, la instancia sigue siendo la misma.</w:t>
+      </w:r>
+    </w:p>
+    <w:p>
+      <w:pPr>
+        <w:ind w:firstLine="0"/>
+      </w:pPr>
+      <w:r>
+        <w:rPr>
+          <w:noProof/>
+          <w14:ligatures w14:val="standardContextual"/>
+        </w:rPr>
+        <w:lastRenderedPageBreak/>
+        <w:drawing>
+          <wp:inline distT="0" distB="0" distL="0" distR="0">
+            <wp:extent cx="5612130" cy="3996055"/>
+            <wp:effectExtent l="0" t="0" r="7620" b="4445"/>
+            <wp:docPr id="844216890" name="Imagen 5"/>
+            <wp:cNvGraphicFramePr>
+              <a:graphicFrameLocks xmlns:a="http://schemas.openxmlformats.org/drawingml/2006/main" noChangeAspect="1"/>
+            </wp:cNvGraphicFramePr>
+            <a:graphic xmlns:a="http://schemas.openxmlformats.org/drawingml/2006/main">
+              <a:graphicData uri="http://schemas.openxmlformats.org/drawingml/2006/picture">
+                <pic:pic xmlns:pic="http://schemas.openxmlformats.org/drawingml/2006/picture">
+                  <pic:nvPicPr>
+                    <pic:cNvPr id="844216890" name="Imagen 844216890"/>
+                    <pic:cNvPicPr/>
+                  </pic:nvPicPr>
+                  <pic:blipFill>
+                    <a:blip r:embed="rId75" cstate="print">
+                      <a:extLst>
+                        <a:ext uri="{28A0092B-C50C-407E-A947-70E740481C1C}">
+                          <a14:useLocalDpi xmlns:a14="http://schemas.microsoft.com/office/drawing/2010/main" val="0"/>
+                        </a:ext>
+                      </a:extLst>
+                    </a:blip>
+                    <a:stretch>
+                      <a:fillRect/>
+                    </a:stretch>
+                  </pic:blipFill>
+                  <pic:spPr>
+                    <a:xfrm>
+                      <a:off x="0" y="0"/>
+                      <a:ext cx="5612130" cy="3996055"/>
+                    </a:xfrm>
+                    <a:prstGeom prst="rect">
+                      <a:avLst/>
+                    </a:prstGeom>
+                  </pic:spPr>
+                </pic:pic>
+              </a:graphicData>
+            </a:graphic>
+          </wp:inline>
+        </w:drawing>
+      </w:r>
+    </w:p>
+    <w:p>
+      <w:pPr>
+        <w:ind w:firstLine="0"/>
+      </w:pPr>
+    </w:p>
+    <w:p>
+      <w:pPr>
+        <w:spacing w:line="480" w:lineRule="auto"/>
+        <w:jc w:val="both"/>
+      </w:pPr>
+      <w:r>
+        <w:t xml:space="preserve">Yo creé una página web dentro del proyecto que envía </w:t>
+      </w:r>
+      <w:r>
+        <w:rPr>
+          <w:b/>
+          <w:bCs/>
+        </w:rPr>
+        <w:t>prescripciones</w:t>
+      </w:r>
+      <w:r>
+        <w:t xml:space="preserve"> al </w:t>
+      </w:r>
+      <w:proofErr w:type="spellStart"/>
+      <w:r>
+        <w:rPr>
+          <w:b/>
+          <w:bCs/>
+        </w:rPr>
+        <w:t>backend</w:t>
+      </w:r>
+      <w:proofErr w:type="spellEnd"/>
+      <w:r>
+        <w:t>.</w:t>
+      </w:r>
+      <w:r>
+        <w:t xml:space="preserve"> </w:t>
+      </w:r>
+      <w:r>
+        <w:t xml:space="preserve">Cada vez que hago clic, se ejecuta el </w:t>
+      </w:r>
+      <w:proofErr w:type="spellStart"/>
+      <w:r>
+        <w:rPr>
+          <w:b/>
+          <w:bCs/>
+        </w:rPr>
+        <w:t>AlertEngine</w:t>
+      </w:r>
+      <w:proofErr w:type="spellEnd"/>
+      <w:r>
+        <w:t xml:space="preserve">, pero en la consola se ve que solo se crea una vez, lo que demuestra que es un </w:t>
+      </w:r>
+      <w:r>
+        <w:rPr>
+          <w:b/>
+          <w:bCs/>
+        </w:rPr>
+        <w:t>Singleton</w:t>
+      </w:r>
+      <w:r>
+        <w:t>.</w:t>
+      </w:r>
+    </w:p>
+    <w:p>
+      <w:pPr>
+        <w:ind w:firstLine="0"/>
+      </w:pPr>
+    </w:p>
+    <w:p>
+      <w:pPr>
+        <w:ind w:firstLine="0"/>
+      </w:pPr>
+      <w:r>
+        <w:drawing>
+          <wp:inline distT="0" distB="0" distL="0" distR="0" wp14:anchorId="1CD06A06" wp14:editId="0A3E505A">
+            <wp:extent cx="3391194" cy="312447"/>
+            <wp:effectExtent l="0" t="0" r="0" b="0"/>
+            <wp:docPr id="2095193757" name="Imagen 6"/>
+            <wp:cNvGraphicFramePr>
+              <a:graphicFrameLocks xmlns:a="http://schemas.openxmlformats.org/drawingml/2006/main" noChangeAspect="1"/>
+            </wp:cNvGraphicFramePr>
+            <a:graphic xmlns:a="http://schemas.openxmlformats.org/drawingml/2006/main">
+              <a:graphicData uri="http://schemas.openxmlformats.org/drawingml/2006/picture">
+                <pic:pic xmlns:pic="http://schemas.openxmlformats.org/drawingml/2006/picture">
+                  <pic:nvPicPr>
+                    <pic:cNvPr id="2095193757" name=""/>
+                    <pic:cNvPicPr/>
+                  </pic:nvPicPr>
+                  <pic:blipFill>
+                    <a:blip r:embed="rId76"/>
+                    <a:stretch>
+                      <a:fillRect/>
+                    </a:stretch>
+                  </pic:blipFill>
+                  <pic:spPr>
+                    <a:xfrm>
+                      <a:off x="0" y="0"/>
+                      <a:ext cx="3391194" cy="312447"/>
+                    </a:xfrm>
+                    <a:prstGeom prst="rect">
+                      <a:avLst/>
+                    </a:prstGeom>
+                  </pic:spPr>
+                </pic:pic>
+              </a:graphicData>
+            </a:graphic>
+          </wp:inline>
+        </w:drawing>
+      </w:r>
+    </w:p>
+    <w:p>
+      <w:pPr>
+        <w:ind w:firstLine="0"/>
+      </w:pPr>
+    </w:p>
+    <w:p>
+      <w:pPr>
+        <w:pStyle w:val="Ttulo1"/>
+        <w:numPr>
+          <w:ilvl w:val="1"/>
+          <w:numId w:val="10"/>
+        </w:numPr>
+        <w:spacing w:line="480" w:lineRule="auto"/>
+      </w:pPr>
+      <w:bookmarkStart w:id="75" w:name="_Toc228201808"/>
+      <w:r>
+        <w:t xml:space="preserve">Frontend </w:t>
+      </w:r>
+      <w:r>
+        <w:t>Factory Method</w:t>
+      </w:r>
+      <w:bookmarkEnd w:id="75"/>
+    </w:p>
+    <w:p>
+      <w:pPr>
+        <w:spacing w:line="480" w:lineRule="auto"/>
+        <w:jc w:val="both"/>
+      </w:pPr>
+      <w:r>
+        <w:t xml:space="preserve">Este frontend me permite probar el </w:t>
+      </w:r>
+      <w:r>
+        <w:rPr>
+          <w:b/>
+          <w:bCs/>
+        </w:rPr>
+        <w:t>Factory Method</w:t>
+      </w:r>
+      <w:r>
+        <w:t xml:space="preserve">. Yo envío el tipo de dispositivo desde la página, y el </w:t>
+      </w:r>
+      <w:proofErr w:type="spellStart"/>
+      <w:r>
+        <w:rPr>
+          <w:b/>
+          <w:bCs/>
+        </w:rPr>
+        <w:t>backend</w:t>
+      </w:r>
+      <w:proofErr w:type="spellEnd"/>
+      <w:r>
+        <w:t xml:space="preserve"> usa la fábrica para escoger automáticamente el </w:t>
+      </w:r>
+      <w:proofErr w:type="spellStart"/>
+      <w:r>
+        <w:rPr>
+          <w:b/>
+          <w:bCs/>
+        </w:rPr>
+        <w:t>handler</w:t>
+      </w:r>
+      <w:proofErr w:type="spellEnd"/>
+      <w:r>
+        <w:t xml:space="preserve"> correcto. Así, cada dispositivo se procesa con su propia lógica sin cambiar el controlador.</w:t>
+      </w:r>
+    </w:p>
+    <w:p>
+      <w:pPr>
+        <w:spacing w:line="480" w:lineRule="auto"/>
+        <w:jc w:val="both"/>
+        <w:rPr>
+          <w:b/>
+          <w:bCs/>
+        </w:rPr>
+      </w:pPr>
+      <w:r>
+        <w:rPr>
+          <w:b/>
+          <w:bCs/>
+        </w:rPr>
+        <w:t>Prueba de Heartrate</w:t>
+      </w:r>
+      <w:r>
+        <w:rPr>
+          <w:b/>
+          <w:bCs/>
+        </w:rPr>
+        <w:t xml:space="preserve"> (Frecuencia cardiaca)</w:t>
+      </w:r>
+      <w:r>
+        <w:rPr>
+          <w:b/>
+          <w:bCs/>
+        </w:rPr>
+        <w:t>:</w:t>
+      </w:r>
+    </w:p>
+    <w:p>
+      <w:pPr>
+        <w:spacing w:line="480" w:lineRule="auto"/>
+        <w:ind w:firstLine="0"/>
+        <w:jc w:val="both"/>
+      </w:pPr>
+      <w:r>
+        <w:lastRenderedPageBreak/>
+        <w:drawing>
+          <wp:inline distT="0" distB="0" distL="0" distR="0" wp14:anchorId="4387B32E" wp14:editId="40EBF265">
+            <wp:extent cx="6026949" cy="4046220"/>
+            <wp:effectExtent l="0" t="0" r="0" b="0"/>
+            <wp:docPr id="1244353245" name="Imagen 7"/>
+            <wp:cNvGraphicFramePr>
+              <a:graphicFrameLocks xmlns:a="http://schemas.openxmlformats.org/drawingml/2006/main" noChangeAspect="1"/>
+            </wp:cNvGraphicFramePr>
+            <a:graphic xmlns:a="http://schemas.openxmlformats.org/drawingml/2006/main">
+              <a:graphicData uri="http://schemas.openxmlformats.org/drawingml/2006/picture">
+                <pic:pic xmlns:pic="http://schemas.openxmlformats.org/drawingml/2006/picture">
+                  <pic:nvPicPr>
+                    <pic:cNvPr id="1244353245" name=""/>
+                    <pic:cNvPicPr/>
+                  </pic:nvPicPr>
+                  <pic:blipFill rotWithShape="1">
+                    <a:blip r:embed="rId77"/>
+                    <a:srcRect t="9510"/>
+                    <a:stretch/>
+                  </pic:blipFill>
+                  <pic:spPr bwMode="auto">
+                    <a:xfrm>
+                      <a:off x="0" y="0"/>
+                      <a:ext cx="6057988" cy="4067058"/>
+                    </a:xfrm>
+                    <a:prstGeom prst="rect">
+                      <a:avLst/>
+                    </a:prstGeom>
+                    <a:ln>
+                      <a:noFill/>
+                    </a:ln>
+                    <a:extLst>
+                      <a:ext uri="{53640926-AAD7-44D8-BBD7-CCE9431645EC}">
+                        <a14:shadowObscured xmlns:a14="http://schemas.microsoft.com/office/drawing/2010/main"/>
+                      </a:ext>
+                    </a:extLst>
+                  </pic:spPr>
+                </pic:pic>
+              </a:graphicData>
+            </a:graphic>
+          </wp:inline>
+        </w:drawing>
+      </w:r>
+    </w:p>
+    <w:p>
+      <w:pPr>
+        <w:spacing w:line="480" w:lineRule="auto"/>
+        <w:jc w:val="both"/>
+        <w:rPr>
+          <w:b/>
+          <w:bCs/>
+        </w:rPr>
+      </w:pPr>
+    </w:p>
+    <w:p>
+      <w:pPr>
+        <w:spacing w:line="480" w:lineRule="auto"/>
+        <w:jc w:val="both"/>
+        <w:rPr>
+          <w:b/>
+          <w:bCs/>
+        </w:rPr>
+      </w:pPr>
+    </w:p>
+    <w:p>
+      <w:pPr>
+        <w:spacing w:line="480" w:lineRule="auto"/>
+        <w:jc w:val="both"/>
+        <w:rPr>
+          <w:b/>
+          <w:bCs/>
+        </w:rPr>
+      </w:pPr>
+    </w:p>
+    <w:p>
+      <w:pPr>
+        <w:spacing w:line="480" w:lineRule="auto"/>
+        <w:jc w:val="both"/>
+        <w:rPr>
+          <w:b/>
+          <w:bCs/>
+        </w:rPr>
+      </w:pPr>
+    </w:p>
+    <w:p>
+      <w:pPr>
+        <w:spacing w:line="480" w:lineRule="auto"/>
+        <w:jc w:val="both"/>
+        <w:rPr>
+          <w:b/>
+          <w:bCs/>
+        </w:rPr>
+      </w:pPr>
+    </w:p>
+    <w:p>
+      <w:pPr>
+        <w:spacing w:line="480" w:lineRule="auto"/>
+        <w:jc w:val="both"/>
+        <w:rPr>
+          <w:b/>
+          <w:bCs/>
+        </w:rPr>
+      </w:pPr>
+      <w:r>
+        <w:rPr>
+          <w:b/>
+          <w:bCs/>
+        </w:rPr>
+        <w:t xml:space="preserve">Prueba de </w:t>
+      </w:r>
+      <w:r>
+        <w:rPr>
+          <w:b/>
+          <w:bCs/>
+        </w:rPr>
+        <w:t xml:space="preserve">Temperature </w:t>
+      </w:r>
+      <w:r>
+        <w:rPr>
+          <w:b/>
+          <w:bCs/>
+        </w:rPr>
+        <w:t>(</w:t>
+      </w:r>
+      <w:r>
+        <w:rPr>
+          <w:b/>
+          <w:bCs/>
+        </w:rPr>
+        <w:t>Temperatura</w:t>
+      </w:r>
+      <w:r>
+        <w:rPr>
+          <w:b/>
+          <w:bCs/>
+        </w:rPr>
+        <w:t>)</w:t>
+      </w:r>
+      <w:r>
+        <w:rPr>
+          <w:b/>
+          <w:bCs/>
+        </w:rPr>
+        <w:t>:</w:t>
+      </w:r>
+    </w:p>
+    <w:p>
+      <w:pPr>
+        <w:spacing w:line="480" w:lineRule="auto"/>
+        <w:ind w:firstLine="0"/>
+        <w:jc w:val="both"/>
+      </w:pPr>
+      <w:r>
+        <w:lastRenderedPageBreak/>
+        <w:drawing>
+          <wp:inline distT="0" distB="0" distL="0" distR="0" wp14:anchorId="21735706" wp14:editId="00D2386A">
+            <wp:extent cx="5672487" cy="3997037"/>
+            <wp:effectExtent l="0" t="0" r="4445" b="3810"/>
+            <wp:docPr id="2142175561" name="Imagen 8"/>
+            <wp:cNvGraphicFramePr>
+              <a:graphicFrameLocks xmlns:a="http://schemas.openxmlformats.org/drawingml/2006/main" noChangeAspect="1"/>
+            </wp:cNvGraphicFramePr>
+            <a:graphic xmlns:a="http://schemas.openxmlformats.org/drawingml/2006/main">
+              <a:graphicData uri="http://schemas.openxmlformats.org/drawingml/2006/picture">
+                <pic:pic xmlns:pic="http://schemas.openxmlformats.org/drawingml/2006/picture">
+                  <pic:nvPicPr>
+                    <pic:cNvPr id="2142175561" name=""/>
+                    <pic:cNvPicPr/>
+                  </pic:nvPicPr>
+                  <pic:blipFill rotWithShape="1">
+                    <a:blip r:embed="rId78"/>
+                    <a:srcRect t="7972"/>
+                    <a:stretch/>
+                  </pic:blipFill>
+                  <pic:spPr bwMode="auto">
+                    <a:xfrm>
+                      <a:off x="0" y="0"/>
+                      <a:ext cx="5690458" cy="4009700"/>
+                    </a:xfrm>
+                    <a:prstGeom prst="rect">
+                      <a:avLst/>
+                    </a:prstGeom>
+                    <a:ln>
+                      <a:noFill/>
+                    </a:ln>
+                    <a:extLst>
+                      <a:ext uri="{53640926-AAD7-44D8-BBD7-CCE9431645EC}">
+                        <a14:shadowObscured xmlns:a14="http://schemas.microsoft.com/office/drawing/2010/main"/>
+                      </a:ext>
+                    </a:extLst>
+                  </pic:spPr>
+                </pic:pic>
+              </a:graphicData>
+            </a:graphic>
+          </wp:inline>
+        </w:drawing>
+      </w:r>
+    </w:p>
+    <w:p>
+      <w:pPr>
+        <w:pStyle w:val="Ttulo1"/>
+        <w:numPr>
+          <w:ilvl w:val="1"/>
+          <w:numId w:val="10"/>
+        </w:numPr>
+        <w:spacing w:line="480" w:lineRule="auto"/>
+      </w:pPr>
+      <w:bookmarkStart w:id="76" w:name="_Toc228201809"/>
+      <w:r>
+        <w:t>Frontend</w:t>
+      </w:r>
+      <w:r>
+        <w:t xml:space="preserve"> Abstract</w:t>
+      </w:r>
+      <w:r>
+        <w:t xml:space="preserve"> Factory</w:t>
+      </w:r>
+      <w:bookmarkEnd w:id="76"/>
+    </w:p>
+    <w:p>
+      <w:pPr>
+        <w:spacing w:line="480" w:lineRule="auto"/>
+        <w:jc w:val="both"/>
+      </w:pPr>
+      <w:r>
+        <w:t xml:space="preserve">En esta pantalla elegí entre dos familias de alertas. Cuando envío la solicitud, el </w:t>
+      </w:r>
+      <w:proofErr w:type="spellStart"/>
+      <w:r>
+        <w:rPr>
+          <w:b/>
+          <w:bCs/>
+        </w:rPr>
+        <w:t>backend</w:t>
+      </w:r>
+      <w:proofErr w:type="spellEnd"/>
+      <w:r>
+        <w:t xml:space="preserve"> usa la fábrica seleccionada y crea tanto la alerta como la notificación. Así demuestro que el motor de alertas no sabe los detalles de cómo se hace cada una, solo pide la fábrica y la usa.</w:t>
+      </w:r>
+    </w:p>
+    <w:p>
+      <w:pPr>
+        <w:spacing w:line="480" w:lineRule="auto"/>
+        <w:jc w:val="both"/>
+        <w:rPr>
+          <w:b/>
+          <w:bCs/>
+        </w:rPr>
+      </w:pPr>
+    </w:p>
+    <w:p>
+      <w:pPr>
+        <w:spacing w:line="480" w:lineRule="auto"/>
+        <w:jc w:val="both"/>
+        <w:rPr>
+          <w:b/>
+          <w:bCs/>
+        </w:rPr>
+      </w:pPr>
+    </w:p>
+    <w:p>
+      <w:pPr>
+        <w:spacing w:line="480" w:lineRule="auto"/>
+        <w:jc w:val="both"/>
+        <w:rPr>
+          <w:b/>
+          <w:bCs/>
+        </w:rPr>
+      </w:pPr>
+    </w:p>
+    <w:p>
+      <w:pPr>
+        <w:spacing w:line="480" w:lineRule="auto"/>
+        <w:jc w:val="both"/>
+        <w:rPr>
+          <w:b/>
+          <w:bCs/>
+        </w:rPr>
+      </w:pPr>
+    </w:p>
+    <w:p>
+      <w:pPr>
+        <w:spacing w:line="480" w:lineRule="auto"/>
+        <w:jc w:val="both"/>
+        <w:rPr>
+          <w:b/>
+          <w:bCs/>
+        </w:rPr>
+      </w:pPr>
+    </w:p>
+    <w:p>
+      <w:pPr>
+        <w:spacing w:line="480" w:lineRule="auto"/>
+        <w:jc w:val="both"/>
+        <w:rPr>
+          <w:b/>
+          <w:bCs/>
+        </w:rPr>
+      </w:pPr>
+    </w:p>
+    <w:p>
+      <w:pPr>
+        <w:spacing w:line="480" w:lineRule="auto"/>
+        <w:jc w:val="both"/>
+        <w:rPr>
+          <w:b/>
+          <w:bCs/>
+        </w:rPr>
+      </w:pPr>
+      <w:r>
+        <w:rPr>
+          <w:b/>
+          <w:bCs/>
+        </w:rPr>
+        <w:lastRenderedPageBreak/>
+        <w:t xml:space="preserve">Prueba de </w:t>
+      </w:r>
+      <w:r>
+        <w:rPr>
+          <w:b/>
+          <w:bCs/>
+        </w:rPr>
+        <w:t>Clínica:</w:t>
+      </w:r>
+    </w:p>
+    <w:p>
+      <w:pPr>
+        <w:spacing w:line="480" w:lineRule="auto"/>
+        <w:ind w:firstLine="0"/>
+        <w:jc w:val="both"/>
+      </w:pPr>
+      <w:r>
+        <w:drawing>
+          <wp:inline distT="0" distB="0" distL="0" distR="0" wp14:anchorId="22B971A0" wp14:editId="591B662D">
+            <wp:extent cx="5817235" cy="5068321"/>
+            <wp:effectExtent l="0" t="0" r="0" b="0"/>
+            <wp:docPr id="1481987863" name="Imagen 9"/>
+            <wp:cNvGraphicFramePr>
+              <a:graphicFrameLocks xmlns:a="http://schemas.openxmlformats.org/drawingml/2006/main" noChangeAspect="1"/>
+            </wp:cNvGraphicFramePr>
+            <a:graphic xmlns:a="http://schemas.openxmlformats.org/drawingml/2006/main">
+              <a:graphicData uri="http://schemas.openxmlformats.org/drawingml/2006/picture">
+                <pic:pic xmlns:pic="http://schemas.openxmlformats.org/drawingml/2006/picture">
+                  <pic:nvPicPr>
+                    <pic:cNvPr id="1481987863" name=""/>
+                    <pic:cNvPicPr/>
+                  </pic:nvPicPr>
+                  <pic:blipFill rotWithShape="1">
+                    <a:blip r:embed="rId79"/>
+                    <a:srcRect t="6072"/>
+                    <a:stretch/>
+                  </pic:blipFill>
+                  <pic:spPr bwMode="auto">
+                    <a:xfrm>
+                      <a:off x="0" y="0"/>
+                      <a:ext cx="5828271" cy="5077936"/>
+                    </a:xfrm>
+                    <a:prstGeom prst="rect">
+                      <a:avLst/>
+                    </a:prstGeom>
+                    <a:ln>
+                      <a:noFill/>
+                    </a:ln>
+                    <a:extLst>
+                      <a:ext uri="{53640926-AAD7-44D8-BBD7-CCE9431645EC}">
+                        <a14:shadowObscured xmlns:a14="http://schemas.microsoft.com/office/drawing/2010/main"/>
+                      </a:ext>
+                    </a:extLst>
+                  </pic:spPr>
+                </pic:pic>
+              </a:graphicData>
+            </a:graphic>
+          </wp:inline>
+        </w:drawing>
+      </w:r>
+    </w:p>
+    <w:p>
+      <w:pPr>
+        <w:spacing w:line="480" w:lineRule="auto"/>
+        <w:ind w:firstLine="0"/>
+        <w:jc w:val="both"/>
+      </w:pPr>
+      <w:r>
+        <w:drawing>
+          <wp:inline distT="0" distB="0" distL="0" distR="0" wp14:anchorId="13FEF5D2" wp14:editId="37294651">
+            <wp:extent cx="5425440" cy="466546"/>
+            <wp:effectExtent l="0" t="0" r="3810" b="0"/>
+            <wp:docPr id="1317330601" name="Imagen 13"/>
+            <wp:cNvGraphicFramePr>
+              <a:graphicFrameLocks xmlns:a="http://schemas.openxmlformats.org/drawingml/2006/main" noChangeAspect="1"/>
+            </wp:cNvGraphicFramePr>
+            <a:graphic xmlns:a="http://schemas.openxmlformats.org/drawingml/2006/main">
+              <a:graphicData uri="http://schemas.openxmlformats.org/drawingml/2006/picture">
+                <pic:pic xmlns:pic="http://schemas.openxmlformats.org/drawingml/2006/picture">
+                  <pic:nvPicPr>
+                    <pic:cNvPr id="1317330601" name=""/>
+                    <pic:cNvPicPr/>
+                  </pic:nvPicPr>
+                  <pic:blipFill>
+                    <a:blip r:embed="rId80"/>
+                    <a:stretch>
+                      <a:fillRect/>
+                    </a:stretch>
+                  </pic:blipFill>
+                  <pic:spPr>
+                    <a:xfrm>
+                      <a:off x="0" y="0"/>
+                      <a:ext cx="5457206" cy="469278"/>
+                    </a:xfrm>
+                    <a:prstGeom prst="rect">
+                      <a:avLst/>
+                    </a:prstGeom>
+                  </pic:spPr>
+                </pic:pic>
+              </a:graphicData>
+            </a:graphic>
+          </wp:inline>
+        </w:drawing>
+      </w:r>
+      <w:r>
+        <w:t xml:space="preserve">Esta prueba demuestra el patrón Abstract Factory porque el sistema puede cambiar la familia de alertas entre clínica e </w:t>
+      </w:r>
+      <w:proofErr w:type="spellStart"/>
+      <w:r>
+        <w:t>IoT</w:t>
+      </w:r>
+      <w:proofErr w:type="spellEnd"/>
+      <w:r>
+        <w:t xml:space="preserve"> sin modificar el motor principal, solo seleccionando una fábrica distinta desde el frontend.</w:t>
+      </w:r>
+    </w:p>
+    <w:p>
+      <w:pPr>
+        <w:spacing w:line="480" w:lineRule="auto"/>
+        <w:ind w:firstLine="0"/>
+        <w:jc w:val="both"/>
+      </w:pPr>
+    </w:p>
+    <w:p>
+      <w:pPr>
+        <w:spacing w:line="480" w:lineRule="auto"/>
+        <w:ind w:firstLine="0"/>
+        <w:jc w:val="both"/>
+      </w:pPr>
+    </w:p>
+    <w:p>
+      <w:pPr>
+        <w:spacing w:line="480" w:lineRule="auto"/>
+        <w:ind w:firstLine="0"/>
+        <w:jc w:val="both"/>
+      </w:pPr>
+    </w:p>
+    <w:p>
+      <w:pPr>
+        <w:spacing w:line="480" w:lineRule="auto"/>
+        <w:jc w:val="both"/>
+        <w:rPr>
+          <w:b/>
+          <w:bCs/>
+        </w:rPr>
+      </w:pPr>
+      <w:r>
+        <w:rPr>
+          <w:b/>
+          <w:bCs/>
+        </w:rPr>
+        <w:lastRenderedPageBreak/>
+        <w:t xml:space="preserve">Prueba de </w:t>
+      </w:r>
+      <w:proofErr w:type="spellStart"/>
+      <w:r>
+        <w:rPr>
+          <w:b/>
+          <w:bCs/>
+        </w:rPr>
+        <w:t>IoT</w:t>
+      </w:r>
+      <w:proofErr w:type="spellEnd"/>
+      <w:r>
+        <w:rPr>
+          <w:b/>
+          <w:bCs/>
+        </w:rPr>
+        <w:t>:</w:t>
+      </w:r>
+    </w:p>
+    <w:p>
+      <w:pPr>
+        <w:spacing w:line="480" w:lineRule="auto"/>
+        <w:ind w:firstLine="0"/>
+        <w:jc w:val="both"/>
+      </w:pPr>
+      <w:r>
+        <w:drawing>
+          <wp:inline distT="0" distB="0" distL="0" distR="0" wp14:anchorId="4A2F9CA9" wp14:editId="3B7FE486">
+            <wp:extent cx="5612130" cy="4782820"/>
+            <wp:effectExtent l="0" t="0" r="7620" b="0"/>
+            <wp:docPr id="275019091" name="Imagen 11"/>
+            <wp:cNvGraphicFramePr>
+              <a:graphicFrameLocks xmlns:a="http://schemas.openxmlformats.org/drawingml/2006/main" noChangeAspect="1"/>
+            </wp:cNvGraphicFramePr>
+            <a:graphic xmlns:a="http://schemas.openxmlformats.org/drawingml/2006/main">
+              <a:graphicData uri="http://schemas.openxmlformats.org/drawingml/2006/picture">
+                <pic:pic xmlns:pic="http://schemas.openxmlformats.org/drawingml/2006/picture">
+                  <pic:nvPicPr>
+                    <pic:cNvPr id="275019091" name=""/>
+                    <pic:cNvPicPr/>
+                  </pic:nvPicPr>
+                  <pic:blipFill rotWithShape="1">
+                    <a:blip r:embed="rId81"/>
+                    <a:srcRect t="4706"/>
+                    <a:stretch/>
+                  </pic:blipFill>
+                  <pic:spPr bwMode="auto">
+                    <a:xfrm>
+                      <a:off x="0" y="0"/>
+                      <a:ext cx="5612130" cy="4782820"/>
+                    </a:xfrm>
+                    <a:prstGeom prst="rect">
+                      <a:avLst/>
+                    </a:prstGeom>
+                    <a:ln>
+                      <a:noFill/>
+                    </a:ln>
+                    <a:extLst>
+                      <a:ext uri="{53640926-AAD7-44D8-BBD7-CCE9431645EC}">
+                        <a14:shadowObscured xmlns:a14="http://schemas.microsoft.com/office/drawing/2010/main"/>
+                      </a:ext>
+                    </a:extLst>
+                  </pic:spPr>
+                </pic:pic>
+              </a:graphicData>
+            </a:graphic>
+          </wp:inline>
+        </w:drawing>
+      </w:r>
+    </w:p>
+    <w:p>
+      <w:pPr>
+        <w:spacing w:line="480" w:lineRule="auto"/>
+        <w:ind w:firstLine="0"/>
+        <w:jc w:val="both"/>
+      </w:pPr>
+      <w:r>
+        <w:drawing>
+          <wp:inline distT="0" distB="0" distL="0" distR="0" wp14:anchorId="72D8B90B" wp14:editId="122EBBFF">
+            <wp:extent cx="5097780" cy="476439"/>
+            <wp:effectExtent l="0" t="0" r="0" b="0"/>
+            <wp:docPr id="1170237992" name="Imagen 12"/>
+            <wp:cNvGraphicFramePr>
+              <a:graphicFrameLocks xmlns:a="http://schemas.openxmlformats.org/drawingml/2006/main" noChangeAspect="1"/>
+            </wp:cNvGraphicFramePr>
+            <a:graphic xmlns:a="http://schemas.openxmlformats.org/drawingml/2006/main">
+              <a:graphicData uri="http://schemas.openxmlformats.org/drawingml/2006/picture">
+                <pic:pic xmlns:pic="http://schemas.openxmlformats.org/drawingml/2006/picture">
+                  <pic:nvPicPr>
+                    <pic:cNvPr id="1170237992" name=""/>
+                    <pic:cNvPicPr/>
+                  </pic:nvPicPr>
+                  <pic:blipFill>
+                    <a:blip r:embed="rId82"/>
+                    <a:stretch>
+                      <a:fillRect/>
+                    </a:stretch>
+                  </pic:blipFill>
+                  <pic:spPr>
+                    <a:xfrm>
+                      <a:off x="0" y="0"/>
+                      <a:ext cx="5161415" cy="482386"/>
+                    </a:xfrm>
+                    <a:prstGeom prst="rect">
+                      <a:avLst/>
+                    </a:prstGeom>
+                  </pic:spPr>
+                </pic:pic>
+              </a:graphicData>
+            </a:graphic>
+          </wp:inline>
+        </w:drawing>
+      </w:r>
+    </w:p>
+    <w:p>
+      <w:pPr>
+        <w:pStyle w:val="Ttulo1"/>
+        <w:numPr>
+          <w:ilvl w:val="1"/>
+          <w:numId w:val="10"/>
+        </w:numPr>
+        <w:spacing w:line="480" w:lineRule="auto"/>
+      </w:pPr>
+      <w:bookmarkStart w:id="77" w:name="_Toc228201810"/>
+      <w:r>
+        <w:t>Frontend</w:t>
+      </w:r>
+      <w:r>
+        <w:t xml:space="preserve"> Builder</w:t>
+      </w:r>
+      <w:bookmarkEnd w:id="77"/>
+    </w:p>
+    <w:p>
+      <w:pPr>
+        <w:spacing w:line="480" w:lineRule="auto"/>
+        <w:jc w:val="both"/>
+      </w:pPr>
+      <w:r>
+        <w:t xml:space="preserve">En el frontend del Builder envié los datos de una prescripción desde una sola pantalla. El </w:t>
+      </w:r>
+      <w:proofErr w:type="spellStart"/>
+      <w:r>
+        <w:t>backend</w:t>
+      </w:r>
+      <w:proofErr w:type="spellEnd"/>
+      <w:r>
+        <w:t xml:space="preserve"> recibe esos datos, busca al paciente y usa </w:t>
+      </w:r>
+      <w:proofErr w:type="spellStart"/>
+      <w:r>
+        <w:rPr>
+          <w:b/>
+          <w:bCs/>
+        </w:rPr>
+        <w:t>PrescriptionBuilder</w:t>
+      </w:r>
+      <w:proofErr w:type="spellEnd"/>
+      <w:r>
+        <w:t xml:space="preserve"> para construir la receta paso a paso. Así se evita un constructor largo y el código queda más claro.</w:t>
+      </w:r>
+    </w:p>
+    <w:p>
+      <w:pPr>
+        <w:spacing w:line="480" w:lineRule="auto"/>
+        <w:ind w:firstLine="0"/>
+        <w:jc w:val="both"/>
+      </w:pPr>
+      <w:r>
+        <w:lastRenderedPageBreak/>
+        <w:drawing>
+          <wp:inline distT="0" distB="0" distL="0" distR="0" wp14:anchorId="18886094" wp14:editId="79375F3F">
+            <wp:extent cx="5612130" cy="5223510"/>
+            <wp:effectExtent l="0" t="0" r="7620" b="0"/>
+            <wp:docPr id="990220832" name="Imagen 14"/>
+            <wp:cNvGraphicFramePr>
+              <a:graphicFrameLocks xmlns:a="http://schemas.openxmlformats.org/drawingml/2006/main" noChangeAspect="1"/>
+            </wp:cNvGraphicFramePr>
+            <a:graphic xmlns:a="http://schemas.openxmlformats.org/drawingml/2006/main">
+              <a:graphicData uri="http://schemas.openxmlformats.org/drawingml/2006/picture">
+                <pic:pic xmlns:pic="http://schemas.openxmlformats.org/drawingml/2006/picture">
+                  <pic:nvPicPr>
+                    <pic:cNvPr id="990220832" name=""/>
+                    <pic:cNvPicPr/>
+                  </pic:nvPicPr>
+                  <pic:blipFill rotWithShape="1">
+                    <a:blip r:embed="rId83"/>
+                    <a:srcRect t="5383"/>
+                    <a:stretch/>
+                  </pic:blipFill>
+                  <pic:spPr bwMode="auto">
+                    <a:xfrm>
+                      <a:off x="0" y="0"/>
+                      <a:ext cx="5612130" cy="5223510"/>
+                    </a:xfrm>
+                    <a:prstGeom prst="rect">
+                      <a:avLst/>
+                    </a:prstGeom>
+                    <a:ln>
+                      <a:noFill/>
+                    </a:ln>
+                    <a:extLst>
+                      <a:ext uri="{53640926-AAD7-44D8-BBD7-CCE9431645EC}">
+                        <a14:shadowObscured xmlns:a14="http://schemas.microsoft.com/office/drawing/2010/main"/>
+                      </a:ext>
+                    </a:extLst>
+                  </pic:spPr>
+                </pic:pic>
+              </a:graphicData>
+            </a:graphic>
+          </wp:inline>
+        </w:drawing>
+      </w:r>
+    </w:p>
+    <w:p>
+      <w:pPr>
+        <w:pStyle w:val="Ttulo1"/>
+        <w:numPr>
+          <w:ilvl w:val="1"/>
+          <w:numId w:val="10"/>
+        </w:numPr>
+        <w:spacing w:line="480" w:lineRule="auto"/>
+      </w:pPr>
+      <w:bookmarkStart w:id="78" w:name="_Toc228201811"/>
+      <w:r>
+        <w:t xml:space="preserve">Frontend </w:t>
+      </w:r>
+      <w:r>
+        <w:t>Prototype</w:t>
+      </w:r>
+      <w:bookmarkEnd w:id="78"/>
+    </w:p>
+    <w:p>
+      <w:pPr>
+        <w:spacing w:line="480" w:lineRule="auto"/>
+        <w:ind w:firstLine="360"/>
+        <w:jc w:val="both"/>
+      </w:pPr>
+      <w:r>
+        <w:t xml:space="preserve">En esta pantalla tomo el ID de una prescripción ya existente y el </w:t>
+      </w:r>
+      <w:proofErr w:type="spellStart"/>
+      <w:r>
+        <w:t>backend</w:t>
+      </w:r>
+      <w:proofErr w:type="spellEnd"/>
+      <w:r>
+        <w:t xml:space="preserve"> la copia para crear una </w:t>
+      </w:r>
+      <w:proofErr w:type="gramStart"/>
+      <w:r>
+        <w:t>nueva igual</w:t>
+      </w:r>
+      <w:proofErr w:type="gramEnd"/>
+      <w:r>
+        <w:t xml:space="preserve"> o muy parecida. Así no tengo que volver a llenar todos los datos desde cero.</w:t>
+      </w:r>
+    </w:p>
+    <w:p>
+      <w:pPr>
+        <w:spacing w:line="480" w:lineRule="auto"/>
+        <w:ind w:firstLine="360"/>
+        <w:jc w:val="both"/>
+      </w:pPr>
+      <w:r>
+        <w:lastRenderedPageBreak/>
+        <w:drawing>
+          <wp:inline distT="0" distB="0" distL="0" distR="0" wp14:anchorId="3871C82E" wp14:editId="1BC76F81">
+            <wp:extent cx="5612130" cy="4500880"/>
+            <wp:effectExtent l="0" t="0" r="7620" b="0"/>
+            <wp:docPr id="1238663937" name="Imagen 15"/>
+            <wp:cNvGraphicFramePr>
+              <a:graphicFrameLocks xmlns:a="http://schemas.openxmlformats.org/drawingml/2006/main" noChangeAspect="1"/>
+            </wp:cNvGraphicFramePr>
+            <a:graphic xmlns:a="http://schemas.openxmlformats.org/drawingml/2006/main">
+              <a:graphicData uri="http://schemas.openxmlformats.org/drawingml/2006/picture">
+                <pic:pic xmlns:pic="http://schemas.openxmlformats.org/drawingml/2006/picture">
+                  <pic:nvPicPr>
+                    <pic:cNvPr id="1238663937" name=""/>
+                    <pic:cNvPicPr/>
+                  </pic:nvPicPr>
+                  <pic:blipFill>
+                    <a:blip r:embed="rId84"/>
+                    <a:stretch>
+                      <a:fillRect/>
+                    </a:stretch>
+                  </pic:blipFill>
+                  <pic:spPr>
+                    <a:xfrm>
+                      <a:off x="0" y="0"/>
+                      <a:ext cx="5612130" cy="4500880"/>
+                    </a:xfrm>
+                    <a:prstGeom prst="rect">
+                      <a:avLst/>
+                    </a:prstGeom>
+                  </pic:spPr>
+                </pic:pic>
+              </a:graphicData>
+            </a:graphic>
+          </wp:inline>
+        </w:drawing>
+      </w:r>
+    </w:p>
+    <w:p>
+      <w:pPr>
+        <w:pStyle w:val="Ttulo1"/>
+        <w:numPr>
+          <w:ilvl w:val="1"/>
+          <w:numId w:val="10"/>
+        </w:numPr>
+        <w:spacing w:line="480" w:lineRule="auto"/>
+      </w:pPr>
+      <w:bookmarkStart w:id="79" w:name="_Toc228201812"/>
+      <w:r>
+        <w:t xml:space="preserve">Frontend </w:t>
+      </w:r>
+      <w:r>
+        <w:t>Adapter</w:t>
+      </w:r>
+      <w:bookmarkEnd w:id="79"/>
+    </w:p>
+    <w:p>
+      <w:pPr>
+        <w:spacing w:line="480" w:lineRule="auto"/>
+        <w:jc w:val="both"/>
+      </w:pPr>
+      <w:r>
+        <w:t xml:space="preserve">Esta pantalla corresponde al patrón Adapter. El frontend envía los datos tal como llegan desde el dispositivo, y el </w:t>
+      </w:r>
+      <w:proofErr w:type="spellStart"/>
+      <w:r>
+        <w:t>backend</w:t>
+      </w:r>
+      <w:proofErr w:type="spellEnd"/>
+      <w:r>
+        <w:t xml:space="preserve"> los convierte al formato interno </w:t>
+      </w:r>
+      <w:proofErr w:type="spellStart"/>
+      <w:r>
+        <w:rPr>
+          <w:b/>
+          <w:bCs/>
+        </w:rPr>
+        <w:t>Observation</w:t>
+      </w:r>
+      <w:proofErr w:type="spellEnd"/>
+      <w:r>
+        <w:t xml:space="preserve"> usando el adaptador correcto. Así el sistema puede recibir distintos formatos sin cambiar la lógica principal.</w:t>
+      </w:r>
+    </w:p>
+    <w:p>
+      <w:pPr>
+        <w:spacing w:line="480" w:lineRule="auto"/>
+        <w:ind w:firstLine="360"/>
+        <w:jc w:val="both"/>
+      </w:pPr>
+      <w:r>
+        <w:lastRenderedPageBreak/>
+        <w:drawing>
+          <wp:inline distT="0" distB="0" distL="0" distR="0" wp14:anchorId="74F087F3" wp14:editId="2A6D351D">
+            <wp:extent cx="5197290" cy="5395428"/>
+            <wp:effectExtent l="0" t="0" r="3810" b="0"/>
+            <wp:docPr id="998477626" name="Imagen 16"/>
+            <wp:cNvGraphicFramePr>
+              <a:graphicFrameLocks xmlns:a="http://schemas.openxmlformats.org/drawingml/2006/main" noChangeAspect="1"/>
+            </wp:cNvGraphicFramePr>
+            <a:graphic xmlns:a="http://schemas.openxmlformats.org/drawingml/2006/main">
+              <a:graphicData uri="http://schemas.openxmlformats.org/drawingml/2006/picture">
+                <pic:pic xmlns:pic="http://schemas.openxmlformats.org/drawingml/2006/picture">
+                  <pic:nvPicPr>
+                    <pic:cNvPr id="998477626" name=""/>
+                    <pic:cNvPicPr/>
+                  </pic:nvPicPr>
+                  <pic:blipFill>
+                    <a:blip r:embed="rId85"/>
+                    <a:stretch>
+                      <a:fillRect/>
+                    </a:stretch>
+                  </pic:blipFill>
+                  <pic:spPr>
+                    <a:xfrm>
+                      <a:off x="0" y="0"/>
+                      <a:ext cx="5197290" cy="5395428"/>
+                    </a:xfrm>
+                    <a:prstGeom prst="rect">
+                      <a:avLst/>
+                    </a:prstGeom>
+                  </pic:spPr>
+                </pic:pic>
+              </a:graphicData>
+            </a:graphic>
+          </wp:inline>
+        </w:drawing>
+      </w:r>
+    </w:p>
+    <w:p>
+      <w:pPr>
+        <w:pStyle w:val="Ttulo1"/>
+        <w:numPr>
+          <w:ilvl w:val="1"/>
+          <w:numId w:val="10"/>
+        </w:numPr>
+        <w:spacing w:line="480" w:lineRule="auto"/>
+      </w:pPr>
+      <w:bookmarkStart w:id="80" w:name="_Toc228201813"/>
+      <w:r>
+        <w:t xml:space="preserve">Frontend </w:t>
+      </w:r>
+      <w:r>
+        <w:t>Bridge</w:t>
+      </w:r>
+      <w:bookmarkEnd w:id="80"/>
+    </w:p>
+    <w:p>
+      <w:pPr>
+        <w:spacing w:line="480" w:lineRule="auto"/>
+        <w:ind w:firstLine="360"/>
+        <w:jc w:val="both"/>
+      </w:pPr>
+      <w:r>
+        <w:t>Esta pantalla corresponde a Gestión de Alertas. Aquí separé el tipo de alerta del canal de envío. Así puedo cambiar el mensaje o el medio por separado, sin tocar la lógica principal.</w:t>
+      </w:r>
+    </w:p>
+    <w:p/>
+    <w:p>
+      <w:pPr>
+        <w:spacing w:line="480" w:lineRule="auto"/>
+        <w:jc w:val="both"/>
+        <w:rPr>
+          <w:b/>
+          <w:bCs/>
+        </w:rPr>
+      </w:pPr>
+    </w:p>
+    <w:p>
+      <w:pPr>
+        <w:spacing w:line="480" w:lineRule="auto"/>
+        <w:jc w:val="both"/>
+        <w:rPr>
+          <w:b/>
+          <w:bCs/>
+        </w:rPr>
+      </w:pPr>
+    </w:p>
+    <w:p>
+      <w:pPr>
+        <w:spacing w:line="480" w:lineRule="auto"/>
+        <w:jc w:val="both"/>
+        <w:rPr>
+          <w:b/>
+          <w:bCs/>
+        </w:rPr>
+      </w:pPr>
+      <w:r>
+        <w:rPr>
+          <w:b/>
+          <w:bCs/>
+        </w:rPr>
+        <w:lastRenderedPageBreak/>
+        <w:t xml:space="preserve">Prueba de </w:t>
+      </w:r>
+      <w:r>
+        <w:rPr>
+          <w:b/>
+          <w:bCs/>
+        </w:rPr>
+        <w:t>Alerta Clínica</w:t>
+      </w:r>
+      <w:r>
+        <w:rPr>
+          <w:b/>
+          <w:bCs/>
+        </w:rPr>
+        <w:t>:</w:t>
+      </w:r>
+    </w:p>
+    <w:p>
+      <w:pPr>
+        <w:spacing w:line="480" w:lineRule="auto"/>
+        <w:ind w:firstLine="360"/>
+        <w:jc w:val="both"/>
+      </w:pPr>
+      <w:r>
+        <w:drawing>
+          <wp:inline distT="0" distB="0" distL="0" distR="0" wp14:anchorId="4E5B9B7E" wp14:editId="5EAD6830">
+            <wp:extent cx="4551218" cy="3681964"/>
+            <wp:effectExtent l="0" t="0" r="1905" b="0"/>
+            <wp:docPr id="205979987" name="Imagen 17"/>
+            <wp:cNvGraphicFramePr>
+              <a:graphicFrameLocks xmlns:a="http://schemas.openxmlformats.org/drawingml/2006/main" noChangeAspect="1"/>
+            </wp:cNvGraphicFramePr>
+            <a:graphic xmlns:a="http://schemas.openxmlformats.org/drawingml/2006/main">
+              <a:graphicData uri="http://schemas.openxmlformats.org/drawingml/2006/picture">
+                <pic:pic xmlns:pic="http://schemas.openxmlformats.org/drawingml/2006/picture">
+                  <pic:nvPicPr>
+                    <pic:cNvPr id="205979987" name=""/>
+                    <pic:cNvPicPr/>
+                  </pic:nvPicPr>
+                  <pic:blipFill>
+                    <a:blip r:embed="rId86"/>
+                    <a:stretch>
+                      <a:fillRect/>
+                    </a:stretch>
+                  </pic:blipFill>
+                  <pic:spPr>
+                    <a:xfrm>
+                      <a:off x="0" y="0"/>
+                      <a:ext cx="4557694" cy="3687203"/>
+                    </a:xfrm>
+                    <a:prstGeom prst="rect">
+                      <a:avLst/>
+                    </a:prstGeom>
+                  </pic:spPr>
+                </pic:pic>
+              </a:graphicData>
+            </a:graphic>
+          </wp:inline>
+        </w:drawing>
+      </w:r>
+    </w:p>
+    <w:p>
+      <w:pPr>
+        <w:spacing w:line="480" w:lineRule="auto"/>
+        <w:jc w:val="both"/>
+        <w:rPr>
+          <w:b/>
+          <w:bCs/>
+        </w:rPr>
+      </w:pPr>
+      <w:r>
+        <w:rPr>
+          <w:b/>
+          <w:bCs/>
+        </w:rPr>
+        <w:t xml:space="preserve">Prueba de </w:t>
+      </w:r>
+      <w:r>
+        <w:rPr>
+          <w:b/>
+          <w:bCs/>
+        </w:rPr>
+        <w:t xml:space="preserve">Alerta </w:t>
+      </w:r>
+      <w:proofErr w:type="spellStart"/>
+      <w:r>
+        <w:rPr>
+          <w:b/>
+          <w:bCs/>
+        </w:rPr>
+        <w:t>IoT</w:t>
+      </w:r>
+      <w:proofErr w:type="spellEnd"/>
+      <w:r>
+        <w:rPr>
+          <w:b/>
+          <w:bCs/>
+        </w:rPr>
+        <w:t>:</w:t>
+      </w:r>
+    </w:p>
+    <w:p>
+      <w:pPr>
+        <w:spacing w:line="480" w:lineRule="auto"/>
+        <w:ind w:firstLine="360"/>
+        <w:jc w:val="both"/>
+      </w:pPr>
+      <w:r>
+        <w:drawing>
+          <wp:inline distT="0" distB="0" distL="0" distR="0" wp14:anchorId="6A4966A8" wp14:editId="6AD6ED14">
+            <wp:extent cx="4599709" cy="3590564"/>
+            <wp:effectExtent l="0" t="0" r="0" b="0"/>
+            <wp:docPr id="940420035" name="Imagen 18"/>
+            <wp:cNvGraphicFramePr>
+              <a:graphicFrameLocks xmlns:a="http://schemas.openxmlformats.org/drawingml/2006/main" noChangeAspect="1"/>
+            </wp:cNvGraphicFramePr>
+            <a:graphic xmlns:a="http://schemas.openxmlformats.org/drawingml/2006/main">
+              <a:graphicData uri="http://schemas.openxmlformats.org/drawingml/2006/picture">
+                <pic:pic xmlns:pic="http://schemas.openxmlformats.org/drawingml/2006/picture">
+                  <pic:nvPicPr>
+                    <pic:cNvPr id="940420035" name=""/>
+                    <pic:cNvPicPr/>
+                  </pic:nvPicPr>
+                  <pic:blipFill>
+                    <a:blip r:embed="rId87"/>
+                    <a:stretch>
+                      <a:fillRect/>
+                    </a:stretch>
+                  </pic:blipFill>
+                  <pic:spPr>
+                    <a:xfrm>
+                      <a:off x="0" y="0"/>
+                      <a:ext cx="4622373" cy="3608256"/>
+                    </a:xfrm>
+                    <a:prstGeom prst="rect">
+                      <a:avLst/>
+                    </a:prstGeom>
+                  </pic:spPr>
+                </pic:pic>
+              </a:graphicData>
+            </a:graphic>
+          </wp:inline>
+        </w:drawing>
+      </w:r>
+    </w:p>
+    <w:p>
+      <w:pPr>
+        <w:pStyle w:val="Ttulo1"/>
+        <w:numPr>
+          <w:ilvl w:val="1"/>
+          <w:numId w:val="10"/>
+        </w:numPr>
+        <w:spacing w:line="480" w:lineRule="auto"/>
+      </w:pPr>
+      <w:bookmarkStart w:id="81" w:name="_Toc228201814"/>
+      <w:r>
+        <w:lastRenderedPageBreak/>
+        <w:t xml:space="preserve">Frontend </w:t>
+      </w:r>
+      <w:r>
+        <w:t>Decorator</w:t>
+      </w:r>
+      <w:bookmarkEnd w:id="81"/>
+    </w:p>
+    <w:p>
+      <w:pPr>
+        <w:spacing w:line="480" w:lineRule="auto"/>
+        <w:jc w:val="both"/>
+      </w:pPr>
+      <w:r>
+        <w:t>La pantalla Centro de Notificaciones permite agregar funcionalidades adicionales a un mensaje base, como urgencia o formato especial, sin modificar su estructura original. Esto demuestra el uso del patrón Decorator, ya que se añaden comportamientos de forma dinámica.</w:t>
+      </w:r>
+    </w:p>
+    <w:p>
+      <w:pPr>
+        <w:spacing w:line="480" w:lineRule="auto"/>
+        <w:ind w:firstLine="360"/>
+        <w:jc w:val="both"/>
+      </w:pPr>
+      <w:r>
+        <w:drawing>
+          <wp:inline distT="0" distB="0" distL="0" distR="0" wp14:anchorId="4812D0AC" wp14:editId="3876A81E">
+            <wp:extent cx="5612130" cy="3050540"/>
+            <wp:effectExtent l="0" t="0" r="7620" b="0"/>
+            <wp:docPr id="315477681" name="Imagen 19"/>
+            <wp:cNvGraphicFramePr>
+              <a:graphicFrameLocks xmlns:a="http://schemas.openxmlformats.org/drawingml/2006/main" noChangeAspect="1"/>
+            </wp:cNvGraphicFramePr>
+            <a:graphic xmlns:a="http://schemas.openxmlformats.org/drawingml/2006/main">
+              <a:graphicData uri="http://schemas.openxmlformats.org/drawingml/2006/picture">
+                <pic:pic xmlns:pic="http://schemas.openxmlformats.org/drawingml/2006/picture">
+                  <pic:nvPicPr>
+                    <pic:cNvPr id="315477681" name=""/>
+                    <pic:cNvPicPr/>
+                  </pic:nvPicPr>
+                  <pic:blipFill>
+                    <a:blip r:embed="rId88"/>
+                    <a:stretch>
+                      <a:fillRect/>
+                    </a:stretch>
+                  </pic:blipFill>
+                  <pic:spPr>
+                    <a:xfrm>
+                      <a:off x="0" y="0"/>
+                      <a:ext cx="5612130" cy="3050540"/>
+                    </a:xfrm>
+                    <a:prstGeom prst="rect">
+                      <a:avLst/>
+                    </a:prstGeom>
+                  </pic:spPr>
+                </pic:pic>
+              </a:graphicData>
+            </a:graphic>
+          </wp:inline>
+        </w:drawing>
+      </w:r>
+    </w:p>
+    <w:p>
+      <w:pPr>
+        <w:pStyle w:val="Ttulo1"/>
+        <w:numPr>
+          <w:ilvl w:val="1"/>
+          <w:numId w:val="10"/>
+        </w:numPr>
+        <w:spacing w:line="480" w:lineRule="auto"/>
+      </w:pPr>
+      <w:bookmarkStart w:id="82" w:name="_Toc228201815"/>
+      <w:r>
+        <w:t xml:space="preserve">Frontend </w:t>
+      </w:r>
+      <w:r>
+        <w:t>Composite</w:t>
+      </w:r>
+      <w:bookmarkEnd w:id="82"/>
+    </w:p>
+    <w:p>
+      <w:pPr>
+        <w:spacing w:line="480" w:lineRule="auto"/>
+        <w:jc w:val="both"/>
+      </w:pPr>
+      <w:r>
+        <w:t xml:space="preserve">La pantalla </w:t>
+      </w:r>
+      <w:r>
+        <w:rPr>
+          <w:b/>
+          <w:bCs/>
+        </w:rPr>
+        <w:t>Historia Clínica</w:t>
+      </w:r>
+      <w:r>
+        <w:t xml:space="preserve"> permite visualizar la estructura del patrón Composite. La historia clínica actúa como el contenedor principal y agrupa diagnósticos y tratamientos como partes del mismo árbol. Esto demuestra que un objeto individual y un grupo de objetos pueden manejarse igual.</w:t>
+      </w:r>
+    </w:p>
+    <w:p>
+      <w:pPr>
+        <w:spacing w:line="480" w:lineRule="auto"/>
+        <w:ind w:firstLine="360"/>
+        <w:jc w:val="both"/>
+      </w:pPr>
+      <w:r>
+        <w:lastRenderedPageBreak/>
+        <w:drawing>
+          <wp:inline distT="0" distB="0" distL="0" distR="0" wp14:anchorId="4AB6DF79" wp14:editId="707C32BE">
+            <wp:extent cx="5005266" cy="4274128"/>
+            <wp:effectExtent l="0" t="0" r="5080" b="0"/>
+            <wp:docPr id="375763358" name="Imagen 20"/>
+            <wp:cNvGraphicFramePr>
+              <a:graphicFrameLocks xmlns:a="http://schemas.openxmlformats.org/drawingml/2006/main" noChangeAspect="1"/>
+            </wp:cNvGraphicFramePr>
+            <a:graphic xmlns:a="http://schemas.openxmlformats.org/drawingml/2006/main">
+              <a:graphicData uri="http://schemas.openxmlformats.org/drawingml/2006/picture">
+                <pic:pic xmlns:pic="http://schemas.openxmlformats.org/drawingml/2006/picture">
+                  <pic:nvPicPr>
+                    <pic:cNvPr id="375763358" name=""/>
+                    <pic:cNvPicPr/>
+                  </pic:nvPicPr>
+                  <pic:blipFill>
+                    <a:blip r:embed="rId89"/>
+                    <a:stretch>
+                      <a:fillRect/>
+                    </a:stretch>
+                  </pic:blipFill>
+                  <pic:spPr>
+                    <a:xfrm>
+                      <a:off x="0" y="0"/>
+                      <a:ext cx="5007790" cy="4276283"/>
+                    </a:xfrm>
+                    <a:prstGeom prst="rect">
+                      <a:avLst/>
+                    </a:prstGeom>
+                  </pic:spPr>
+                </pic:pic>
+              </a:graphicData>
+            </a:graphic>
+          </wp:inline>
+        </w:drawing>
+      </w:r>
+    </w:p>
+    <w:p>
+      <w:pPr>
+        <w:pStyle w:val="Ttulo1"/>
+        <w:numPr>
+          <w:ilvl w:val="1"/>
+          <w:numId w:val="10"/>
+        </w:numPr>
+        <w:spacing w:line="480" w:lineRule="auto"/>
+      </w:pPr>
+      <w:bookmarkStart w:id="83" w:name="_Toc228201816"/>
+      <w:r>
+        <w:t xml:space="preserve">Frontend </w:t>
+      </w:r>
+      <w:r>
+        <w:t>Facade</w:t>
+      </w:r>
+      <w:bookmarkEnd w:id="83"/>
+    </w:p>
+    <w:p>
+      <w:pPr>
+        <w:spacing w:line="480" w:lineRule="auto"/>
+        <w:ind w:firstLine="360"/>
+        <w:jc w:val="both"/>
+      </w:pPr>
+      <w:r>
+        <w:t>La pantalla Gestión de Prescripciones utiliza el patrón Facade para simplificar la creación de una prescripción. El frontend realiza una única petición, mientras que el facade se encarga de coordinar internamente los diferentes componentes del sistema.</w:t>
+      </w:r>
+    </w:p>
+    <w:p>
+      <w:pPr>
+        <w:spacing w:line="480" w:lineRule="auto"/>
+        <w:ind w:firstLine="360"/>
+        <w:jc w:val="both"/>
+      </w:pPr>
+      <w:r>
+        <w:lastRenderedPageBreak/>
+        <w:drawing>
+          <wp:inline distT="0" distB="0" distL="0" distR="0" wp14:anchorId="2D09D028" wp14:editId="66D303D5">
+            <wp:extent cx="4343400" cy="3763985"/>
+            <wp:effectExtent l="0" t="0" r="0" b="8255"/>
+            <wp:docPr id="1298887359" name="Imagen 21"/>
+            <wp:cNvGraphicFramePr>
+              <a:graphicFrameLocks xmlns:a="http://schemas.openxmlformats.org/drawingml/2006/main" noChangeAspect="1"/>
+            </wp:cNvGraphicFramePr>
+            <a:graphic xmlns:a="http://schemas.openxmlformats.org/drawingml/2006/main">
+              <a:graphicData uri="http://schemas.openxmlformats.org/drawingml/2006/picture">
+                <pic:pic xmlns:pic="http://schemas.openxmlformats.org/drawingml/2006/picture">
+                  <pic:nvPicPr>
+                    <pic:cNvPr id="1298887359" name=""/>
+                    <pic:cNvPicPr/>
+                  </pic:nvPicPr>
+                  <pic:blipFill>
+                    <a:blip r:embed="rId90"/>
+                    <a:stretch>
+                      <a:fillRect/>
+                    </a:stretch>
+                  </pic:blipFill>
+                  <pic:spPr>
+                    <a:xfrm>
+                      <a:off x="0" y="0"/>
+                      <a:ext cx="4351249" cy="3770787"/>
+                    </a:xfrm>
+                    <a:prstGeom prst="rect">
+                      <a:avLst/>
+                    </a:prstGeom>
+                  </pic:spPr>
+                </pic:pic>
+              </a:graphicData>
+            </a:graphic>
+          </wp:inline>
+        </w:drawing>
+      </w:r>
+    </w:p>
+    <w:p>
+      <w:pPr>
+        <w:pStyle w:val="Ttulo1"/>
+        <w:numPr>
+          <w:ilvl w:val="1"/>
+          <w:numId w:val="10"/>
+        </w:numPr>
+        <w:spacing w:line="480" w:lineRule="auto"/>
+      </w:pPr>
+      <w:bookmarkStart w:id="84" w:name="_Toc228201817"/>
+      <w:r>
+        <w:t>Frontend F</w:t>
+      </w:r>
+      <w:r>
+        <w:t>lyweight</w:t>
+      </w:r>
+      <w:bookmarkEnd w:id="84"/>
+    </w:p>
+    <w:p>
+      <w:pPr>
+        <w:spacing w:line="480" w:lineRule="auto"/>
+        <w:jc w:val="both"/>
+      </w:pPr>
+      <w:r>
+        <w:t>Esta pantalla corresponde a Optimización de Medicamentos. Aquí el sistema usa Flyweight para reutilizar la información compartida del medicamento y evitar crear objetos repetidos. El cache me permite demostrar cuándo se crea un medicamento y cuándo se reutiliza.</w:t>
+      </w:r>
+    </w:p>
+    <w:p>
+      <w:pPr>
+        <w:spacing w:line="480" w:lineRule="auto"/>
+        <w:ind w:firstLine="360"/>
+        <w:jc w:val="both"/>
+      </w:pPr>
+      <w:r>
+        <w:lastRenderedPageBreak/>
+        <w:drawing>
+          <wp:inline distT="0" distB="0" distL="0" distR="0" wp14:anchorId="76526D12" wp14:editId="2824D0F1">
+            <wp:extent cx="4475018" cy="3589939"/>
+            <wp:effectExtent l="0" t="0" r="1905" b="0"/>
+            <wp:docPr id="1540125941" name="Imagen 22"/>
+            <wp:cNvGraphicFramePr>
+              <a:graphicFrameLocks xmlns:a="http://schemas.openxmlformats.org/drawingml/2006/main" noChangeAspect="1"/>
+            </wp:cNvGraphicFramePr>
+            <a:graphic xmlns:a="http://schemas.openxmlformats.org/drawingml/2006/main">
+              <a:graphicData uri="http://schemas.openxmlformats.org/drawingml/2006/picture">
+                <pic:pic xmlns:pic="http://schemas.openxmlformats.org/drawingml/2006/picture">
+                  <pic:nvPicPr>
+                    <pic:cNvPr id="1540125941" name=""/>
+                    <pic:cNvPicPr/>
+                  </pic:nvPicPr>
+                  <pic:blipFill>
+                    <a:blip r:embed="rId91"/>
+                    <a:stretch>
+                      <a:fillRect/>
+                    </a:stretch>
+                  </pic:blipFill>
+                  <pic:spPr>
+                    <a:xfrm>
+                      <a:off x="0" y="0"/>
+                      <a:ext cx="4485523" cy="3598367"/>
+                    </a:xfrm>
+                    <a:prstGeom prst="rect">
+                      <a:avLst/>
+                    </a:prstGeom>
+                  </pic:spPr>
+                </pic:pic>
+              </a:graphicData>
+            </a:graphic>
+          </wp:inline>
+        </w:drawing>
+      </w:r>
+    </w:p>
+    <w:p>
+      <w:pPr>
+        <w:pStyle w:val="Ttulo1"/>
+        <w:numPr>
+          <w:ilvl w:val="1"/>
+          <w:numId w:val="10"/>
+        </w:numPr>
+        <w:spacing w:line="480" w:lineRule="auto"/>
+      </w:pPr>
+      <w:bookmarkStart w:id="85" w:name="_Toc228201818"/>
+      <w:r>
+        <w:t xml:space="preserve">Frontend </w:t>
+      </w:r>
+      <w:r>
+        <w:t>Proxy</w:t>
+      </w:r>
+      <w:bookmarkEnd w:id="85"/>
+    </w:p>
+    <w:p>
+      <w:pPr>
+        <w:spacing w:line="480" w:lineRule="auto"/>
+        <w:jc w:val="both"/>
+      </w:pPr>
+      <w:r>
+        <w:t>La pantalla Acceso a Pacientes utiliza el patrón Proxy para controlar el acceso a la información clínica. El proxy valida el rol del usuario antes de delegar la solicitud al servicio real, garantizando seguridad en el acceso a los datos.</w:t>
+      </w:r>
+    </w:p>
+    <w:p>
+      <w:pPr>
+        <w:ind w:firstLine="0"/>
+      </w:pPr>
+    </w:p>
+    <w:p>
+      <w:pPr>
+        <w:spacing w:line="480" w:lineRule="auto"/>
+        <w:ind w:firstLine="360"/>
+        <w:jc w:val="both"/>
+      </w:pPr>
+      <w:r>
+        <w:drawing>
+          <wp:inline distT="0" distB="0" distL="0" distR="0" wp14:anchorId="74F320BC" wp14:editId="7C9612D8">
+            <wp:extent cx="4461163" cy="2516786"/>
+            <wp:effectExtent l="0" t="0" r="0" b="0"/>
+            <wp:docPr id="367603263" name="Imagen 23"/>
+            <wp:cNvGraphicFramePr>
+              <a:graphicFrameLocks xmlns:a="http://schemas.openxmlformats.org/drawingml/2006/main" noChangeAspect="1"/>
+            </wp:cNvGraphicFramePr>
+            <a:graphic xmlns:a="http://schemas.openxmlformats.org/drawingml/2006/main">
+              <a:graphicData uri="http://schemas.openxmlformats.org/drawingml/2006/picture">
+                <pic:pic xmlns:pic="http://schemas.openxmlformats.org/drawingml/2006/picture">
+                  <pic:nvPicPr>
+                    <pic:cNvPr id="367603263" name=""/>
+                    <pic:cNvPicPr/>
+                  </pic:nvPicPr>
+                  <pic:blipFill>
+                    <a:blip r:embed="rId92"/>
+                    <a:stretch>
+                      <a:fillRect/>
+                    </a:stretch>
+                  </pic:blipFill>
+                  <pic:spPr>
+                    <a:xfrm>
+                      <a:off x="0" y="0"/>
+                      <a:ext cx="4463934" cy="2518349"/>
+                    </a:xfrm>
+                    <a:prstGeom prst="rect">
+                      <a:avLst/>
+                    </a:prstGeom>
+                  </pic:spPr>
+                </pic:pic>
+              </a:graphicData>
+            </a:graphic>
+          </wp:inline>
+        </w:drawing>
+      </w:r>
+    </w:p>
     <w:sectPr>
-      <w:footerReference w:type="default" r:id="rId74"/>
+      <w:footerReference w:type="default" r:id="rId93"/>
       <w:pgSz w:w="12240" w:h="15840"/>
       <w:pgMar w:top="1418" w:right="1701" w:bottom="1418" w:left="1701" w:header="709" w:footer="709" w:gutter="0"/>
       <w:pgNumType w:start="0"/>
@@ -48065,6 +50901,132 @@
       <w:shd w:val="clear" w:color="auto" w:fill="E1DFDD"/>
     </w:rPr>
   </w:style>
+  <w:style w:type="paragraph" w:styleId="TDC3">
+    <w:name w:val="toc 3"/>
+    <w:basedOn w:val="Normal"/>
+    <w:next w:val="Normal"/>
+    <w:autoRedefine/>
+    <w:uiPriority w:val="39"/>
+    <w:unhideWhenUsed/>
+    <w:rsid w:val="008F5CD5"/>
+    <w:pPr>
+      <w:spacing w:after="100" w:line="259" w:lineRule="auto"/>
+      <w:ind w:left="440" w:firstLine="0"/>
+    </w:pPr>
+    <w:rPr>
+      <w:rFonts w:asciiTheme="minorHAnsi" w:eastAsiaTheme="minorEastAsia" w:hAnsiTheme="minorHAnsi" w:cstheme="minorBidi"/>
+      <w:sz w:val="22"/>
+      <w:szCs w:val="22"/>
+    </w:rPr>
+  </w:style>
+  <w:style w:type="paragraph" w:styleId="TDC4">
+    <w:name w:val="toc 4"/>
+    <w:basedOn w:val="Normal"/>
+    <w:next w:val="Normal"/>
+    <w:autoRedefine/>
+    <w:uiPriority w:val="39"/>
+    <w:unhideWhenUsed/>
+    <w:rsid w:val="008F5CD5"/>
+    <w:pPr>
+      <w:spacing w:after="100" w:line="259" w:lineRule="auto"/>
+      <w:ind w:left="660" w:firstLine="0"/>
+    </w:pPr>
+    <w:rPr>
+      <w:rFonts w:asciiTheme="minorHAnsi" w:eastAsiaTheme="minorEastAsia" w:hAnsiTheme="minorHAnsi" w:cstheme="minorBidi"/>
+      <w:sz w:val="22"/>
+      <w:szCs w:val="22"/>
+    </w:rPr>
+  </w:style>
+  <w:style w:type="paragraph" w:styleId="TDC5">
+    <w:name w:val="toc 5"/>
+    <w:basedOn w:val="Normal"/>
+    <w:next w:val="Normal"/>
+    <w:autoRedefine/>
+    <w:uiPriority w:val="39"/>
+    <w:unhideWhenUsed/>
+    <w:rsid w:val="008F5CD5"/>
+    <w:pPr>
+      <w:spacing w:after="100" w:line="259" w:lineRule="auto"/>
+      <w:ind w:left="880" w:firstLine="0"/>
+    </w:pPr>
+    <w:rPr>
+      <w:rFonts w:asciiTheme="minorHAnsi" w:eastAsiaTheme="minorEastAsia" w:hAnsiTheme="minorHAnsi" w:cstheme="minorBidi"/>
+      <w:sz w:val="22"/>
+      <w:szCs w:val="22"/>
+    </w:rPr>
+  </w:style>
+  <w:style w:type="paragraph" w:styleId="TDC6">
+    <w:name w:val="toc 6"/>
+    <w:basedOn w:val="Normal"/>
+    <w:next w:val="Normal"/>
+    <w:autoRedefine/>
+    <w:uiPriority w:val="39"/>
+    <w:unhideWhenUsed/>
+    <w:rsid w:val="008F5CD5"/>
+    <w:pPr>
+      <w:spacing w:after="100" w:line="259" w:lineRule="auto"/>
+      <w:ind w:left="1100" w:firstLine="0"/>
+    </w:pPr>
+    <w:rPr>
+      <w:rFonts w:asciiTheme="minorHAnsi" w:eastAsiaTheme="minorEastAsia" w:hAnsiTheme="minorHAnsi" w:cstheme="minorBidi"/>
+      <w:sz w:val="22"/>
+      <w:szCs w:val="22"/>
+    </w:rPr>
+  </w:style>
+  <w:style w:type="paragraph" w:styleId="TDC7">
+    <w:name w:val="toc 7"/>
+    <w:basedOn w:val="Normal"/>
+    <w:next w:val="Normal"/>
+    <w:autoRedefine/>
+    <w:uiPriority w:val="39"/>
+    <w:unhideWhenUsed/>
+    <w:rsid w:val="008F5CD5"/>
+    <w:pPr>
+      <w:spacing w:after="100" w:line="259" w:lineRule="auto"/>
+      <w:ind w:left="1320" w:firstLine="0"/>
+    </w:pPr>
+    <w:rPr>
+      <w:rFonts w:asciiTheme="minorHAnsi" w:eastAsiaTheme="minorEastAsia" w:hAnsiTheme="minorHAnsi" w:cstheme="minorBidi"/>
+      <w:sz w:val="22"/>
+      <w:szCs w:val="22"/>
+    </w:rPr>
+  </w:style>
+  <w:style w:type="paragraph" w:styleId="TDC8">
+    <w:name w:val="toc 8"/>
+    <w:basedOn w:val="Normal"/>
+    <w:next w:val="Normal"/>
+    <w:autoRedefine/>
+    <w:uiPriority w:val="39"/>
+    <w:unhideWhenUsed/>
+    <w:rsid w:val="008F5CD5"/>
+    <w:pPr>
+      <w:spacing w:after="100" w:line="259" w:lineRule="auto"/>
+      <w:ind w:left="1540" w:firstLine="0"/>
+    </w:pPr>
+    <w:rPr>
+      <w:rFonts w:asciiTheme="minorHAnsi" w:eastAsiaTheme="minorEastAsia" w:hAnsiTheme="minorHAnsi" w:cstheme="minorBidi"/>
+      <w:sz w:val="22"/>
+      <w:szCs w:val="22"/>
+    </w:rPr>
+  </w:style>
+  <w:style w:type="paragraph" w:styleId="TDC9">
+    <w:name w:val="toc 9"/>
+    <w:basedOn w:val="Normal"/>
+    <w:next w:val="Normal"/>
+    <w:autoRedefine/>
+    <w:uiPriority w:val="39"/>
+    <w:unhideWhenUsed/>
+    <w:rsid w:val="008F5CD5"/>
+    <w:pPr>
+      <w:spacing w:after="100" w:line="259" w:lineRule="auto"/>
+      <w:ind w:left="1760" w:firstLine="0"/>
+    </w:pPr>
+    <w:rPr>
+      <w:rFonts w:asciiTheme="minorHAnsi" w:eastAsiaTheme="minorEastAsia" w:hAnsiTheme="minorHAnsi" w:cstheme="minorBidi"/>
+      <w:sz w:val="22"/>
+      <w:szCs w:val="22"/>
+    </w:rPr>
+  </w:style>
 </w:styles>
 </file>
 
@@ -48365,7 +51327,7 @@
 
 <file path=customXml/item1.xml><?xml version="1.0" encoding="utf-8"?>
 <CoverPageProperties xmlns="http://schemas.microsoft.com/office/2006/coverPageProps">
-  <PublishDate>23 de abril de 2026</PublishDate>
+  <PublishDate>27 de abril de 2026</PublishDate>
   <Abstract/>
   <CompanyAddress/>
   <CompanyPhone/>

--- a/Parcial Practico Segundo Corte - Johan Calderon.docx
+++ b/Parcial Practico Segundo Corte - Johan Calderon.docx
@@ -10004,17 +10004,8 @@
           <w:szCs w:val="18"/>
         </w:rPr>
         <w:lastRenderedPageBreak/>
-        <w:t xml:space="preserve">└─ </w:t>
-      </w:r>
-      <w:proofErr w:type="gramStart"/>
-      <w:r>
-        <w:rPr>
-          <w:sz w:val="18"/>
-          <w:szCs w:val="18"/>
-        </w:rPr>
-        <w:t>application.properties</w:t>
-      </w:r>
-      <w:proofErr w:type="gramEnd"/>
+        <w:t>└─ application.properties</w:t>
+      </w:r>
     </w:p>
     <w:p>
       <w:pPr>
@@ -10913,7 +10904,6 @@
         </w:rPr>
         <w:t xml:space="preserve"> </w:t>
       </w:r>
-      <w:proofErr w:type="gramStart"/>
       <w:r>
         <w:rPr>
           <w:rFonts w:ascii="Consolas" w:hAnsi="Consolas"/>
@@ -10941,7 +10931,6 @@
         </w:rPr>
         <w:t>historiasclinias</w:t>
       </w:r>
-      <w:proofErr w:type="gramEnd"/>
       <w:r>
         <w:rPr>
           <w:rFonts w:ascii="Consolas" w:hAnsi="Consolas"/>
@@ -11029,7 +11018,6 @@
         </w:rPr>
         <w:t xml:space="preserve"> </w:t>
       </w:r>
-      <w:proofErr w:type="gramStart"/>
       <w:r>
         <w:rPr>
           <w:rFonts w:ascii="Consolas" w:hAnsi="Consolas"/>
@@ -11057,7 +11045,6 @@
         </w:rPr>
         <w:t>historiasclinias</w:t>
       </w:r>
-      <w:proofErr w:type="gramEnd"/>
       <w:r>
         <w:rPr>
           <w:rFonts w:ascii="Consolas" w:hAnsi="Consolas"/>
@@ -11151,7 +11138,6 @@
         </w:rPr>
         <w:t xml:space="preserve"> </w:t>
       </w:r>
-      <w:proofErr w:type="gramStart"/>
       <w:r>
         <w:rPr>
           <w:rFonts w:ascii="Consolas" w:hAnsi="Consolas"/>
@@ -11179,7 +11165,6 @@
         </w:rPr>
         <w:t>historiasclinias</w:t>
       </w:r>
-      <w:proofErr w:type="gramEnd"/>
       <w:r>
         <w:rPr>
           <w:rFonts w:ascii="Consolas" w:hAnsi="Consolas"/>
@@ -11273,7 +11258,6 @@
         </w:rPr>
         <w:t xml:space="preserve"> </w:t>
       </w:r>
-      <w:proofErr w:type="gramStart"/>
       <w:r>
         <w:rPr>
           <w:rFonts w:ascii="Consolas" w:hAnsi="Consolas"/>
@@ -11301,7 +11285,6 @@
         </w:rPr>
         <w:t>historiasclinias</w:t>
       </w:r>
-      <w:proofErr w:type="gramEnd"/>
       <w:r>
         <w:rPr>
           <w:rFonts w:ascii="Consolas" w:hAnsi="Consolas"/>
@@ -11395,7 +11378,6 @@
         </w:rPr>
         <w:t xml:space="preserve"> </w:t>
       </w:r>
-      <w:proofErr w:type="gramStart"/>
       <w:r>
         <w:rPr>
           <w:rFonts w:ascii="Consolas" w:hAnsi="Consolas"/>
@@ -11423,7 +11405,6 @@
         </w:rPr>
         <w:t>springframework</w:t>
       </w:r>
-      <w:proofErr w:type="gramEnd"/>
       <w:r>
         <w:rPr>
           <w:rFonts w:ascii="Consolas" w:hAnsi="Consolas"/>
@@ -11511,7 +11492,6 @@
         </w:rPr>
         <w:t xml:space="preserve"> </w:t>
       </w:r>
-      <w:proofErr w:type="gramStart"/>
       <w:r>
         <w:rPr>
           <w:rFonts w:ascii="Consolas" w:hAnsi="Consolas"/>
@@ -11539,7 +11519,6 @@
         </w:rPr>
         <w:t>time</w:t>
       </w:r>
-      <w:proofErr w:type="gramEnd"/>
       <w:r>
         <w:rPr>
           <w:rFonts w:ascii="Consolas" w:hAnsi="Consolas"/>
@@ -11597,7 +11576,6 @@
         </w:rPr>
         <w:t xml:space="preserve"> </w:t>
       </w:r>
-      <w:proofErr w:type="gramStart"/>
       <w:r>
         <w:rPr>
           <w:rFonts w:ascii="Consolas" w:hAnsi="Consolas"/>
@@ -11625,7 +11603,6 @@
         </w:rPr>
         <w:t>util</w:t>
       </w:r>
-      <w:proofErr w:type="gramEnd"/>
       <w:r>
         <w:rPr>
           <w:rFonts w:ascii="Consolas" w:hAnsi="Consolas"/>
@@ -11965,7 +11942,6 @@
         </w:rPr>
         <w:t xml:space="preserve"> </w:t>
       </w:r>
-      <w:proofErr w:type="gramStart"/>
       <w:r>
         <w:rPr>
           <w:rFonts w:ascii="Consolas" w:hAnsi="Consolas"/>
@@ -11984,7 +11960,6 @@
         </w:rPr>
         <w:t>(</w:t>
       </w:r>
-      <w:proofErr w:type="gramEnd"/>
       <w:r>
         <w:rPr>
           <w:rFonts w:ascii="Consolas" w:hAnsi="Consolas"/>
@@ -12042,7 +12017,6 @@
         </w:rPr>
         <w:t xml:space="preserve">        </w:t>
       </w:r>
-      <w:proofErr w:type="gramStart"/>
       <w:r>
         <w:rPr>
           <w:rFonts w:ascii="Consolas" w:hAnsi="Consolas"/>
@@ -12070,7 +12044,6 @@
         </w:rPr>
         <w:t>interactionRepository</w:t>
       </w:r>
-      <w:proofErr w:type="gramEnd"/>
       <w:r>
         <w:rPr>
           <w:rFonts w:ascii="Consolas" w:hAnsi="Consolas"/>
@@ -12224,7 +12197,6 @@
         </w:rPr>
         <w:t xml:space="preserve">&gt; </w:t>
       </w:r>
-      <w:proofErr w:type="gramStart"/>
       <w:r>
         <w:rPr>
           <w:rFonts w:ascii="Consolas" w:hAnsi="Consolas"/>
@@ -12243,7 +12215,6 @@
         </w:rPr>
         <w:t>(</w:t>
       </w:r>
-      <w:proofErr w:type="gramEnd"/>
       <w:r>
         <w:rPr>
           <w:rFonts w:ascii="Consolas" w:hAnsi="Consolas"/>
@@ -12319,7 +12290,6 @@
         </w:rPr>
         <w:t xml:space="preserve"> (</w:t>
       </w:r>
-      <w:proofErr w:type="gramStart"/>
       <w:r>
         <w:rPr>
           <w:rFonts w:ascii="Consolas" w:hAnsi="Consolas"/>
@@ -12347,7 +12317,6 @@
         </w:rPr>
         <w:t>getMedicationName</w:t>
       </w:r>
-      <w:proofErr w:type="gramEnd"/>
       <w:r>
         <w:rPr>
           <w:rFonts w:ascii="Consolas" w:hAnsi="Consolas"/>
@@ -12594,7 +12563,6 @@
         </w:rPr>
         <w:t xml:space="preserve"> </w:t>
       </w:r>
-      <w:proofErr w:type="gramStart"/>
       <w:r>
         <w:rPr>
           <w:rFonts w:ascii="Consolas" w:hAnsi="Consolas"/>
@@ -12611,17 +12579,7 @@
           <w:sz w:val="21"/>
           <w:szCs w:val="21"/>
         </w:rPr>
-        <w:t>(</w:t>
-      </w:r>
-      <w:proofErr w:type="gramEnd"/>
-      <w:r>
-        <w:rPr>
-          <w:rFonts w:ascii="Consolas" w:hAnsi="Consolas"/>
-          <w:color w:val="CCCCCC"/>
-          <w:sz w:val="21"/>
-          <w:szCs w:val="21"/>
-        </w:rPr>
-        <w:t>);</w:t>
+        <w:t>();</w:t>
       </w:r>
     </w:p>
     <w:p>
@@ -12644,7 +12602,6 @@
         </w:rPr>
         <w:t xml:space="preserve">            </w:t>
       </w:r>
-      <w:proofErr w:type="gramStart"/>
       <w:r>
         <w:rPr>
           <w:rFonts w:ascii="Consolas" w:hAnsi="Consolas"/>
@@ -12672,7 +12629,6 @@
         </w:rPr>
         <w:t>setPrescription</w:t>
       </w:r>
-      <w:proofErr w:type="gramEnd"/>
       <w:r>
         <w:rPr>
           <w:rFonts w:ascii="Consolas" w:hAnsi="Consolas"/>
@@ -12722,7 +12678,6 @@
         <w:lastRenderedPageBreak/>
         <w:t xml:space="preserve">            </w:t>
       </w:r>
-      <w:proofErr w:type="gramStart"/>
       <w:r>
         <w:rPr>
           <w:rFonts w:ascii="Consolas" w:hAnsi="Consolas"/>
@@ -12750,7 +12705,6 @@
         </w:rPr>
         <w:t>setSeverity</w:t>
       </w:r>
-      <w:proofErr w:type="gramEnd"/>
       <w:r>
         <w:rPr>
           <w:rFonts w:ascii="Consolas" w:hAnsi="Consolas"/>
@@ -12799,7 +12753,6 @@
         </w:rPr>
         <w:t xml:space="preserve">            </w:t>
       </w:r>
-      <w:proofErr w:type="gramStart"/>
       <w:r>
         <w:rPr>
           <w:rFonts w:ascii="Consolas" w:hAnsi="Consolas"/>
@@ -12827,7 +12780,6 @@
         </w:rPr>
         <w:t>setDescription</w:t>
       </w:r>
-      <w:proofErr w:type="gramEnd"/>
       <w:r>
         <w:rPr>
           <w:rFonts w:ascii="Consolas" w:hAnsi="Consolas"/>
@@ -12876,7 +12828,6 @@
         </w:rPr>
         <w:t xml:space="preserve">            </w:t>
       </w:r>
-      <w:proofErr w:type="gramStart"/>
       <w:r>
         <w:rPr>
           <w:rFonts w:ascii="Consolas" w:hAnsi="Consolas"/>
@@ -12904,7 +12855,6 @@
         </w:rPr>
         <w:t>setRuleId</w:t>
       </w:r>
-      <w:proofErr w:type="gramEnd"/>
       <w:r>
         <w:rPr>
           <w:rFonts w:ascii="Consolas" w:hAnsi="Consolas"/>
@@ -12953,7 +12903,6 @@
         </w:rPr>
         <w:t xml:space="preserve">            </w:t>
       </w:r>
-      <w:proofErr w:type="gramStart"/>
       <w:r>
         <w:rPr>
           <w:rFonts w:ascii="Consolas" w:hAnsi="Consolas"/>
@@ -12981,7 +12930,6 @@
         </w:rPr>
         <w:t>setDetectedAt</w:t>
       </w:r>
-      <w:proofErr w:type="gramEnd"/>
       <w:r>
         <w:rPr>
           <w:rFonts w:ascii="Consolas" w:hAnsi="Consolas"/>
@@ -13321,7 +13269,6 @@
         </w:rPr>
         <w:t xml:space="preserve"> (</w:t>
       </w:r>
-      <w:proofErr w:type="gramStart"/>
       <w:r>
         <w:rPr>
           <w:rFonts w:ascii="Consolas" w:hAnsi="Consolas"/>
@@ -13349,7 +13296,6 @@
         </w:rPr>
         <w:t>getMedicationName</w:t>
       </w:r>
-      <w:proofErr w:type="gramEnd"/>
       <w:r>
         <w:rPr>
           <w:rFonts w:ascii="Consolas" w:hAnsi="Consolas"/>
@@ -13596,7 +13542,6 @@
         </w:rPr>
         <w:t xml:space="preserve"> </w:t>
       </w:r>
-      <w:proofErr w:type="gramStart"/>
       <w:r>
         <w:rPr>
           <w:rFonts w:ascii="Consolas" w:hAnsi="Consolas"/>
@@ -13613,17 +13558,7 @@
           <w:sz w:val="21"/>
           <w:szCs w:val="21"/>
         </w:rPr>
-        <w:t>(</w:t>
-      </w:r>
-      <w:proofErr w:type="gramEnd"/>
-      <w:r>
-        <w:rPr>
-          <w:rFonts w:ascii="Consolas" w:hAnsi="Consolas"/>
-          <w:color w:val="CCCCCC"/>
-          <w:sz w:val="21"/>
-          <w:szCs w:val="21"/>
-        </w:rPr>
-        <w:t>);</w:t>
+        <w:t>();</w:t>
       </w:r>
     </w:p>
     <w:p>
@@ -13646,7 +13581,6 @@
         </w:rPr>
         <w:t xml:space="preserve">            </w:t>
       </w:r>
-      <w:proofErr w:type="gramStart"/>
       <w:r>
         <w:rPr>
           <w:rFonts w:ascii="Consolas" w:hAnsi="Consolas"/>
@@ -13674,7 +13608,6 @@
         </w:rPr>
         <w:t>setPrescription</w:t>
       </w:r>
-      <w:proofErr w:type="gramEnd"/>
       <w:r>
         <w:rPr>
           <w:rFonts w:ascii="Consolas" w:hAnsi="Consolas"/>
@@ -13723,7 +13656,6 @@
         </w:rPr>
         <w:t xml:space="preserve">            </w:t>
       </w:r>
-      <w:proofErr w:type="gramStart"/>
       <w:r>
         <w:rPr>
           <w:rFonts w:ascii="Consolas" w:hAnsi="Consolas"/>
@@ -13751,7 +13683,6 @@
         </w:rPr>
         <w:t>setSeverity</w:t>
       </w:r>
-      <w:proofErr w:type="gramEnd"/>
       <w:r>
         <w:rPr>
           <w:rFonts w:ascii="Consolas" w:hAnsi="Consolas"/>
@@ -13800,7 +13731,6 @@
         </w:rPr>
         <w:t xml:space="preserve">            </w:t>
       </w:r>
-      <w:proofErr w:type="gramStart"/>
       <w:r>
         <w:rPr>
           <w:rFonts w:ascii="Consolas" w:hAnsi="Consolas"/>
@@ -13828,7 +13758,6 @@
         </w:rPr>
         <w:t>setDescription</w:t>
       </w:r>
-      <w:proofErr w:type="gramEnd"/>
       <w:r>
         <w:rPr>
           <w:rFonts w:ascii="Consolas" w:hAnsi="Consolas"/>
@@ -13877,7 +13806,6 @@
         </w:rPr>
         <w:t xml:space="preserve">            </w:t>
       </w:r>
-      <w:proofErr w:type="gramStart"/>
       <w:r>
         <w:rPr>
           <w:rFonts w:ascii="Consolas" w:hAnsi="Consolas"/>
@@ -13905,7 +13833,6 @@
         </w:rPr>
         <w:t>setRuleId</w:t>
       </w:r>
-      <w:proofErr w:type="gramEnd"/>
       <w:r>
         <w:rPr>
           <w:rFonts w:ascii="Consolas" w:hAnsi="Consolas"/>
@@ -13954,7 +13881,6 @@
         </w:rPr>
         <w:t xml:space="preserve">            </w:t>
       </w:r>
-      <w:proofErr w:type="gramStart"/>
       <w:r>
         <w:rPr>
           <w:rFonts w:ascii="Consolas" w:hAnsi="Consolas"/>
@@ -13982,7 +13908,6 @@
         </w:rPr>
         <w:t>setDetectedAt</w:t>
       </w:r>
-      <w:proofErr w:type="gramEnd"/>
       <w:r>
         <w:rPr>
           <w:rFonts w:ascii="Consolas" w:hAnsi="Consolas"/>
@@ -14793,21 +14718,7 @@
         <w:rPr>
           <w:rFonts w:cs="Arial"/>
         </w:rPr>
-        <w:t xml:space="preserve"> para verificar si la prescripción genera alguna alerta (por </w:t>
-      </w:r>
-      <w:proofErr w:type="gramStart"/>
-      <w:r>
-        <w:rPr>
-          <w:rFonts w:cs="Arial"/>
-        </w:rPr>
-        <w:t>ejemplo</w:t>
-      </w:r>
-      <w:proofErr w:type="gramEnd"/>
-      <w:r>
-        <w:rPr>
-          <w:rFonts w:cs="Arial"/>
-        </w:rPr>
-        <w:t xml:space="preserve"> una interacción medicamentosa).</w:t>
+        <w:t xml:space="preserve"> para verificar si la prescripción genera alguna alerta (por ejemplo una interacción medicamentosa).</w:t>
       </w:r>
     </w:p>
     <w:p>
@@ -15372,7 +15283,6 @@
         </w:rPr>
         <w:t xml:space="preserve"> </w:t>
       </w:r>
-      <w:proofErr w:type="gramStart"/>
       <w:r>
         <w:rPr>
           <w:rFonts w:ascii="Consolas" w:hAnsi="Consolas"/>
@@ -15391,7 +15301,6 @@
         </w:rPr>
         <w:t>(</w:t>
       </w:r>
-      <w:proofErr w:type="gramEnd"/>
       <w:r>
         <w:rPr>
           <w:rFonts w:ascii="Consolas" w:hAnsi="Consolas"/>
@@ -15562,7 +15471,6 @@
         </w:rPr>
         <w:t xml:space="preserve"> </w:t>
       </w:r>
-      <w:proofErr w:type="gramStart"/>
       <w:r>
         <w:rPr>
           <w:rFonts w:ascii="Consolas" w:hAnsi="Consolas"/>
@@ -15579,17 +15487,7 @@
           <w:sz w:val="21"/>
           <w:szCs w:val="21"/>
         </w:rPr>
-        <w:t>(</w:t>
-      </w:r>
-      <w:proofErr w:type="gramEnd"/>
-      <w:r>
-        <w:rPr>
-          <w:rFonts w:ascii="Consolas" w:hAnsi="Consolas"/>
-          <w:color w:val="CCCCCC"/>
-          <w:sz w:val="21"/>
-          <w:szCs w:val="21"/>
-        </w:rPr>
-        <w:t>);</w:t>
+        <w:t>();</w:t>
       </w:r>
     </w:p>
     <w:p>
@@ -15874,7 +15772,6 @@
         </w:rPr>
         <w:t xml:space="preserve"> </w:t>
       </w:r>
-      <w:proofErr w:type="gramStart"/>
       <w:r>
         <w:rPr>
           <w:rFonts w:ascii="Consolas" w:hAnsi="Consolas"/>
@@ -15891,17 +15788,7 @@
           <w:sz w:val="21"/>
           <w:szCs w:val="21"/>
         </w:rPr>
-        <w:t>(</w:t>
-      </w:r>
-      <w:proofErr w:type="gramEnd"/>
-      <w:r>
-        <w:rPr>
-          <w:rFonts w:ascii="Consolas" w:hAnsi="Consolas"/>
-          <w:color w:val="CCCCCC"/>
-          <w:sz w:val="21"/>
-          <w:szCs w:val="21"/>
-        </w:rPr>
-        <w:t>);</w:t>
+        <w:t>();</w:t>
       </w:r>
     </w:p>
     <w:p>
@@ -16249,7 +16136,6 @@
         </w:rPr>
         <w:t xml:space="preserve"> </w:t>
       </w:r>
-      <w:proofErr w:type="gramStart"/>
       <w:r>
         <w:rPr>
           <w:rFonts w:ascii="Consolas" w:hAnsi="Consolas"/>
@@ -16266,17 +16152,7 @@
           <w:sz w:val="21"/>
           <w:szCs w:val="21"/>
         </w:rPr>
-        <w:t>(</w:t>
-      </w:r>
-      <w:proofErr w:type="gramEnd"/>
-      <w:r>
-        <w:rPr>
-          <w:rFonts w:ascii="Consolas" w:hAnsi="Consolas"/>
-          <w:color w:val="CCCCCC"/>
-          <w:sz w:val="21"/>
-          <w:szCs w:val="21"/>
-        </w:rPr>
-        <w:t>);</w:t>
+        <w:t>();</w:t>
       </w:r>
     </w:p>
     <w:p>
@@ -16667,7 +16543,6 @@
         </w:rPr>
         <w:t xml:space="preserve"> </w:t>
       </w:r>
-      <w:proofErr w:type="gramStart"/>
       <w:r>
         <w:rPr>
           <w:rFonts w:ascii="Consolas" w:hAnsi="Consolas"/>
@@ -16684,17 +16559,7 @@
           <w:sz w:val="21"/>
           <w:szCs w:val="21"/>
         </w:rPr>
-        <w:t>(</w:t>
-      </w:r>
-      <w:proofErr w:type="gramEnd"/>
-      <w:r>
-        <w:rPr>
-          <w:rFonts w:ascii="Consolas" w:hAnsi="Consolas"/>
-          <w:color w:val="CCCCCC"/>
-          <w:sz w:val="21"/>
-          <w:szCs w:val="21"/>
-        </w:rPr>
-        <w:t>);</w:t>
+        <w:t>();</w:t>
       </w:r>
     </w:p>
     <w:p>
@@ -16793,7 +16658,6 @@
         </w:rPr>
         <w:t xml:space="preserve"> </w:t>
       </w:r>
-      <w:proofErr w:type="gramStart"/>
       <w:r>
         <w:rPr>
           <w:rFonts w:ascii="Consolas" w:hAnsi="Consolas"/>
@@ -16810,17 +16674,7 @@
           <w:sz w:val="21"/>
           <w:szCs w:val="21"/>
         </w:rPr>
-        <w:t>(</w:t>
-      </w:r>
-      <w:proofErr w:type="gramEnd"/>
-      <w:r>
-        <w:rPr>
-          <w:rFonts w:ascii="Consolas" w:hAnsi="Consolas"/>
-          <w:color w:val="CCCCCC"/>
-          <w:sz w:val="21"/>
-          <w:szCs w:val="21"/>
-        </w:rPr>
-        <w:t>);</w:t>
+        <w:t>();</w:t>
       </w:r>
     </w:p>
     <w:p>
@@ -17108,7 +16962,6 @@
         </w:rPr>
         <w:t xml:space="preserve"> </w:t>
       </w:r>
-      <w:proofErr w:type="gramStart"/>
       <w:r>
         <w:rPr>
           <w:rFonts w:ascii="Consolas" w:hAnsi="Consolas"/>
@@ -17136,7 +16989,6 @@
         </w:rPr>
         <w:t>historiasclinias</w:t>
       </w:r>
-      <w:proofErr w:type="gramEnd"/>
       <w:r>
         <w:rPr>
           <w:rFonts w:ascii="Consolas" w:hAnsi="Consolas"/>
@@ -17235,7 +17087,6 @@
         </w:rPr>
         <w:t xml:space="preserve"> </w:t>
       </w:r>
-      <w:proofErr w:type="gramStart"/>
       <w:r>
         <w:rPr>
           <w:rFonts w:ascii="Consolas" w:hAnsi="Consolas"/>
@@ -17263,7 +17114,6 @@
         </w:rPr>
         <w:t>historiasclinias</w:t>
       </w:r>
-      <w:proofErr w:type="gramEnd"/>
       <w:r>
         <w:rPr>
           <w:rFonts w:ascii="Consolas" w:hAnsi="Consolas"/>
@@ -17565,7 +17415,6 @@
         </w:rPr>
         <w:t xml:space="preserve"> </w:t>
       </w:r>
-      <w:proofErr w:type="gramStart"/>
       <w:r>
         <w:rPr>
           <w:rFonts w:ascii="Consolas" w:hAnsi="Consolas"/>
@@ -17584,7 +17433,6 @@
         </w:rPr>
         <w:t>(</w:t>
       </w:r>
-      <w:proofErr w:type="gramEnd"/>
       <w:r>
         <w:rPr>
           <w:rFonts w:ascii="Consolas" w:hAnsi="Consolas"/>
@@ -17736,7 +17584,6 @@
         </w:rPr>
         <w:t xml:space="preserve"> (</w:t>
       </w:r>
-      <w:proofErr w:type="gramStart"/>
       <w:r>
         <w:rPr>
           <w:rFonts w:ascii="Consolas" w:hAnsi="Consolas"/>
@@ -17764,7 +17611,6 @@
         </w:rPr>
         <w:t>getMetric</w:t>
       </w:r>
-      <w:proofErr w:type="gramEnd"/>
       <w:r>
         <w:rPr>
           <w:rFonts w:ascii="Consolas" w:hAnsi="Consolas"/>
@@ -17836,7 +17682,6 @@
         </w:rPr>
         <w:t xml:space="preserve">            </w:t>
       </w:r>
-      <w:proofErr w:type="gramStart"/>
       <w:r>
         <w:rPr>
           <w:rFonts w:ascii="Consolas" w:hAnsi="Consolas"/>
@@ -17864,7 +17709,6 @@
         </w:rPr>
         <w:t>setMetric</w:t>
       </w:r>
-      <w:proofErr w:type="gramEnd"/>
       <w:r>
         <w:rPr>
           <w:rFonts w:ascii="Consolas" w:hAnsi="Consolas"/>
@@ -17963,7 +17807,6 @@
         </w:rPr>
         <w:t xml:space="preserve"> (</w:t>
       </w:r>
-      <w:proofErr w:type="gramStart"/>
       <w:r>
         <w:rPr>
           <w:rFonts w:ascii="Consolas" w:hAnsi="Consolas"/>
@@ -17991,7 +17834,6 @@
         </w:rPr>
         <w:t>getUnit</w:t>
       </w:r>
-      <w:proofErr w:type="gramEnd"/>
       <w:r>
         <w:rPr>
           <w:rFonts w:ascii="Consolas" w:hAnsi="Consolas"/>
@@ -18063,7 +17905,6 @@
         </w:rPr>
         <w:t xml:space="preserve">            </w:t>
       </w:r>
-      <w:proofErr w:type="gramStart"/>
       <w:r>
         <w:rPr>
           <w:rFonts w:ascii="Consolas" w:hAnsi="Consolas"/>
@@ -18091,7 +17932,6 @@
         </w:rPr>
         <w:t>setUnit</w:t>
       </w:r>
-      <w:proofErr w:type="gramEnd"/>
       <w:r>
         <w:rPr>
           <w:rFonts w:ascii="Consolas" w:hAnsi="Consolas"/>
@@ -18224,7 +18064,6 @@
         </w:rPr>
         <w:t xml:space="preserve"> </w:t>
       </w:r>
-      <w:proofErr w:type="gramStart"/>
       <w:r>
         <w:rPr>
           <w:rFonts w:ascii="Consolas" w:hAnsi="Consolas"/>
@@ -18252,7 +18091,6 @@
         </w:rPr>
         <w:t>save</w:t>
       </w:r>
-      <w:proofErr w:type="gramEnd"/>
       <w:r>
         <w:rPr>
           <w:rFonts w:ascii="Consolas" w:hAnsi="Consolas"/>
@@ -18521,7 +18359,6 @@
         </w:rPr>
         <w:t xml:space="preserve"> </w:t>
       </w:r>
-      <w:proofErr w:type="gramStart"/>
       <w:r>
         <w:rPr>
           <w:rFonts w:ascii="Consolas" w:hAnsi="Consolas"/>
@@ -18549,7 +18386,6 @@
         </w:rPr>
         <w:t>historiasclinias</w:t>
       </w:r>
-      <w:proofErr w:type="gramEnd"/>
       <w:r>
         <w:rPr>
           <w:rFonts w:ascii="Consolas" w:hAnsi="Consolas"/>
@@ -18648,7 +18484,6 @@
         </w:rPr>
         <w:t xml:space="preserve"> </w:t>
       </w:r>
-      <w:proofErr w:type="gramStart"/>
       <w:r>
         <w:rPr>
           <w:rFonts w:ascii="Consolas" w:hAnsi="Consolas"/>
@@ -18676,7 +18511,6 @@
         </w:rPr>
         <w:t>historiasclinias</w:t>
       </w:r>
-      <w:proofErr w:type="gramEnd"/>
       <w:r>
         <w:rPr>
           <w:rFonts w:ascii="Consolas" w:hAnsi="Consolas"/>
@@ -19147,7 +18981,6 @@
         </w:rPr>
         <w:t xml:space="preserve"> </w:t>
       </w:r>
-      <w:proofErr w:type="gramStart"/>
       <w:r>
         <w:rPr>
           <w:rFonts w:ascii="Consolas" w:hAnsi="Consolas"/>
@@ -19166,7 +18999,6 @@
         </w:rPr>
         <w:t>(</w:t>
       </w:r>
-      <w:proofErr w:type="gramEnd"/>
       <w:r>
         <w:rPr>
           <w:rFonts w:ascii="Consolas" w:hAnsi="Consolas"/>
@@ -19283,7 +19115,6 @@
         </w:rPr>
         <w:t xml:space="preserve"> (</w:t>
       </w:r>
-      <w:proofErr w:type="gramStart"/>
       <w:r>
         <w:rPr>
           <w:rFonts w:ascii="Consolas" w:hAnsi="Consolas"/>
@@ -19311,7 +19142,6 @@
         </w:rPr>
         <w:t>getMetric</w:t>
       </w:r>
-      <w:proofErr w:type="gramEnd"/>
       <w:r>
         <w:rPr>
           <w:rFonts w:ascii="Consolas" w:hAnsi="Consolas"/>
@@ -19383,7 +19213,6 @@
         </w:rPr>
         <w:t xml:space="preserve">            </w:t>
       </w:r>
-      <w:proofErr w:type="gramStart"/>
       <w:r>
         <w:rPr>
           <w:rFonts w:ascii="Consolas" w:hAnsi="Consolas"/>
@@ -19411,7 +19240,6 @@
         </w:rPr>
         <w:t>setMetric</w:t>
       </w:r>
-      <w:proofErr w:type="gramEnd"/>
       <w:r>
         <w:rPr>
           <w:rFonts w:ascii="Consolas" w:hAnsi="Consolas"/>
@@ -19509,7 +19337,6 @@
         </w:rPr>
         <w:t xml:space="preserve"> (</w:t>
       </w:r>
-      <w:proofErr w:type="gramStart"/>
       <w:r>
         <w:rPr>
           <w:rFonts w:ascii="Consolas" w:hAnsi="Consolas"/>
@@ -19537,7 +19364,6 @@
         </w:rPr>
         <w:t>getUnit</w:t>
       </w:r>
-      <w:proofErr w:type="gramEnd"/>
       <w:r>
         <w:rPr>
           <w:rFonts w:ascii="Consolas" w:hAnsi="Consolas"/>
@@ -19609,7 +19435,6 @@
         </w:rPr>
         <w:t xml:space="preserve">            </w:t>
       </w:r>
-      <w:proofErr w:type="gramStart"/>
       <w:r>
         <w:rPr>
           <w:rFonts w:ascii="Consolas" w:hAnsi="Consolas"/>
@@ -19637,7 +19462,6 @@
         </w:rPr>
         <w:t>setUnit</w:t>
       </w:r>
-      <w:proofErr w:type="gramEnd"/>
       <w:r>
         <w:rPr>
           <w:rFonts w:ascii="Consolas" w:hAnsi="Consolas"/>
@@ -19823,7 +19647,6 @@
         </w:rPr>
         <w:t xml:space="preserve"> </w:t>
       </w:r>
-      <w:proofErr w:type="gramStart"/>
       <w:r>
         <w:rPr>
           <w:rFonts w:ascii="Consolas" w:hAnsi="Consolas"/>
@@ -19851,7 +19674,6 @@
         </w:rPr>
         <w:t>save</w:t>
       </w:r>
-      <w:proofErr w:type="gramEnd"/>
       <w:r>
         <w:rPr>
           <w:rFonts w:ascii="Consolas" w:hAnsi="Consolas"/>
@@ -19975,7 +19797,6 @@
         </w:rPr>
         <w:t xml:space="preserve"> (</w:t>
       </w:r>
-      <w:proofErr w:type="gramStart"/>
       <w:r>
         <w:rPr>
           <w:rFonts w:ascii="Consolas" w:hAnsi="Consolas"/>
@@ -20003,7 +19824,6 @@
         </w:rPr>
         <w:t>getValue</w:t>
       </w:r>
-      <w:proofErr w:type="gramEnd"/>
       <w:r>
         <w:rPr>
           <w:rFonts w:ascii="Consolas" w:hAnsi="Consolas"/>
@@ -20307,7 +20127,6 @@
         </w:rPr>
         <w:t xml:space="preserve"> </w:t>
       </w:r>
-      <w:proofErr w:type="gramStart"/>
       <w:r>
         <w:rPr>
           <w:rFonts w:ascii="Consolas" w:hAnsi="Consolas"/>
@@ -20335,7 +20154,6 @@
         </w:rPr>
         <w:t>getValue</w:t>
       </w:r>
-      <w:proofErr w:type="gramEnd"/>
       <w:r>
         <w:rPr>
           <w:rFonts w:ascii="Consolas" w:hAnsi="Consolas"/>
@@ -21052,7 +20870,6 @@
         </w:rPr>
         <w:t xml:space="preserve"> </w:t>
       </w:r>
-      <w:proofErr w:type="gramStart"/>
       <w:r>
         <w:rPr>
           <w:rFonts w:ascii="Consolas" w:hAnsi="Consolas"/>
@@ -21080,7 +20897,6 @@
         </w:rPr>
         <w:t>historiasclinias</w:t>
       </w:r>
-      <w:proofErr w:type="gramEnd"/>
       <w:r>
         <w:rPr>
           <w:rFonts w:ascii="Consolas" w:hAnsi="Consolas"/>
@@ -21179,7 +20995,6 @@
         </w:rPr>
         <w:t xml:space="preserve"> </w:t>
       </w:r>
-      <w:proofErr w:type="gramStart"/>
       <w:r>
         <w:rPr>
           <w:rFonts w:ascii="Consolas" w:hAnsi="Consolas"/>
@@ -21207,7 +21022,6 @@
         </w:rPr>
         <w:t>historiasclinias</w:t>
       </w:r>
-      <w:proofErr w:type="gramEnd"/>
       <w:r>
         <w:rPr>
           <w:rFonts w:ascii="Consolas" w:hAnsi="Consolas"/>
@@ -21678,7 +21492,6 @@
         </w:rPr>
         <w:t xml:space="preserve"> </w:t>
       </w:r>
-      <w:proofErr w:type="gramStart"/>
       <w:r>
         <w:rPr>
           <w:rFonts w:ascii="Consolas" w:hAnsi="Consolas"/>
@@ -21697,7 +21510,6 @@
         </w:rPr>
         <w:t>(</w:t>
       </w:r>
-      <w:proofErr w:type="gramEnd"/>
       <w:r>
         <w:rPr>
           <w:rFonts w:ascii="Consolas" w:hAnsi="Consolas"/>
@@ -21885,7 +21697,6 @@
         </w:rPr>
         <w:t xml:space="preserve"> </w:t>
       </w:r>
-      <w:proofErr w:type="gramStart"/>
       <w:r>
         <w:rPr>
           <w:rFonts w:ascii="Consolas" w:hAnsi="Consolas"/>
@@ -21913,7 +21724,6 @@
         </w:rPr>
         <w:t>getMetric</w:t>
       </w:r>
-      <w:proofErr w:type="gramEnd"/>
       <w:r>
         <w:rPr>
           <w:rFonts w:ascii="Consolas" w:hAnsi="Consolas"/>
@@ -22047,7 +21857,6 @@
         </w:rPr>
         <w:t xml:space="preserve">            </w:t>
       </w:r>
-      <w:proofErr w:type="gramStart"/>
       <w:r>
         <w:rPr>
           <w:rFonts w:ascii="Consolas" w:hAnsi="Consolas"/>
@@ -22075,7 +21884,6 @@
         </w:rPr>
         <w:t>setMetric</w:t>
       </w:r>
-      <w:proofErr w:type="gramEnd"/>
       <w:r>
         <w:rPr>
           <w:rFonts w:ascii="Consolas" w:hAnsi="Consolas"/>
@@ -22173,7 +21981,6 @@
         </w:rPr>
         <w:t xml:space="preserve"> (</w:t>
       </w:r>
-      <w:proofErr w:type="gramStart"/>
       <w:r>
         <w:rPr>
           <w:rFonts w:ascii="Consolas" w:hAnsi="Consolas"/>
@@ -22201,7 +22008,6 @@
         </w:rPr>
         <w:t>getUnit</w:t>
       </w:r>
-      <w:proofErr w:type="gramEnd"/>
       <w:r>
         <w:rPr>
           <w:rFonts w:ascii="Consolas" w:hAnsi="Consolas"/>
@@ -22273,7 +22079,6 @@
         </w:rPr>
         <w:t xml:space="preserve">            </w:t>
       </w:r>
-      <w:proofErr w:type="gramStart"/>
       <w:r>
         <w:rPr>
           <w:rFonts w:ascii="Consolas" w:hAnsi="Consolas"/>
@@ -22301,7 +22106,6 @@
         </w:rPr>
         <w:t>setUnit</w:t>
       </w:r>
-      <w:proofErr w:type="gramEnd"/>
       <w:r>
         <w:rPr>
           <w:rFonts w:ascii="Consolas" w:hAnsi="Consolas"/>
@@ -22452,7 +22256,6 @@
         </w:rPr>
         <w:t xml:space="preserve"> </w:t>
       </w:r>
-      <w:proofErr w:type="gramStart"/>
       <w:r>
         <w:rPr>
           <w:rFonts w:ascii="Consolas" w:hAnsi="Consolas"/>
@@ -22480,7 +22283,6 @@
         </w:rPr>
         <w:t>save</w:t>
       </w:r>
-      <w:proofErr w:type="gramEnd"/>
       <w:r>
         <w:rPr>
           <w:rFonts w:ascii="Consolas" w:hAnsi="Consolas"/>
@@ -22640,7 +22442,6 @@
         </w:rPr>
         <w:t xml:space="preserve"> </w:t>
       </w:r>
-      <w:proofErr w:type="gramStart"/>
       <w:r>
         <w:rPr>
           <w:rFonts w:ascii="Consolas" w:hAnsi="Consolas"/>
@@ -22668,7 +22469,6 @@
         </w:rPr>
         <w:t>getValue</w:t>
       </w:r>
-      <w:proofErr w:type="gramEnd"/>
       <w:r>
         <w:rPr>
           <w:rFonts w:ascii="Consolas" w:hAnsi="Consolas"/>
@@ -22722,7 +22522,6 @@
         </w:rPr>
         <w:t xml:space="preserve"> (</w:t>
       </w:r>
-      <w:proofErr w:type="gramStart"/>
       <w:r>
         <w:rPr>
           <w:rFonts w:ascii="Consolas" w:hAnsi="Consolas"/>
@@ -22748,17 +22547,7 @@
           <w:sz w:val="21"/>
           <w:szCs w:val="21"/>
         </w:rPr>
-        <w:t>!</w:t>
-      </w:r>
-      <w:proofErr w:type="gramEnd"/>
-      <w:r>
-        <w:rPr>
-          <w:rFonts w:ascii="Consolas" w:hAnsi="Consolas"/>
-          <w:color w:val="D4D4D4"/>
-          <w:sz w:val="21"/>
-          <w:szCs w:val="21"/>
-        </w:rPr>
-        <w:t>=</w:t>
+        <w:t>!=</w:t>
       </w:r>
       <w:r>
         <w:rPr>
@@ -22867,7 +22656,6 @@
         </w:rPr>
         <w:t xml:space="preserve"> </w:t>
       </w:r>
-      <w:proofErr w:type="gramStart"/>
       <w:r>
         <w:rPr>
           <w:rFonts w:ascii="Consolas" w:hAnsi="Consolas"/>
@@ -22893,17 +22681,7 @@
           <w:sz w:val="21"/>
           <w:szCs w:val="21"/>
         </w:rPr>
-        <w:t>!</w:t>
-      </w:r>
-      <w:proofErr w:type="gramEnd"/>
-      <w:r>
-        <w:rPr>
-          <w:rFonts w:ascii="Consolas" w:hAnsi="Consolas"/>
-          <w:color w:val="D4D4D4"/>
-          <w:sz w:val="21"/>
-          <w:szCs w:val="21"/>
-        </w:rPr>
-        <w:t>=</w:t>
+        <w:t>!=</w:t>
       </w:r>
       <w:r>
         <w:rPr>
@@ -22967,7 +22745,6 @@
         </w:rPr>
         <w:t>                    (</w:t>
       </w:r>
-      <w:proofErr w:type="gramStart"/>
       <w:r>
         <w:rPr>
           <w:rFonts w:ascii="Consolas" w:hAnsi="Consolas"/>
@@ -22995,7 +22772,6 @@
         </w:rPr>
         <w:t>toLowerCase</w:t>
       </w:r>
-      <w:proofErr w:type="gramEnd"/>
       <w:r>
         <w:rPr>
           <w:rFonts w:ascii="Consolas" w:hAnsi="Consolas"/>
@@ -23560,7 +23336,6 @@
         </w:rPr>
         <w:t xml:space="preserve"> </w:t>
       </w:r>
-      <w:proofErr w:type="gramStart"/>
       <w:r>
         <w:rPr>
           <w:rFonts w:ascii="Consolas" w:hAnsi="Consolas"/>
@@ -23588,7 +23363,6 @@
         </w:rPr>
         <w:t>getUnit</w:t>
       </w:r>
-      <w:proofErr w:type="gramEnd"/>
       <w:r>
         <w:rPr>
           <w:rFonts w:ascii="Consolas" w:hAnsi="Consolas"/>
@@ -24118,11 +23892,7 @@
         <w:t xml:space="preserve"> </w:t>
       </w:r>
       <w:r>
-        <w:t>38</w:t>
-      </w:r>
-      <w:proofErr w:type="gramStart"/>
-      <w:r>
-        <w:t>)</w:t>
+        <w:t>38)</w:t>
       </w:r>
       <w:r>
         <w:t xml:space="preserve"> </w:t>
@@ -24130,7 +23900,6 @@
       <w:r>
         <w:t>:POST</w:t>
       </w:r>
-      <w:proofErr w:type="gramEnd"/>
       <w:r>
         <w:t xml:space="preserve"> </w:t>
       </w:r>
@@ -24556,21 +24325,7 @@
         <w:rPr>
           <w:rFonts w:cs="Arial"/>
         </w:rPr>
-        <w:t xml:space="preserve"> concreto (por </w:t>
-      </w:r>
-      <w:proofErr w:type="gramStart"/>
-      <w:r>
-        <w:rPr>
-          <w:rFonts w:cs="Arial"/>
-        </w:rPr>
-        <w:t>ejemplo</w:t>
-      </w:r>
-      <w:proofErr w:type="gramEnd"/>
-      <w:r>
-        <w:rPr>
-          <w:rFonts w:cs="Arial"/>
-        </w:rPr>
-        <w:t xml:space="preserve"> HeartRateDeviceHandler, TemperatureDeviceHandler, PressureDeviceHandler, o un GenericDeviceHandler por defecto).</w:t>
+        <w:t xml:space="preserve"> concreto (por ejemplo HeartRateDeviceHandler, TemperatureDeviceHandler, PressureDeviceHandler, o un GenericDeviceHandler por defecto).</w:t>
       </w:r>
     </w:p>
     <w:p>
@@ -24969,7 +24724,6 @@
         </w:rPr>
         <w:t xml:space="preserve"> </w:t>
       </w:r>
-      <w:proofErr w:type="gramStart"/>
       <w:r>
         <w:rPr>
           <w:rFonts w:ascii="Consolas" w:hAnsi="Consolas"/>
@@ -24997,7 +24751,6 @@
         </w:rPr>
         <w:t>historiasclinias</w:t>
       </w:r>
-      <w:proofErr w:type="gramEnd"/>
       <w:r>
         <w:rPr>
           <w:rFonts w:ascii="Consolas" w:hAnsi="Consolas"/>
@@ -25161,7 +24914,6 @@
         </w:rPr>
         <w:t xml:space="preserve"> </w:t>
       </w:r>
-      <w:proofErr w:type="gramStart"/>
       <w:r>
         <w:rPr>
           <w:rFonts w:ascii="Consolas" w:hAnsi="Consolas"/>
@@ -25178,17 +24930,7 @@
           <w:sz w:val="21"/>
           <w:szCs w:val="21"/>
         </w:rPr>
-        <w:t>(</w:t>
-      </w:r>
-      <w:proofErr w:type="gramEnd"/>
-      <w:r>
-        <w:rPr>
-          <w:rFonts w:ascii="Consolas" w:hAnsi="Consolas"/>
-          <w:color w:val="CCCCCC"/>
-          <w:sz w:val="21"/>
-          <w:szCs w:val="21"/>
-        </w:rPr>
-        <w:t>);</w:t>
+        <w:t>();</w:t>
       </w:r>
     </w:p>
     <w:p>
@@ -25229,7 +24971,6 @@
         </w:rPr>
         <w:t xml:space="preserve"> </w:t>
       </w:r>
-      <w:proofErr w:type="gramStart"/>
       <w:r>
         <w:rPr>
           <w:rFonts w:ascii="Consolas" w:hAnsi="Consolas"/>
@@ -25246,17 +24987,7 @@
           <w:sz w:val="21"/>
           <w:szCs w:val="21"/>
         </w:rPr>
-        <w:t>(</w:t>
-      </w:r>
-      <w:proofErr w:type="gramEnd"/>
-      <w:r>
-        <w:rPr>
-          <w:rFonts w:ascii="Consolas" w:hAnsi="Consolas"/>
-          <w:color w:val="CCCCCC"/>
-          <w:sz w:val="21"/>
-          <w:szCs w:val="21"/>
-        </w:rPr>
-        <w:t>);</w:t>
+        <w:t>();</w:t>
       </w:r>
     </w:p>
     <w:p>
@@ -25354,7 +25085,6 @@
         </w:rPr>
         <w:t xml:space="preserve"> </w:t>
       </w:r>
-      <w:proofErr w:type="gramStart"/>
       <w:r>
         <w:rPr>
           <w:rFonts w:ascii="Consolas" w:hAnsi="Consolas"/>
@@ -25382,7 +25112,6 @@
         </w:rPr>
         <w:t>historiasclinias</w:t>
       </w:r>
-      <w:proofErr w:type="gramEnd"/>
       <w:r>
         <w:rPr>
           <w:rFonts w:ascii="Consolas" w:hAnsi="Consolas"/>
@@ -25470,7 +25199,6 @@
         </w:rPr>
         <w:t xml:space="preserve"> </w:t>
       </w:r>
-      <w:proofErr w:type="gramStart"/>
       <w:r>
         <w:rPr>
           <w:rFonts w:ascii="Consolas" w:hAnsi="Consolas"/>
@@ -25498,7 +25226,6 @@
         </w:rPr>
         <w:t>springframework</w:t>
       </w:r>
-      <w:proofErr w:type="gramEnd"/>
       <w:r>
         <w:rPr>
           <w:rFonts w:ascii="Consolas" w:hAnsi="Consolas"/>
@@ -26027,7 +25754,6 @@
         </w:rPr>
         <w:t xml:space="preserve"> </w:t>
       </w:r>
-      <w:proofErr w:type="gramStart"/>
       <w:r>
         <w:rPr>
           <w:rFonts w:ascii="Consolas" w:hAnsi="Consolas"/>
@@ -26046,7 +25772,6 @@
         </w:rPr>
         <w:t>(</w:t>
       </w:r>
-      <w:proofErr w:type="gramEnd"/>
       <w:r>
         <w:rPr>
           <w:rFonts w:ascii="Consolas" w:hAnsi="Consolas"/>
@@ -26140,7 +25865,6 @@
         </w:rPr>
         <w:t xml:space="preserve">        </w:t>
       </w:r>
-      <w:proofErr w:type="gramStart"/>
       <w:r>
         <w:rPr>
           <w:rFonts w:ascii="Consolas" w:hAnsi="Consolas"/>
@@ -26168,7 +25892,6 @@
         </w:rPr>
         <w:t>creator</w:t>
       </w:r>
-      <w:proofErr w:type="gramEnd"/>
       <w:r>
         <w:rPr>
           <w:rFonts w:ascii="Consolas" w:hAnsi="Consolas"/>
@@ -26235,7 +25958,6 @@
         </w:rPr>
         <w:t xml:space="preserve">        </w:t>
       </w:r>
-      <w:proofErr w:type="gramStart"/>
       <w:r>
         <w:rPr>
           <w:rFonts w:ascii="Consolas" w:hAnsi="Consolas"/>
@@ -26263,7 +25985,6 @@
         </w:rPr>
         <w:t>notifier</w:t>
       </w:r>
-      <w:proofErr w:type="gramEnd"/>
       <w:r>
         <w:rPr>
           <w:rFonts w:ascii="Consolas" w:hAnsi="Consolas"/>
@@ -26429,7 +26150,6 @@
         </w:rPr>
         <w:t xml:space="preserve"> </w:t>
       </w:r>
-      <w:proofErr w:type="gramStart"/>
       <w:r>
         <w:rPr>
           <w:rFonts w:ascii="Consolas" w:hAnsi="Consolas"/>
@@ -26446,17 +26166,7 @@
           <w:sz w:val="21"/>
           <w:szCs w:val="21"/>
         </w:rPr>
-        <w:t>(</w:t>
-      </w:r>
-      <w:proofErr w:type="gramEnd"/>
-      <w:r>
-        <w:rPr>
-          <w:rFonts w:ascii="Consolas" w:hAnsi="Consolas"/>
-          <w:color w:val="CCCCCC"/>
-          <w:sz w:val="21"/>
-          <w:szCs w:val="21"/>
-        </w:rPr>
-        <w:t>) {</w:t>
+        <w:t>() {</w:t>
       </w:r>
     </w:p>
     <w:p>
@@ -26635,7 +26345,6 @@
         </w:rPr>
         <w:t xml:space="preserve"> </w:t>
       </w:r>
-      <w:proofErr w:type="gramStart"/>
       <w:r>
         <w:rPr>
           <w:rFonts w:ascii="Consolas" w:hAnsi="Consolas"/>
@@ -26652,17 +26361,7 @@
           <w:sz w:val="21"/>
           <w:szCs w:val="21"/>
         </w:rPr>
-        <w:t>(</w:t>
-      </w:r>
-      <w:proofErr w:type="gramEnd"/>
-      <w:r>
-        <w:rPr>
-          <w:rFonts w:ascii="Consolas" w:hAnsi="Consolas"/>
-          <w:color w:val="CCCCCC"/>
-          <w:sz w:val="21"/>
-          <w:szCs w:val="21"/>
-        </w:rPr>
-        <w:t>) {</w:t>
+        <w:t>() {</w:t>
       </w:r>
     </w:p>
     <w:p>
@@ -26836,27 +26535,7 @@
           <w:sz w:val="21"/>
           <w:szCs w:val="21"/>
         </w:rPr>
-        <w:t xml:space="preserve">// </w:t>
-      </w:r>
-      <w:proofErr w:type="gramStart"/>
-      <w:r>
-        <w:rPr>
-          <w:rFonts w:ascii="Consolas" w:hAnsi="Consolas"/>
-          <w:color w:val="4EC9B0"/>
-          <w:sz w:val="21"/>
-          <w:szCs w:val="21"/>
-        </w:rPr>
-        <w:t>com.historiasclinias</w:t>
-      </w:r>
-      <w:proofErr w:type="gramEnd"/>
-      <w:r>
-        <w:rPr>
-          <w:rFonts w:ascii="Consolas" w:hAnsi="Consolas"/>
-          <w:color w:val="4EC9B0"/>
-          <w:sz w:val="21"/>
-          <w:szCs w:val="21"/>
-        </w:rPr>
-        <w:t>.plataforma.factory.ClinicalAlertCreator</w:t>
+        <w:t>// com.historiasclinias.plataforma.factory.ClinicalAlertCreator</w:t>
       </w:r>
     </w:p>
     <w:p>
@@ -26941,27 +26620,7 @@
           <w:sz w:val="21"/>
           <w:szCs w:val="21"/>
         </w:rPr>
-        <w:t xml:space="preserve">    public </w:t>
-      </w:r>
-      <w:proofErr w:type="gramStart"/>
-      <w:r>
-        <w:rPr>
-          <w:rFonts w:ascii="Consolas" w:hAnsi="Consolas"/>
-          <w:color w:val="4EC9B0"/>
-          <w:sz w:val="21"/>
-          <w:szCs w:val="21"/>
-        </w:rPr>
-        <w:t>ClinicalAlertCreator(</w:t>
-      </w:r>
-      <w:proofErr w:type="gramEnd"/>
-      <w:r>
-        <w:rPr>
-          <w:rFonts w:ascii="Consolas" w:hAnsi="Consolas"/>
-          <w:color w:val="4EC9B0"/>
-          <w:sz w:val="21"/>
-          <w:szCs w:val="21"/>
-        </w:rPr>
-        <w:t>InteractionRepository interactionRepository) { this.interactionRepository = interactionRepository; }</w:t>
+        <w:t xml:space="preserve">    public ClinicalAlertCreator(InteractionRepository interactionRepository) { this.interactionRepository = interactionRepository; }</w:t>
       </w:r>
     </w:p>
     <w:p>
@@ -26982,27 +26641,7 @@
           <w:sz w:val="21"/>
           <w:szCs w:val="21"/>
         </w:rPr>
-        <w:t xml:space="preserve">    public Optional&lt;Interaction&gt; </w:t>
-      </w:r>
-      <w:proofErr w:type="gramStart"/>
-      <w:r>
-        <w:rPr>
-          <w:rFonts w:ascii="Consolas" w:hAnsi="Consolas"/>
-          <w:color w:val="4EC9B0"/>
-          <w:sz w:val="21"/>
-          <w:szCs w:val="21"/>
-        </w:rPr>
-        <w:t>createAndPersist(</w:t>
-      </w:r>
-      <w:proofErr w:type="gramEnd"/>
-      <w:r>
-        <w:rPr>
-          <w:rFonts w:ascii="Consolas" w:hAnsi="Consolas"/>
-          <w:color w:val="4EC9B0"/>
-          <w:sz w:val="21"/>
-          <w:szCs w:val="21"/>
-        </w:rPr>
-        <w:t>Prescription p) {</w:t>
+        <w:t xml:space="preserve">    public Optional&lt;Interaction&gt; createAndPersist(Prescription p) {</w:t>
       </w:r>
     </w:p>
     <w:p>
@@ -27044,27 +26683,7 @@
           <w:sz w:val="21"/>
           <w:szCs w:val="21"/>
         </w:rPr>
-        <w:t xml:space="preserve">        if (</w:t>
-      </w:r>
-      <w:proofErr w:type="gramStart"/>
-      <w:r>
-        <w:rPr>
-          <w:rFonts w:ascii="Consolas" w:hAnsi="Consolas"/>
-          <w:color w:val="4EC9B0"/>
-          <w:sz w:val="21"/>
-          <w:szCs w:val="21"/>
-        </w:rPr>
-        <w:t>p.getMedicationName</w:t>
-      </w:r>
-      <w:proofErr w:type="gramEnd"/>
-      <w:r>
-        <w:rPr>
-          <w:rFonts w:ascii="Consolas" w:hAnsi="Consolas"/>
-          <w:color w:val="4EC9B0"/>
-          <w:sz w:val="21"/>
-          <w:szCs w:val="21"/>
-        </w:rPr>
-        <w:t>()!=null &amp;&amp; p.getMedicationName().toLowerCase().contains("aspirin")) {</w:t>
+        <w:t xml:space="preserve">        if (p.getMedicationName()!=null &amp;&amp; p.getMedicationName().toLowerCase().contains("aspirin")) {</w:t>
       </w:r>
     </w:p>
     <w:p>
@@ -27085,27 +26704,7 @@
           <w:sz w:val="21"/>
           <w:szCs w:val="21"/>
         </w:rPr>
-        <w:t xml:space="preserve">            Interaction it = new </w:t>
-      </w:r>
-      <w:proofErr w:type="gramStart"/>
-      <w:r>
-        <w:rPr>
-          <w:rFonts w:ascii="Consolas" w:hAnsi="Consolas"/>
-          <w:color w:val="4EC9B0"/>
-          <w:sz w:val="21"/>
-          <w:szCs w:val="21"/>
-        </w:rPr>
-        <w:t>Interaction(</w:t>
-      </w:r>
-      <w:proofErr w:type="gramEnd"/>
-      <w:r>
-        <w:rPr>
-          <w:rFonts w:ascii="Consolas" w:hAnsi="Consolas"/>
-          <w:color w:val="4EC9B0"/>
-          <w:sz w:val="21"/>
-          <w:szCs w:val="21"/>
-        </w:rPr>
-        <w:t>);</w:t>
+        <w:t xml:space="preserve">            Interaction it = new Interaction();</w:t>
       </w:r>
     </w:p>
     <w:p>
@@ -27126,27 +26725,7 @@
           <w:sz w:val="21"/>
           <w:szCs w:val="21"/>
         </w:rPr>
-        <w:t xml:space="preserve">            </w:t>
-      </w:r>
-      <w:proofErr w:type="gramStart"/>
-      <w:r>
-        <w:rPr>
-          <w:rFonts w:ascii="Consolas" w:hAnsi="Consolas"/>
-          <w:color w:val="4EC9B0"/>
-          <w:sz w:val="21"/>
-          <w:szCs w:val="21"/>
-        </w:rPr>
-        <w:t>it.setPrescription</w:t>
-      </w:r>
-      <w:proofErr w:type="gramEnd"/>
-      <w:r>
-        <w:rPr>
-          <w:rFonts w:ascii="Consolas" w:hAnsi="Consolas"/>
-          <w:color w:val="4EC9B0"/>
-          <w:sz w:val="21"/>
-          <w:szCs w:val="21"/>
-        </w:rPr>
-        <w:t>(p);</w:t>
+        <w:t xml:space="preserve">            it.setPrescription(p);</w:t>
       </w:r>
     </w:p>
     <w:p>
@@ -27167,27 +26746,7 @@
           <w:sz w:val="21"/>
           <w:szCs w:val="21"/>
         </w:rPr>
-        <w:t xml:space="preserve">            </w:t>
-      </w:r>
-      <w:proofErr w:type="gramStart"/>
-      <w:r>
-        <w:rPr>
-          <w:rFonts w:ascii="Consolas" w:hAnsi="Consolas"/>
-          <w:color w:val="4EC9B0"/>
-          <w:sz w:val="21"/>
-          <w:szCs w:val="21"/>
-        </w:rPr>
-        <w:t>it.setDescription</w:t>
-      </w:r>
-      <w:proofErr w:type="gramEnd"/>
-      <w:r>
-        <w:rPr>
-          <w:rFonts w:ascii="Consolas" w:hAnsi="Consolas"/>
-          <w:color w:val="4EC9B0"/>
-          <w:sz w:val="21"/>
-          <w:szCs w:val="21"/>
-        </w:rPr>
-        <w:t>("Posible interacción con aspirina (factory clínico).");</w:t>
+        <w:t xml:space="preserve">            it.setDescription("Posible interacción con aspirina (factory clínico).");</w:t>
       </w:r>
     </w:p>
     <w:p>
@@ -27570,7 +27129,6 @@
         </w:rPr>
         <w:t xml:space="preserve"> </w:t>
       </w:r>
-      <w:proofErr w:type="gramStart"/>
       <w:r>
         <w:rPr>
           <w:rFonts w:ascii="Consolas" w:hAnsi="Consolas"/>
@@ -27589,7 +27147,6 @@
         </w:rPr>
         <w:t>(</w:t>
       </w:r>
-      <w:proofErr w:type="gramEnd"/>
       <w:r>
         <w:rPr>
           <w:rFonts w:ascii="Consolas" w:hAnsi="Consolas"/>
@@ -27665,7 +27222,6 @@
         </w:rPr>
         <w:t xml:space="preserve"> (</w:t>
       </w:r>
-      <w:proofErr w:type="gramStart"/>
       <w:r>
         <w:rPr>
           <w:rFonts w:ascii="Consolas" w:hAnsi="Consolas"/>
@@ -27691,17 +27247,7 @@
           <w:sz w:val="21"/>
           <w:szCs w:val="21"/>
         </w:rPr>
-        <w:t>!</w:t>
-      </w:r>
-      <w:proofErr w:type="gramEnd"/>
-      <w:r>
-        <w:rPr>
-          <w:rFonts w:ascii="Consolas" w:hAnsi="Consolas"/>
-          <w:color w:val="D4D4D4"/>
-          <w:sz w:val="21"/>
-          <w:szCs w:val="21"/>
-        </w:rPr>
-        <w:t>=</w:t>
+        <w:t>!=</w:t>
       </w:r>
       <w:r>
         <w:rPr>
@@ -27841,7 +27387,6 @@
         </w:rPr>
         <w:t xml:space="preserve"> </w:t>
       </w:r>
-      <w:proofErr w:type="gramStart"/>
       <w:r>
         <w:rPr>
           <w:rFonts w:ascii="Consolas" w:hAnsi="Consolas"/>
@@ -27869,7 +27414,6 @@
         </w:rPr>
         <w:t>getDescription</w:t>
       </w:r>
-      <w:proofErr w:type="gramEnd"/>
       <w:r>
         <w:rPr>
           <w:rFonts w:ascii="Consolas" w:hAnsi="Consolas"/>
@@ -28178,7 +27722,6 @@
         </w:rPr>
         <w:t xml:space="preserve">&gt; </w:t>
       </w:r>
-      <w:proofErr w:type="gramStart"/>
       <w:r>
         <w:rPr>
           <w:rFonts w:ascii="Consolas" w:hAnsi="Consolas"/>
@@ -28197,7 +27740,6 @@
         </w:rPr>
         <w:t>(</w:t>
       </w:r>
-      <w:proofErr w:type="gramEnd"/>
       <w:r>
         <w:rPr>
           <w:rFonts w:ascii="Consolas" w:hAnsi="Consolas"/>
@@ -28560,17 +28102,7 @@
           <w:sz w:val="21"/>
           <w:szCs w:val="21"/>
         </w:rPr>
-        <w:t xml:space="preserve"> </w:t>
-      </w:r>
-      <w:proofErr w:type="gramStart"/>
-      <w:r>
-        <w:rPr>
-          <w:rFonts w:ascii="Consolas" w:hAnsi="Consolas"/>
-          <w:color w:val="CCCCCC"/>
-          <w:sz w:val="21"/>
-          <w:szCs w:val="21"/>
-        </w:rPr>
-        <w:t>(</w:t>
+        <w:t xml:space="preserve"> (</w:t>
       </w:r>
       <w:r>
         <w:rPr>
@@ -28590,7 +28122,6 @@
         </w:rPr>
         <w:t>factories</w:t>
       </w:r>
-      <w:proofErr w:type="gramEnd"/>
       <w:r>
         <w:rPr>
           <w:rFonts w:ascii="Consolas" w:hAnsi="Consolas"/>
@@ -28675,7 +28206,6 @@
         </w:rPr>
         <w:t xml:space="preserve"> </w:t>
       </w:r>
-      <w:proofErr w:type="gramStart"/>
       <w:r>
         <w:rPr>
           <w:rFonts w:ascii="Consolas" w:hAnsi="Consolas"/>
@@ -28703,7 +28233,6 @@
         </w:rPr>
         <w:t>values</w:t>
       </w:r>
-      <w:proofErr w:type="gramEnd"/>
       <w:r>
         <w:rPr>
           <w:rFonts w:ascii="Consolas" w:hAnsi="Consolas"/>
@@ -29010,7 +28539,6 @@
         </w:rPr>
         <w:t xml:space="preserve"> </w:t>
       </w:r>
-      <w:proofErr w:type="gramStart"/>
       <w:r>
         <w:rPr>
           <w:rFonts w:ascii="Consolas" w:hAnsi="Consolas"/>
@@ -29038,7 +28566,6 @@
         </w:rPr>
         <w:t>getAlertCreator</w:t>
       </w:r>
-      <w:proofErr w:type="gramEnd"/>
       <w:r>
         <w:rPr>
           <w:rFonts w:ascii="Consolas" w:hAnsi="Consolas"/>
@@ -29105,7 +28632,6 @@
         </w:rPr>
         <w:t xml:space="preserve">        </w:t>
       </w:r>
-      <w:proofErr w:type="gramStart"/>
       <w:r>
         <w:rPr>
           <w:rFonts w:ascii="Consolas" w:hAnsi="Consolas"/>
@@ -29133,7 +28659,6 @@
         </w:rPr>
         <w:t>ifPresent</w:t>
       </w:r>
-      <w:proofErr w:type="gramEnd"/>
       <w:r>
         <w:rPr>
           <w:rFonts w:ascii="Consolas" w:hAnsi="Consolas"/>
@@ -30457,7 +29982,6 @@
         </w:rPr>
         <w:t xml:space="preserve"> </w:t>
       </w:r>
-      <w:proofErr w:type="gramStart"/>
       <w:r>
         <w:rPr>
           <w:rFonts w:ascii="Consolas" w:hAnsi="Consolas"/>
@@ -30476,7 +30000,6 @@
         </w:rPr>
         <w:t>(</w:t>
       </w:r>
-      <w:proofErr w:type="gramEnd"/>
       <w:r>
         <w:rPr>
           <w:rFonts w:ascii="Consolas" w:hAnsi="Consolas"/>
@@ -30601,7 +30124,6 @@
         </w:rPr>
         <w:t xml:space="preserve">        </w:t>
       </w:r>
-      <w:proofErr w:type="gramStart"/>
       <w:r>
         <w:rPr>
           <w:rFonts w:ascii="Consolas" w:hAnsi="Consolas"/>
@@ -30629,7 +30151,6 @@
         </w:rPr>
         <w:t>patientRepository</w:t>
       </w:r>
-      <w:proofErr w:type="gramEnd"/>
       <w:r>
         <w:rPr>
           <w:rFonts w:ascii="Consolas" w:hAnsi="Consolas"/>
@@ -30702,7 +30223,6 @@
         <w:lastRenderedPageBreak/>
         <w:t xml:space="preserve">        </w:t>
       </w:r>
-      <w:proofErr w:type="gramStart"/>
       <w:r>
         <w:rPr>
           <w:rFonts w:ascii="Consolas" w:hAnsi="Consolas"/>
@@ -30730,7 +30250,6 @@
         </w:rPr>
         <w:t>prescriptionRepository</w:t>
       </w:r>
-      <w:proofErr w:type="gramEnd"/>
       <w:r>
         <w:rPr>
           <w:rFonts w:ascii="Consolas" w:hAnsi="Consolas"/>
@@ -30943,7 +30462,6 @@
         </w:rPr>
         <w:t xml:space="preserve"> </w:t>
       </w:r>
-      <w:proofErr w:type="gramStart"/>
       <w:r>
         <w:rPr>
           <w:rFonts w:ascii="Consolas" w:hAnsi="Consolas"/>
@@ -30960,17 +30478,7 @@
           <w:sz w:val="21"/>
           <w:szCs w:val="21"/>
         </w:rPr>
-        <w:t>(</w:t>
-      </w:r>
-      <w:proofErr w:type="gramEnd"/>
-      <w:r>
-        <w:rPr>
-          <w:rFonts w:ascii="Consolas" w:hAnsi="Consolas"/>
-          <w:color w:val="CCCCCC"/>
-          <w:sz w:val="21"/>
-          <w:szCs w:val="21"/>
-        </w:rPr>
-        <w:t>@</w:t>
+        <w:t>(@</w:t>
       </w:r>
       <w:r>
         <w:rPr>
@@ -31168,7 +30676,6 @@
         </w:rPr>
         <w:t>patientId</w:t>
       </w:r>
-      <w:proofErr w:type="gramStart"/>
       <w:r>
         <w:rPr>
           <w:rFonts w:ascii="Consolas" w:hAnsi="Consolas"/>
@@ -31187,7 +30694,6 @@
         </w:rPr>
         <w:t>orElseThrow</w:t>
       </w:r>
-      <w:proofErr w:type="gramEnd"/>
       <w:r>
         <w:rPr>
           <w:rFonts w:ascii="Consolas" w:hAnsi="Consolas"/>
@@ -31312,7 +30818,6 @@
         </w:rPr>
         <w:t xml:space="preserve"> </w:t>
       </w:r>
-      <w:proofErr w:type="gramStart"/>
       <w:r>
         <w:rPr>
           <w:rFonts w:ascii="Consolas" w:hAnsi="Consolas"/>
@@ -31329,17 +30834,7 @@
           <w:sz w:val="21"/>
           <w:szCs w:val="21"/>
         </w:rPr>
-        <w:t>(</w:t>
-      </w:r>
-      <w:proofErr w:type="gramEnd"/>
-      <w:r>
-        <w:rPr>
-          <w:rFonts w:ascii="Consolas" w:hAnsi="Consolas"/>
-          <w:color w:val="CCCCCC"/>
-          <w:sz w:val="21"/>
-          <w:szCs w:val="21"/>
-        </w:rPr>
-        <w:t>)</w:t>
+        <w:t>()</w:t>
       </w:r>
     </w:p>
     <w:p>
@@ -31365,17 +30860,7 @@
           <w:sz w:val="21"/>
           <w:szCs w:val="21"/>
         </w:rPr>
-        <w:t xml:space="preserve">                </w:t>
-      </w:r>
-      <w:proofErr w:type="gramStart"/>
-      <w:r>
-        <w:rPr>
-          <w:rFonts w:ascii="Consolas" w:hAnsi="Consolas"/>
-          <w:color w:val="CCCCCC"/>
-          <w:sz w:val="21"/>
-          <w:szCs w:val="21"/>
-        </w:rPr>
-        <w:t>.</w:t>
+        <w:t>                .</w:t>
       </w:r>
       <w:r>
         <w:rPr>
@@ -31386,7 +30871,6 @@
         </w:rPr>
         <w:t>withPatient</w:t>
       </w:r>
-      <w:proofErr w:type="gramEnd"/>
       <w:r>
         <w:rPr>
           <w:rFonts w:ascii="Consolas" w:hAnsi="Consolas"/>
@@ -31438,17 +30922,7 @@
           <w:sz w:val="21"/>
           <w:szCs w:val="21"/>
         </w:rPr>
-        <w:t xml:space="preserve">                </w:t>
-      </w:r>
-      <w:proofErr w:type="gramStart"/>
-      <w:r>
-        <w:rPr>
-          <w:rFonts w:ascii="Consolas" w:hAnsi="Consolas"/>
-          <w:color w:val="CCCCCC"/>
-          <w:sz w:val="21"/>
-          <w:szCs w:val="21"/>
-        </w:rPr>
-        <w:t>.</w:t>
+        <w:t>                .</w:t>
       </w:r>
       <w:r>
         <w:rPr>
@@ -31459,7 +30933,6 @@
         </w:rPr>
         <w:t>withMedicationName</w:t>
       </w:r>
-      <w:proofErr w:type="gramEnd"/>
       <w:r>
         <w:rPr>
           <w:rFonts w:ascii="Consolas" w:hAnsi="Consolas"/>
@@ -31511,17 +30984,7 @@
           <w:sz w:val="21"/>
           <w:szCs w:val="21"/>
         </w:rPr>
-        <w:t xml:space="preserve">                </w:t>
-      </w:r>
-      <w:proofErr w:type="gramStart"/>
-      <w:r>
-        <w:rPr>
-          <w:rFonts w:ascii="Consolas" w:hAnsi="Consolas"/>
-          <w:color w:val="CCCCCC"/>
-          <w:sz w:val="21"/>
-          <w:szCs w:val="21"/>
-        </w:rPr>
-        <w:t>.</w:t>
+        <w:t>                .</w:t>
       </w:r>
       <w:r>
         <w:rPr>
@@ -31532,7 +30995,6 @@
         </w:rPr>
         <w:t>withDose</w:t>
       </w:r>
-      <w:proofErr w:type="gramEnd"/>
       <w:r>
         <w:rPr>
           <w:rFonts w:ascii="Consolas" w:hAnsi="Consolas"/>
@@ -31584,17 +31046,7 @@
           <w:sz w:val="21"/>
           <w:szCs w:val="21"/>
         </w:rPr>
-        <w:t xml:space="preserve">                </w:t>
-      </w:r>
-      <w:proofErr w:type="gramStart"/>
-      <w:r>
-        <w:rPr>
-          <w:rFonts w:ascii="Consolas" w:hAnsi="Consolas"/>
-          <w:color w:val="CCCCCC"/>
-          <w:sz w:val="21"/>
-          <w:szCs w:val="21"/>
-        </w:rPr>
-        <w:t>.</w:t>
+        <w:t>                .</w:t>
       </w:r>
       <w:r>
         <w:rPr>
@@ -31605,7 +31057,6 @@
         </w:rPr>
         <w:t>withFrequency</w:t>
       </w:r>
-      <w:proofErr w:type="gramEnd"/>
       <w:r>
         <w:rPr>
           <w:rFonts w:ascii="Consolas" w:hAnsi="Consolas"/>
@@ -31657,17 +31108,7 @@
           <w:sz w:val="21"/>
           <w:szCs w:val="21"/>
         </w:rPr>
-        <w:t xml:space="preserve">                </w:t>
-      </w:r>
-      <w:proofErr w:type="gramStart"/>
-      <w:r>
-        <w:rPr>
-          <w:rFonts w:ascii="Consolas" w:hAnsi="Consolas"/>
-          <w:color w:val="CCCCCC"/>
-          <w:sz w:val="21"/>
-          <w:szCs w:val="21"/>
-        </w:rPr>
-        <w:t>.</w:t>
+        <w:t>                .</w:t>
       </w:r>
       <w:r>
         <w:rPr>
@@ -31678,7 +31119,6 @@
         </w:rPr>
         <w:t>withStartDate</w:t>
       </w:r>
-      <w:proofErr w:type="gramEnd"/>
       <w:r>
         <w:rPr>
           <w:rFonts w:ascii="Consolas" w:hAnsi="Consolas"/>
@@ -31748,17 +31188,7 @@
           <w:sz w:val="21"/>
           <w:szCs w:val="21"/>
         </w:rPr>
-        <w:t xml:space="preserve">                </w:t>
-      </w:r>
-      <w:proofErr w:type="gramStart"/>
-      <w:r>
-        <w:rPr>
-          <w:rFonts w:ascii="Consolas" w:hAnsi="Consolas"/>
-          <w:color w:val="CCCCCC"/>
-          <w:sz w:val="21"/>
-          <w:szCs w:val="21"/>
-        </w:rPr>
-        <w:t>.</w:t>
+        <w:t>                .</w:t>
       </w:r>
       <w:r>
         <w:rPr>
@@ -31769,7 +31199,6 @@
         </w:rPr>
         <w:t>build</w:t>
       </w:r>
-      <w:proofErr w:type="gramEnd"/>
       <w:r>
         <w:rPr>
           <w:rFonts w:ascii="Consolas" w:hAnsi="Consolas"/>
@@ -31989,21 +31418,12 @@
       <w:r>
         <w:t xml:space="preserve">En lugar de usar muchos </w:t>
       </w:r>
-      <w:proofErr w:type="gramStart"/>
       <w:r>
         <w:rPr>
           <w:b/>
           <w:bCs/>
         </w:rPr>
-        <w:t>set(</w:t>
-      </w:r>
-      <w:proofErr w:type="gramEnd"/>
-      <w:r>
-        <w:rPr>
-          <w:b/>
-          <w:bCs/>
-        </w:rPr>
-        <w:t>)</w:t>
+        <w:t>set()</w:t>
       </w:r>
       <w:r>
         <w:t xml:space="preserve"> que hacen el código difícil de leer, uso </w:t>
@@ -32227,21 +31647,7 @@
         <w:rPr>
           <w:rFonts w:cs="Arial"/>
         </w:rPr>
-        <w:t xml:space="preserve">, busca al paciente en la base de datos y luego agrega los demás datos de la receta como el nombre del medicamento, la dosis, la frecuencia y la fecha de inicio. Finalmente, con el método </w:t>
-      </w:r>
-      <w:proofErr w:type="gramStart"/>
-      <w:r>
-        <w:rPr>
-          <w:rFonts w:cs="Arial"/>
-        </w:rPr>
-        <w:t>build(</w:t>
-      </w:r>
-      <w:proofErr w:type="gramEnd"/>
-      <w:r>
-        <w:rPr>
-          <w:rFonts w:cs="Arial"/>
-        </w:rPr>
-        <w:t xml:space="preserve">) se crea el objeto Prescription completo. Después de construirse, el servicio guarda la prescripción en la base de datos usando el </w:t>
+        <w:t xml:space="preserve">, busca al paciente en la base de datos y luego agrega los demás datos de la receta como el nombre del medicamento, la dosis, la frecuencia y la fecha de inicio. Finalmente, con el método build() se crea el objeto Prescription completo. Después de construirse, el servicio guarda la prescripción en la base de datos usando el </w:t>
       </w:r>
       <w:r>
         <w:rPr>
@@ -32504,21 +31910,7 @@
         <w:rPr>
           <w:rFonts w:cs="Arial"/>
         </w:rPr>
-        <w:t xml:space="preserve">uestra el fragmento new </w:t>
-      </w:r>
-      <w:proofErr w:type="gramStart"/>
-      <w:r>
-        <w:rPr>
-          <w:rFonts w:cs="Arial"/>
-        </w:rPr>
-        <w:t>PrescriptionBuilder(</w:t>
-      </w:r>
-      <w:proofErr w:type="gramEnd"/>
-      <w:r>
-        <w:rPr>
-          <w:rFonts w:cs="Arial"/>
-        </w:rPr>
-        <w:t>).withXxx(...).build() y explica en una frase que el builder simplifica la creación de objetos complejos.</w:t>
+        <w:t>uestra el fragmento new PrescriptionBuilder().withXxx(...).build() y explica en una frase que el builder simplifica la creación de objetos complejos.</w:t>
       </w:r>
     </w:p>
     <w:p>
@@ -33211,15 +32603,7 @@
         <w:t>Prototype</w:t>
       </w:r>
       <w:r>
-        <w:t xml:space="preserve"> porque tiene el método </w:t>
-      </w:r>
-      <w:proofErr w:type="gramStart"/>
-      <w:r>
-        <w:t>copy(</w:t>
-      </w:r>
-      <w:proofErr w:type="gramEnd"/>
-      <w:r>
-        <w:t xml:space="preserve">), que permite crear una copia de una prescripción existente. Luego, </w:t>
+        <w:t xml:space="preserve"> porque tiene el método copy(), que permite crear una copia de una prescripción existente. Luego, </w:t>
       </w:r>
       <w:r>
         <w:rPr>
@@ -33791,15 +33175,7 @@
         <w:t>ObservationAdapter</w:t>
       </w:r>
       <w:r>
-        <w:t xml:space="preserve"> es la interfaz que obliga a que todos los adaptadores tengan el método </w:t>
-      </w:r>
-      <w:proofErr w:type="gramStart"/>
-      <w:r>
-        <w:t>adapt(</w:t>
-      </w:r>
-      <w:proofErr w:type="gramEnd"/>
-      <w:r>
-        <w:t>), para que todos conviertan datos de la misma manera.</w:t>
+        <w:t xml:space="preserve"> es la interfaz que obliga a que todos los adaptadores tengan el método adapt(), para que todos conviertan datos de la misma manera.</w:t>
       </w:r>
     </w:p>
     <w:p>
@@ -41049,9 +40425,15 @@
           <w:numId w:val="10"/>
         </w:numPr>
         <w:spacing w:line="480" w:lineRule="auto"/>
+        <w:rPr>
+          <w:highlight w:val="cyan"/>
+        </w:rPr>
       </w:pPr>
       <w:bookmarkStart w:id="77" w:name="_Toc228202071"/>
       <w:r>
+        <w:rPr>
+          <w:highlight w:val="cyan"/>
+        </w:rPr>
         <w:t>Frontend Builder</w:t>
       </w:r>
       <w:bookmarkEnd w:id="77"/>
@@ -41138,9 +40520,15 @@
           <w:numId w:val="10"/>
         </w:numPr>
         <w:spacing w:line="480" w:lineRule="auto"/>
+        <w:rPr>
+          <w:highlight w:val="cyan"/>
+        </w:rPr>
       </w:pPr>
       <w:bookmarkStart w:id="78" w:name="_Toc228202072"/>
       <w:r>
+        <w:rPr>
+          <w:highlight w:val="cyan"/>
+        </w:rPr>
         <w:t>Frontend Prototype</w:t>
       </w:r>
       <w:bookmarkEnd w:id="78"/>
@@ -41152,15 +40540,7 @@
         <w:jc w:val="both"/>
       </w:pPr>
       <w:r>
-        <w:t xml:space="preserve">En esta pantalla tomo el ID de una prescripción ya existente y el backend la copia para crear una </w:t>
-      </w:r>
-      <w:proofErr w:type="gramStart"/>
-      <w:r>
-        <w:t>nueva igual</w:t>
-      </w:r>
-      <w:proofErr w:type="gramEnd"/>
-      <w:r>
-        <w:t xml:space="preserve"> o muy parecida. Así no tengo que volver a llenar todos los datos desde cero.</w:t>
+        <w:t>En esta pantalla tomo el ID de una prescripción ya existente y el backend la copia para crear una nueva igual o muy parecida. Así no tengo que volver a llenar todos los datos desde cero.</w:t>
       </w:r>
     </w:p>
     <w:p>
@@ -41219,12 +40599,21 @@
           <w:numId w:val="10"/>
         </w:numPr>
         <w:spacing w:line="480" w:lineRule="auto"/>
+        <w:rPr>
+          <w:highlight w:val="cyan"/>
+        </w:rPr>
       </w:pPr>
       <w:bookmarkStart w:id="79" w:name="_Toc228202073"/>
       <w:r>
+        <w:rPr>
+          <w:highlight w:val="cyan"/>
+        </w:rPr>
         <w:t xml:space="preserve">Frontend </w:t>
       </w:r>
       <w:r>
+        <w:rPr>
+          <w:highlight w:val="cyan"/>
+        </w:rPr>
         <w:t>Adapter</w:t>
       </w:r>
       <w:bookmarkEnd w:id="79"/>
@@ -41647,9 +41036,15 @@
           <w:numId w:val="10"/>
         </w:numPr>
         <w:spacing w:line="480" w:lineRule="auto"/>
+        <w:rPr>
+          <w:highlight w:val="cyan"/>
+        </w:rPr>
       </w:pPr>
       <w:bookmarkStart w:id="83" w:name="_Toc228202077"/>
       <w:r>
+        <w:rPr>
+          <w:highlight w:val="cyan"/>
+        </w:rPr>
         <w:t>Frontend Facade</w:t>
       </w:r>
       <w:bookmarkEnd w:id="83"/>
@@ -41792,9 +41187,15 @@
           <w:numId w:val="10"/>
         </w:numPr>
         <w:spacing w:line="480" w:lineRule="auto"/>
+        <w:rPr>
+          <w:highlight w:val="cyan"/>
+        </w:rPr>
       </w:pPr>
       <w:bookmarkStart w:id="85" w:name="_Toc228202079"/>
       <w:r>
+        <w:rPr>
+          <w:highlight w:val="cyan"/>
+        </w:rPr>
         <w:t>Frontend Proxy</w:t>
       </w:r>
       <w:bookmarkEnd w:id="85"/>
